--- a/notebooks/cgg3 cleanup/Manual Cleanup Guide/Manual CGG3 Cleanup guide.docx
+++ b/notebooks/cgg3 cleanup/Manual Cleanup Guide/Manual CGG3 Cleanup guide.docx
@@ -19,53 +19,2365 @@
         <w:rPr>
           <w:lang w:val="en-US"/>
         </w:rPr>
-        <w:t xml:space="preserve"> workflow ideas</w:t>
+        <w:t xml:space="preserve"> </w:t>
+      </w:r>
+      <w:r>
+        <w:rPr>
+          <w:lang w:val="en-US"/>
+        </w:rPr>
+        <w:t xml:space="preserve">and </w:t>
+      </w:r>
+      <w:r>
+        <w:rPr>
+          <w:lang w:val="en-US"/>
+        </w:rPr>
+        <w:t>workflow ideas</w:t>
       </w:r>
     </w:p>
     <w:p>
       <w:pPr>
-        <w:pStyle w:val="Heading2"/>
-        <w:rPr>
-          <w:lang w:val="en-US"/>
-        </w:rPr>
-      </w:pPr>
-      <w:r>
-        <w:rPr>
-          <w:lang w:val="en-US"/>
-        </w:rPr>
-        <w:t>In general</w:t>
+        <w:rPr>
+          <w:lang w:val="en-US"/>
+        </w:rPr>
+      </w:pPr>
+      <w:r>
+        <w:rPr>
+          <w:lang w:val="en-US"/>
+        </w:rPr>
+        <w:t xml:space="preserve">This guide is meant to </w:t>
+      </w:r>
+      <w:r>
+        <w:rPr>
+          <w:lang w:val="en-US"/>
+        </w:rPr>
+        <w:t>help the manual cleanup process of the CGG3 spreadsheet. Th</w:t>
+      </w:r>
+      <w:r>
+        <w:rPr>
+          <w:lang w:val="en-US"/>
+        </w:rPr>
+        <w:t>e</w:t>
+      </w:r>
+      <w:r>
+        <w:rPr>
+          <w:lang w:val="en-US"/>
+        </w:rPr>
+        <w:t xml:space="preserve"> goal of the cleanup is to improve</w:t>
+      </w:r>
+      <w:r>
+        <w:rPr>
+          <w:lang w:val="en-US"/>
+        </w:rPr>
+        <w:t xml:space="preserve"> the data quality of the CGG3 spreadsheet. By improving the data </w:t>
+      </w:r>
+      <w:r>
+        <w:rPr>
+          <w:lang w:val="en-US"/>
+        </w:rPr>
+        <w:t>quality,</w:t>
+      </w:r>
+      <w:r>
+        <w:rPr>
+          <w:lang w:val="en-US"/>
+        </w:rPr>
+        <w:t xml:space="preserve"> we mean: </w:t>
       </w:r>
     </w:p>
     <w:p>
       <w:pPr>
-        <w:pStyle w:val="ListBullet"/>
-        <w:rPr>
-          <w:lang w:val="en-US"/>
-        </w:rPr>
-      </w:pPr>
-      <w:r>
-        <w:rPr>
-          <w:lang w:val="en-US"/>
-        </w:rPr>
-        <w:t xml:space="preserve">Look for missing values in other columns especially the </w:t>
-      </w:r>
-      <w:proofErr w:type="spellStart"/>
-      <w:r>
-        <w:rPr>
-          <w:lang w:val="en-US"/>
-        </w:rPr>
-        <w:t>from_unnamed_cols</w:t>
-      </w:r>
-      <w:proofErr w:type="spellEnd"/>
-      <w:r>
-        <w:rPr>
-          <w:lang w:val="en-US"/>
-        </w:rPr>
-        <w:t xml:space="preserve"> helper column.</w:t>
+        <w:pStyle w:val="ListNumber"/>
+        <w:rPr>
+          <w:lang w:val="en-US"/>
+        </w:rPr>
+      </w:pPr>
+      <w:r>
+        <w:rPr>
+          <w:lang w:val="en-US"/>
+        </w:rPr>
+        <w:t xml:space="preserve">Standardizing formats. </w:t>
       </w:r>
     </w:p>
     <w:p>
       <w:pPr>
+        <w:pStyle w:val="ListNumber"/>
+        <w:rPr>
+          <w:lang w:val="en-US"/>
+        </w:rPr>
+      </w:pPr>
+      <w:r>
+        <w:rPr>
+          <w:lang w:val="en-US"/>
+        </w:rPr>
+        <w:t>Ensuring</w:t>
+      </w:r>
+      <w:r>
+        <w:rPr>
+          <w:lang w:val="en-US"/>
+        </w:rPr>
+        <w:t xml:space="preserve"> </w:t>
+      </w:r>
+      <w:r>
+        <w:rPr>
+          <w:lang w:val="en-US"/>
+        </w:rPr>
+        <w:t>data correctness</w:t>
+      </w:r>
+      <w:r>
+        <w:rPr>
+          <w:lang w:val="en-US"/>
+        </w:rPr>
+        <w:t xml:space="preserve">. </w:t>
+      </w:r>
+    </w:p>
+    <w:p>
+      <w:pPr>
+        <w:pStyle w:val="ListNumber"/>
+        <w:rPr>
+          <w:lang w:val="en-US"/>
+        </w:rPr>
+      </w:pPr>
+      <w:r>
+        <w:rPr>
+          <w:lang w:val="en-US"/>
+        </w:rPr>
+        <w:t xml:space="preserve">Minimizing </w:t>
+      </w:r>
+      <w:r>
+        <w:rPr>
+          <w:lang w:val="en-US"/>
+        </w:rPr>
+        <w:t>the number</w:t>
+      </w:r>
+      <w:r>
+        <w:rPr>
+          <w:lang w:val="en-US"/>
+        </w:rPr>
+        <w:t xml:space="preserve"> of missing values.</w:t>
+      </w:r>
+    </w:p>
+    <w:p>
+      <w:pPr>
+        <w:pStyle w:val="ListNumber"/>
+        <w:numPr>
+          <w:ilvl w:val="0"/>
+          <w:numId w:val="0"/>
+        </w:numPr>
+        <w:ind w:left="360" w:hanging="360"/>
+        <w:rPr>
+          <w:lang w:val="en-US"/>
+        </w:rPr>
+      </w:pPr>
+    </w:p>
+    <w:bookmarkStart w:name="_Toc202537116" w:displacedByCustomXml="next" w:id="0"/>
+    <w:sdt>
+      <w:sdtPr>
+        <w:id w:val="-308484526"/>
+        <w:docPartObj>
+          <w:docPartGallery w:val="Table of Contents"/>
+          <w:docPartUnique/>
+        </w:docPartObj>
+        <w:rPr>
+          <w:rFonts w:ascii="Aptos" w:hAnsi="Aptos" w:eastAsia="Aptos" w:cs="Arial" w:asciiTheme="minorAscii" w:hAnsiTheme="minorAscii" w:eastAsiaTheme="minorAscii" w:cstheme="minorBidi"/>
+          <w:color w:val="auto"/>
+          <w:sz w:val="24"/>
+          <w:szCs w:val="24"/>
+        </w:rPr>
+      </w:sdtPr>
+      <w:sdtEndPr>
+        <w:rPr>
+          <w:rFonts w:ascii="Aptos" w:hAnsi="Aptos" w:eastAsia="Aptos" w:cs="Arial" w:asciiTheme="minorAscii" w:hAnsiTheme="minorAscii" w:eastAsiaTheme="minorAscii" w:cstheme="minorBidi"/>
+          <w:b w:val="1"/>
+          <w:bCs w:val="1"/>
+          <w:noProof/>
+          <w:color w:val="auto"/>
+          <w:sz w:val="24"/>
+          <w:szCs w:val="24"/>
+        </w:rPr>
+      </w:sdtEndPr>
+      <w:sdtContent>
+        <w:p>
+          <w:pPr>
+            <w:pStyle w:val="Heading1"/>
+          </w:pPr>
+          <w:proofErr w:type="spellStart"/>
+          <w:r>
+            <w:t>Table</w:t>
+          </w:r>
+          <w:proofErr w:type="spellEnd"/>
+          <w:r>
+            <w:t xml:space="preserve"> of Contents</w:t>
+          </w:r>
+          <w:bookmarkEnd w:id="0"/>
+        </w:p>
+        <w:p>
+          <w:pPr>
+            <w:pStyle w:val="TOC1"/>
+            <w:tabs>
+              <w:tab w:val="right" w:leader="dot" w:pos="9016"/>
+            </w:tabs>
+            <w:rPr>
+              <w:rFonts w:eastAsiaTheme="minorEastAsia"/>
+              <w:noProof/>
+              <w:lang w:eastAsia="da-DK"/>
+            </w:rPr>
+          </w:pPr>
+          <w:r>
+            <w:fldChar w:fldCharType="begin"/>
+          </w:r>
+          <w:r>
+            <w:instrText xml:space="preserve"> TOC \o "1-3" \h \z \u </w:instrText>
+          </w:r>
+          <w:r>
+            <w:fldChar w:fldCharType="separate"/>
+          </w:r>
+          <w:hyperlink w:history="1" w:anchor="_Toc202537116">
+            <w:r>
+              <w:rPr>
+                <w:rStyle w:val="Hyperlink"/>
+                <w:noProof/>
+              </w:rPr>
+              <w:t>Table of Contents</w:t>
+            </w:r>
+            <w:r>
+              <w:rPr>
+                <w:noProof/>
+                <w:webHidden/>
+              </w:rPr>
+              <w:tab/>
+            </w:r>
+            <w:r>
+              <w:rPr>
+                <w:noProof/>
+                <w:webHidden/>
+              </w:rPr>
+              <w:fldChar w:fldCharType="begin"/>
+            </w:r>
+            <w:r>
+              <w:rPr>
+                <w:noProof/>
+                <w:webHidden/>
+              </w:rPr>
+              <w:instrText xml:space="preserve"> PAGEREF _Toc202537116 \h </w:instrText>
+            </w:r>
+            <w:r>
+              <w:rPr>
+                <w:noProof/>
+                <w:webHidden/>
+              </w:rPr>
+            </w:r>
+            <w:r>
+              <w:rPr>
+                <w:noProof/>
+                <w:webHidden/>
+              </w:rPr>
+              <w:fldChar w:fldCharType="separate"/>
+            </w:r>
+            <w:r>
+              <w:rPr>
+                <w:noProof/>
+                <w:webHidden/>
+              </w:rPr>
+              <w:t>1</w:t>
+            </w:r>
+            <w:r>
+              <w:rPr>
+                <w:noProof/>
+                <w:webHidden/>
+              </w:rPr>
+              <w:fldChar w:fldCharType="end"/>
+            </w:r>
+          </w:hyperlink>
+        </w:p>
+        <w:p>
+          <w:pPr>
+            <w:pStyle w:val="TOC1"/>
+            <w:tabs>
+              <w:tab w:val="right" w:leader="dot" w:pos="9016"/>
+            </w:tabs>
+            <w:rPr>
+              <w:rFonts w:eastAsiaTheme="minorEastAsia"/>
+              <w:noProof/>
+              <w:lang w:eastAsia="da-DK"/>
+            </w:rPr>
+          </w:pPr>
+          <w:hyperlink w:history="1" w:anchor="_Toc202537117">
+            <w:r>
+              <w:rPr>
+                <w:rStyle w:val="Hyperlink"/>
+                <w:noProof/>
+                <w:lang w:val="en-US"/>
+              </w:rPr>
+              <w:t>Files and folders</w:t>
+            </w:r>
+            <w:r>
+              <w:rPr>
+                <w:noProof/>
+                <w:webHidden/>
+              </w:rPr>
+              <w:tab/>
+            </w:r>
+            <w:r>
+              <w:rPr>
+                <w:noProof/>
+                <w:webHidden/>
+              </w:rPr>
+              <w:fldChar w:fldCharType="begin"/>
+            </w:r>
+            <w:r>
+              <w:rPr>
+                <w:noProof/>
+                <w:webHidden/>
+              </w:rPr>
+              <w:instrText xml:space="preserve"> PAGEREF _Toc202537117 \h </w:instrText>
+            </w:r>
+            <w:r>
+              <w:rPr>
+                <w:noProof/>
+                <w:webHidden/>
+              </w:rPr>
+            </w:r>
+            <w:r>
+              <w:rPr>
+                <w:noProof/>
+                <w:webHidden/>
+              </w:rPr>
+              <w:fldChar w:fldCharType="separate"/>
+            </w:r>
+            <w:r>
+              <w:rPr>
+                <w:noProof/>
+                <w:webHidden/>
+              </w:rPr>
+              <w:t>1</w:t>
+            </w:r>
+            <w:r>
+              <w:rPr>
+                <w:noProof/>
+                <w:webHidden/>
+              </w:rPr>
+              <w:fldChar w:fldCharType="end"/>
+            </w:r>
+          </w:hyperlink>
+        </w:p>
+        <w:p>
+          <w:pPr>
+            <w:pStyle w:val="TOC1"/>
+            <w:tabs>
+              <w:tab w:val="right" w:leader="dot" w:pos="9016"/>
+            </w:tabs>
+            <w:rPr>
+              <w:rFonts w:eastAsiaTheme="minorEastAsia"/>
+              <w:noProof/>
+              <w:lang w:eastAsia="da-DK"/>
+            </w:rPr>
+          </w:pPr>
+          <w:hyperlink w:history="1" w:anchor="_Toc202537118">
+            <w:r>
+              <w:rPr>
+                <w:rStyle w:val="Hyperlink"/>
+                <w:noProof/>
+                <w:lang w:val="en-US"/>
+              </w:rPr>
+              <w:t>Column cleanup guide</w:t>
+            </w:r>
+            <w:r>
+              <w:rPr>
+                <w:noProof/>
+                <w:webHidden/>
+              </w:rPr>
+              <w:tab/>
+            </w:r>
+            <w:r>
+              <w:rPr>
+                <w:noProof/>
+                <w:webHidden/>
+              </w:rPr>
+              <w:fldChar w:fldCharType="begin"/>
+            </w:r>
+            <w:r>
+              <w:rPr>
+                <w:noProof/>
+                <w:webHidden/>
+              </w:rPr>
+              <w:instrText xml:space="preserve"> PAGEREF _Toc202537118 \h </w:instrText>
+            </w:r>
+            <w:r>
+              <w:rPr>
+                <w:noProof/>
+                <w:webHidden/>
+              </w:rPr>
+            </w:r>
+            <w:r>
+              <w:rPr>
+                <w:noProof/>
+                <w:webHidden/>
+              </w:rPr>
+              <w:fldChar w:fldCharType="separate"/>
+            </w:r>
+            <w:r>
+              <w:rPr>
+                <w:noProof/>
+                <w:webHidden/>
+              </w:rPr>
+              <w:t>2</w:t>
+            </w:r>
+            <w:r>
+              <w:rPr>
+                <w:noProof/>
+                <w:webHidden/>
+              </w:rPr>
+              <w:fldChar w:fldCharType="end"/>
+            </w:r>
+          </w:hyperlink>
+        </w:p>
+        <w:p>
+          <w:pPr>
+            <w:pStyle w:val="TOC3"/>
+            <w:tabs>
+              <w:tab w:val="right" w:leader="dot" w:pos="9016"/>
+            </w:tabs>
+            <w:rPr>
+              <w:rFonts w:eastAsiaTheme="minorEastAsia"/>
+              <w:noProof/>
+              <w:lang w:eastAsia="da-DK"/>
+            </w:rPr>
+          </w:pPr>
+          <w:hyperlink w:history="1" w:anchor="_Toc202537119">
+            <w:r>
+              <w:rPr>
+                <w:rStyle w:val="Hyperlink"/>
+                <w:noProof/>
+                <w:lang w:val="en-US"/>
+              </w:rPr>
+              <w:t>Lat and Lon</w:t>
+            </w:r>
+            <w:r>
+              <w:rPr>
+                <w:noProof/>
+                <w:webHidden/>
+              </w:rPr>
+              <w:tab/>
+            </w:r>
+            <w:r>
+              <w:rPr>
+                <w:noProof/>
+                <w:webHidden/>
+              </w:rPr>
+              <w:fldChar w:fldCharType="begin"/>
+            </w:r>
+            <w:r>
+              <w:rPr>
+                <w:noProof/>
+                <w:webHidden/>
+              </w:rPr>
+              <w:instrText xml:space="preserve"> PAGEREF _Toc202537119 \h </w:instrText>
+            </w:r>
+            <w:r>
+              <w:rPr>
+                <w:noProof/>
+                <w:webHidden/>
+              </w:rPr>
+            </w:r>
+            <w:r>
+              <w:rPr>
+                <w:noProof/>
+                <w:webHidden/>
+              </w:rPr>
+              <w:fldChar w:fldCharType="separate"/>
+            </w:r>
+            <w:r>
+              <w:rPr>
+                <w:noProof/>
+                <w:webHidden/>
+              </w:rPr>
+              <w:t>3</w:t>
+            </w:r>
+            <w:r>
+              <w:rPr>
+                <w:noProof/>
+                <w:webHidden/>
+              </w:rPr>
+              <w:fldChar w:fldCharType="end"/>
+            </w:r>
+          </w:hyperlink>
+        </w:p>
+        <w:p>
+          <w:pPr>
+            <w:pStyle w:val="TOC3"/>
+            <w:tabs>
+              <w:tab w:val="right" w:leader="dot" w:pos="9016"/>
+            </w:tabs>
+            <w:rPr>
+              <w:rFonts w:eastAsiaTheme="minorEastAsia"/>
+              <w:noProof/>
+              <w:lang w:eastAsia="da-DK"/>
+            </w:rPr>
+          </w:pPr>
+          <w:hyperlink w:history="1" w:anchor="_Toc202537120">
+            <w:r>
+              <w:rPr>
+                <w:rStyle w:val="Hyperlink"/>
+                <w:noProof/>
+                <w:lang w:val="en-US"/>
+              </w:rPr>
+              <w:t>Geographical Place Names (Country, Region, State, Proivince, etc.)</w:t>
+            </w:r>
+            <w:r>
+              <w:rPr>
+                <w:noProof/>
+                <w:webHidden/>
+              </w:rPr>
+              <w:tab/>
+            </w:r>
+            <w:r>
+              <w:rPr>
+                <w:noProof/>
+                <w:webHidden/>
+              </w:rPr>
+              <w:fldChar w:fldCharType="begin"/>
+            </w:r>
+            <w:r>
+              <w:rPr>
+                <w:noProof/>
+                <w:webHidden/>
+              </w:rPr>
+              <w:instrText xml:space="preserve"> PAGEREF _Toc202537120 \h </w:instrText>
+            </w:r>
+            <w:r>
+              <w:rPr>
+                <w:noProof/>
+                <w:webHidden/>
+              </w:rPr>
+            </w:r>
+            <w:r>
+              <w:rPr>
+                <w:noProof/>
+                <w:webHidden/>
+              </w:rPr>
+              <w:fldChar w:fldCharType="separate"/>
+            </w:r>
+            <w:r>
+              <w:rPr>
+                <w:noProof/>
+                <w:webHidden/>
+              </w:rPr>
+              <w:t>4</w:t>
+            </w:r>
+            <w:r>
+              <w:rPr>
+                <w:noProof/>
+                <w:webHidden/>
+              </w:rPr>
+              <w:fldChar w:fldCharType="end"/>
+            </w:r>
+          </w:hyperlink>
+        </w:p>
+        <w:p>
+          <w:pPr>
+            <w:pStyle w:val="TOC3"/>
+            <w:tabs>
+              <w:tab w:val="right" w:leader="dot" w:pos="9016"/>
+            </w:tabs>
+            <w:rPr>
+              <w:rFonts w:eastAsiaTheme="minorEastAsia"/>
+              <w:noProof/>
+              <w:lang w:eastAsia="da-DK"/>
+            </w:rPr>
+          </w:pPr>
+          <w:hyperlink w:history="1" w:anchor="_Toc202537121">
+            <w:r>
+              <w:rPr>
+                <w:rStyle w:val="Hyperlink"/>
+                <w:noProof/>
+                <w:lang w:val="en-US"/>
+              </w:rPr>
+              <w:t>Intern provider</w:t>
+            </w:r>
+            <w:r>
+              <w:rPr>
+                <w:noProof/>
+                <w:webHidden/>
+              </w:rPr>
+              <w:tab/>
+            </w:r>
+            <w:r>
+              <w:rPr>
+                <w:noProof/>
+                <w:webHidden/>
+              </w:rPr>
+              <w:fldChar w:fldCharType="begin"/>
+            </w:r>
+            <w:r>
+              <w:rPr>
+                <w:noProof/>
+                <w:webHidden/>
+              </w:rPr>
+              <w:instrText xml:space="preserve"> PAGEREF _Toc202537121 \h </w:instrText>
+            </w:r>
+            <w:r>
+              <w:rPr>
+                <w:noProof/>
+                <w:webHidden/>
+              </w:rPr>
+            </w:r>
+            <w:r>
+              <w:rPr>
+                <w:noProof/>
+                <w:webHidden/>
+              </w:rPr>
+              <w:fldChar w:fldCharType="separate"/>
+            </w:r>
+            <w:r>
+              <w:rPr>
+                <w:noProof/>
+                <w:webHidden/>
+              </w:rPr>
+              <w:t>5</w:t>
+            </w:r>
+            <w:r>
+              <w:rPr>
+                <w:noProof/>
+                <w:webHidden/>
+              </w:rPr>
+              <w:fldChar w:fldCharType="end"/>
+            </w:r>
+          </w:hyperlink>
+        </w:p>
+        <w:p>
+          <w:pPr>
+            <w:pStyle w:val="TOC3"/>
+            <w:tabs>
+              <w:tab w:val="right" w:leader="dot" w:pos="9016"/>
+            </w:tabs>
+            <w:rPr>
+              <w:rFonts w:eastAsiaTheme="minorEastAsia"/>
+              <w:noProof/>
+              <w:lang w:eastAsia="da-DK"/>
+            </w:rPr>
+          </w:pPr>
+          <w:hyperlink w:history="1" w:anchor="_Toc202537122">
+            <w:r>
+              <w:rPr>
+                <w:rStyle w:val="Hyperlink"/>
+                <w:noProof/>
+                <w:lang w:val="en-US"/>
+              </w:rPr>
+              <w:t>Age</w:t>
+            </w:r>
+            <w:r>
+              <w:rPr>
+                <w:noProof/>
+                <w:webHidden/>
+              </w:rPr>
+              <w:tab/>
+            </w:r>
+            <w:r>
+              <w:rPr>
+                <w:noProof/>
+                <w:webHidden/>
+              </w:rPr>
+              <w:fldChar w:fldCharType="begin"/>
+            </w:r>
+            <w:r>
+              <w:rPr>
+                <w:noProof/>
+                <w:webHidden/>
+              </w:rPr>
+              <w:instrText xml:space="preserve"> PAGEREF _Toc202537122 \h </w:instrText>
+            </w:r>
+            <w:r>
+              <w:rPr>
+                <w:noProof/>
+                <w:webHidden/>
+              </w:rPr>
+            </w:r>
+            <w:r>
+              <w:rPr>
+                <w:noProof/>
+                <w:webHidden/>
+              </w:rPr>
+              <w:fldChar w:fldCharType="separate"/>
+            </w:r>
+            <w:r>
+              <w:rPr>
+                <w:noProof/>
+                <w:webHidden/>
+              </w:rPr>
+              <w:t>5</w:t>
+            </w:r>
+            <w:r>
+              <w:rPr>
+                <w:noProof/>
+                <w:webHidden/>
+              </w:rPr>
+              <w:fldChar w:fldCharType="end"/>
+            </w:r>
+          </w:hyperlink>
+        </w:p>
+        <w:p>
+          <w:pPr>
+            <w:pStyle w:val="TOC3"/>
+            <w:tabs>
+              <w:tab w:val="right" w:leader="dot" w:pos="9016"/>
+            </w:tabs>
+            <w:rPr>
+              <w:rFonts w:eastAsiaTheme="minorEastAsia"/>
+              <w:noProof/>
+              <w:lang w:eastAsia="da-DK"/>
+            </w:rPr>
+          </w:pPr>
+          <w:hyperlink w:history="1" w:anchor="_Toc202537123">
+            <w:r>
+              <w:rPr>
+                <w:rStyle w:val="Hyperlink"/>
+                <w:noProof/>
+                <w:lang w:val="en-US"/>
+              </w:rPr>
+              <w:t>Material type</w:t>
+            </w:r>
+            <w:r>
+              <w:rPr>
+                <w:noProof/>
+                <w:webHidden/>
+              </w:rPr>
+              <w:tab/>
+            </w:r>
+            <w:r>
+              <w:rPr>
+                <w:noProof/>
+                <w:webHidden/>
+              </w:rPr>
+              <w:fldChar w:fldCharType="begin"/>
+            </w:r>
+            <w:r>
+              <w:rPr>
+                <w:noProof/>
+                <w:webHidden/>
+              </w:rPr>
+              <w:instrText xml:space="preserve"> PAGEREF _Toc202537123 \h </w:instrText>
+            </w:r>
+            <w:r>
+              <w:rPr>
+                <w:noProof/>
+                <w:webHidden/>
+              </w:rPr>
+            </w:r>
+            <w:r>
+              <w:rPr>
+                <w:noProof/>
+                <w:webHidden/>
+              </w:rPr>
+              <w:fldChar w:fldCharType="separate"/>
+            </w:r>
+            <w:r>
+              <w:rPr>
+                <w:noProof/>
+                <w:webHidden/>
+              </w:rPr>
+              <w:t>5</w:t>
+            </w:r>
+            <w:r>
+              <w:rPr>
+                <w:noProof/>
+                <w:webHidden/>
+              </w:rPr>
+              <w:fldChar w:fldCharType="end"/>
+            </w:r>
+          </w:hyperlink>
+        </w:p>
+        <w:p>
+          <w:pPr>
+            <w:pStyle w:val="TOC3"/>
+            <w:tabs>
+              <w:tab w:val="right" w:leader="dot" w:pos="9016"/>
+            </w:tabs>
+            <w:rPr>
+              <w:rFonts w:eastAsiaTheme="minorEastAsia"/>
+              <w:noProof/>
+              <w:lang w:eastAsia="da-DK"/>
+            </w:rPr>
+          </w:pPr>
+          <w:hyperlink w:history="1" w:anchor="_Toc202537124">
+            <w:r>
+              <w:rPr>
+                <w:rStyle w:val="Hyperlink"/>
+                <w:noProof/>
+                <w:lang w:val="en-US"/>
+              </w:rPr>
+              <w:t>Depositional environment</w:t>
+            </w:r>
+            <w:r>
+              <w:rPr>
+                <w:noProof/>
+                <w:webHidden/>
+              </w:rPr>
+              <w:tab/>
+            </w:r>
+            <w:r>
+              <w:rPr>
+                <w:noProof/>
+                <w:webHidden/>
+              </w:rPr>
+              <w:fldChar w:fldCharType="begin"/>
+            </w:r>
+            <w:r>
+              <w:rPr>
+                <w:noProof/>
+                <w:webHidden/>
+              </w:rPr>
+              <w:instrText xml:space="preserve"> PAGEREF _Toc202537124 \h </w:instrText>
+            </w:r>
+            <w:r>
+              <w:rPr>
+                <w:noProof/>
+                <w:webHidden/>
+              </w:rPr>
+            </w:r>
+            <w:r>
+              <w:rPr>
+                <w:noProof/>
+                <w:webHidden/>
+              </w:rPr>
+              <w:fldChar w:fldCharType="separate"/>
+            </w:r>
+            <w:r>
+              <w:rPr>
+                <w:noProof/>
+                <w:webHidden/>
+              </w:rPr>
+              <w:t>5</w:t>
+            </w:r>
+            <w:r>
+              <w:rPr>
+                <w:noProof/>
+                <w:webHidden/>
+              </w:rPr>
+              <w:fldChar w:fldCharType="end"/>
+            </w:r>
+          </w:hyperlink>
+        </w:p>
+        <w:p>
+          <w:r>
+            <w:rPr>
+              <w:b/>
+              <w:bCs/>
+              <w:noProof/>
+            </w:rPr>
+            <w:fldChar w:fldCharType="end"/>
+          </w:r>
+        </w:p>
+      </w:sdtContent>
+    </w:sdt>
+    <w:p>
+      <w:pPr>
+        <w:pStyle w:val="Heading1"/>
+        <w:rPr>
+          <w:lang w:val="en-US"/>
+        </w:rPr>
+      </w:pPr>
+      <w:bookmarkStart w:name="_Toc202537117" w:id="1"/>
+      <w:r>
+        <w:rPr>
+          <w:lang w:val="en-US"/>
+        </w:rPr>
+        <w:t>Files and folders</w:t>
+      </w:r>
+      <w:bookmarkEnd w:id="1"/>
+    </w:p>
+    <w:p>
+      <w:pPr>
+        <w:rPr>
+          <w:lang w:val="en-US"/>
+        </w:rPr>
+      </w:pPr>
+      <w:r>
+        <w:rPr>
+          <w:lang w:val="en-US"/>
+        </w:rPr>
+        <w:t>In</w:t>
+      </w:r>
+      <w:r>
+        <w:rPr>
+          <w:lang w:val="en-US"/>
+        </w:rPr>
+        <w:t xml:space="preserve">side </w:t>
+      </w:r>
+      <w:r>
+        <w:rPr>
+          <w:lang w:val="en-US"/>
+        </w:rPr>
+        <w:t xml:space="preserve">the folder </w:t>
+      </w:r>
+      <w:r>
+        <w:rPr>
+          <w:lang w:val="en-US"/>
+        </w:rPr>
+        <w:t xml:space="preserve">where you found </w:t>
+      </w:r>
+      <w:r>
+        <w:rPr>
+          <w:lang w:val="en-US"/>
+        </w:rPr>
+        <w:t xml:space="preserve">this guide, </w:t>
+      </w:r>
+      <w:r>
+        <w:rPr>
+          <w:lang w:val="en-US"/>
+        </w:rPr>
+        <w:t>you will find the following contents:</w:t>
+      </w:r>
+    </w:p>
+    <w:p>
+      <w:pPr>
+        <w:pStyle w:val="ListParagraph"/>
+        <w:numPr>
+          <w:ilvl w:val="0"/>
+          <w:numId w:val="9"/>
+        </w:numPr>
+        <w:rPr>
+          <w:lang w:val="en-US"/>
+        </w:rPr>
+      </w:pPr>
+      <w:hyperlink w:history="1" r:id="rId6">
+        <w:r>
+          <w:rPr>
+            <w:rStyle w:val="Hyperlink"/>
+            <w:lang w:val="en-US"/>
+          </w:rPr>
+          <w:t>Column descriptions.xlsx</w:t>
+        </w:r>
+      </w:hyperlink>
+      <w:r>
+        <w:rPr>
+          <w:lang w:val="en-US"/>
+        </w:rPr>
+        <w:t xml:space="preserve">. </w:t>
+      </w:r>
+      <w:r>
+        <w:rPr>
+          <w:lang w:val="en-US"/>
+        </w:rPr>
+        <w:t>An Excel file containing the following sheets:</w:t>
+      </w:r>
+      <w:r>
+        <w:rPr>
+          <w:lang w:val="en-US"/>
+        </w:rPr>
+        <w:t xml:space="preserve"> </w:t>
+      </w:r>
+    </w:p>
+    <w:p>
+      <w:pPr>
+        <w:pStyle w:val="ListParagraph"/>
+        <w:numPr>
+          <w:ilvl w:val="0"/>
+          <w:numId w:val="11"/>
+        </w:numPr>
+        <w:rPr>
+          <w:lang w:val="en-US"/>
+        </w:rPr>
+      </w:pPr>
+      <w:r>
+        <w:rPr>
+          <w:i/>
+          <w:iCs/>
+          <w:lang w:val="en-US"/>
+        </w:rPr>
+        <w:t>Original columns</w:t>
+      </w:r>
+      <w:r>
+        <w:rPr>
+          <w:lang w:val="en-US"/>
+        </w:rPr>
+        <w:t xml:space="preserve">: Contains all the column names of the original CGG3 </w:t>
+      </w:r>
+      <w:r>
+        <w:rPr>
+          <w:lang w:val="en-US"/>
+        </w:rPr>
+        <w:t>sheet</w:t>
+      </w:r>
+      <w:r>
+        <w:rPr>
+          <w:lang w:val="en-US"/>
+        </w:rPr>
+        <w:t xml:space="preserve">, and some descriptions </w:t>
+      </w:r>
+      <w:r>
+        <w:rPr>
+          <w:lang w:val="en-US"/>
+        </w:rPr>
+        <w:t xml:space="preserve">in the cell notes </w:t>
+      </w:r>
+      <w:r>
+        <w:rPr>
+          <w:lang w:val="en-US"/>
+        </w:rPr>
+        <w:t xml:space="preserve">that </w:t>
+      </w:r>
+      <w:r>
+        <w:rPr>
+          <w:lang w:val="en-US"/>
+        </w:rPr>
+        <w:t xml:space="preserve">Pernille </w:t>
+      </w:r>
+      <w:r>
+        <w:rPr>
+          <w:lang w:val="en-US"/>
+        </w:rPr>
+        <w:t>(</w:t>
+      </w:r>
+      <w:hyperlink w:history="1" r:id="rId7">
+        <w:r>
+          <w:rPr>
+            <w:rStyle w:val="Hyperlink"/>
+            <w:lang w:val="en-US"/>
+          </w:rPr>
+          <w:t>pvsolsen@sund.ku.dk</w:t>
+        </w:r>
+      </w:hyperlink>
+      <w:r>
+        <w:rPr>
+          <w:lang w:val="en-US"/>
+        </w:rPr>
+        <w:t xml:space="preserve">, </w:t>
+      </w:r>
+      <w:r>
+        <w:rPr>
+          <w:lang w:val="en-US"/>
+        </w:rPr>
+        <w:t>former CGG3 data manager</w:t>
+      </w:r>
+      <w:r>
+        <w:rPr>
+          <w:lang w:val="en-US"/>
+        </w:rPr>
+        <w:t xml:space="preserve">) </w:t>
+      </w:r>
+      <w:r>
+        <w:rPr>
+          <w:lang w:val="en-US"/>
+        </w:rPr>
+        <w:t>made</w:t>
+      </w:r>
+      <w:r>
+        <w:rPr>
+          <w:lang w:val="en-US"/>
+        </w:rPr>
+        <w:t xml:space="preserve"> </w:t>
+      </w:r>
+      <w:r>
+        <w:rPr>
+          <w:lang w:val="en-US"/>
+        </w:rPr>
+        <w:t>(</w:t>
+      </w:r>
+      <w:r>
+        <w:rPr>
+          <w:lang w:val="en-US"/>
+        </w:rPr>
+        <w:t>you may need to make the notes bigger to see all the text)</w:t>
+      </w:r>
+      <w:r>
+        <w:rPr>
+          <w:lang w:val="en-US"/>
+        </w:rPr>
+        <w:t>.</w:t>
+      </w:r>
+    </w:p>
+    <w:p>
+      <w:pPr>
+        <w:pStyle w:val="ListParagraph"/>
+        <w:numPr>
+          <w:ilvl w:val="0"/>
+          <w:numId w:val="11"/>
+        </w:numPr>
+        <w:rPr>
+          <w:lang w:val="en-US"/>
+        </w:rPr>
+      </w:pPr>
+      <w:r>
+        <w:rPr>
+          <w:i/>
+          <w:iCs/>
+          <w:lang w:val="en-US"/>
+        </w:rPr>
+        <w:t>Helper columns</w:t>
+      </w:r>
+      <w:r>
+        <w:rPr>
+          <w:lang w:val="en-US"/>
+        </w:rPr>
+        <w:t>:</w:t>
+      </w:r>
+      <w:r>
+        <w:rPr>
+          <w:lang w:val="en-US"/>
+        </w:rPr>
+        <w:t xml:space="preserve"> Contains columns that I added to help </w:t>
+      </w:r>
+      <w:r>
+        <w:rPr>
+          <w:lang w:val="en-US"/>
+        </w:rPr>
+        <w:t>the cleaning process.</w:t>
+      </w:r>
+    </w:p>
+    <w:p>
+      <w:pPr>
+        <w:pStyle w:val="ListParagraph"/>
+        <w:numPr>
+          <w:ilvl w:val="0"/>
+          <w:numId w:val="9"/>
+        </w:numPr>
+        <w:rPr>
+          <w:lang w:val="en-US"/>
+        </w:rPr>
+      </w:pPr>
+      <w:hyperlink w:history="1" r:id="rId8">
+        <w:r>
+          <w:rPr>
+            <w:rStyle w:val="Hyperlink"/>
+            <w:lang w:val="en-US"/>
+          </w:rPr>
+          <w:t>Data.xlsx</w:t>
+        </w:r>
+      </w:hyperlink>
+      <w:r>
+        <w:rPr>
+          <w:lang w:val="en-US"/>
+        </w:rPr>
+        <w:t xml:space="preserve">. </w:t>
+      </w:r>
+      <w:r>
+        <w:rPr>
+          <w:lang w:val="en-US"/>
+        </w:rPr>
+        <w:t>An Excel file containing the following sheets:</w:t>
+      </w:r>
+    </w:p>
+    <w:p>
+      <w:pPr>
+        <w:pStyle w:val="ListParagraph"/>
+        <w:numPr>
+          <w:ilvl w:val="0"/>
+          <w:numId w:val="10"/>
+        </w:numPr>
+        <w:rPr>
+          <w:lang w:val="en-US"/>
+        </w:rPr>
+      </w:pPr>
+      <w:r>
+        <w:rPr>
+          <w:i/>
+          <w:iCs/>
+          <w:lang w:val="en-US"/>
+        </w:rPr>
+        <w:lastRenderedPageBreak/>
+        <w:t>Original CGG3 sheet</w:t>
+      </w:r>
+      <w:r>
+        <w:rPr>
+          <w:i/>
+          <w:iCs/>
+          <w:lang w:val="en-US"/>
+        </w:rPr>
+        <w:t xml:space="preserve"> </w:t>
+      </w:r>
+      <w:r>
+        <w:rPr>
+          <w:b/>
+          <w:bCs/>
+          <w:lang w:val="en-US"/>
+        </w:rPr>
+        <w:t xml:space="preserve">(IMORTANT: DO NOT EDIT </w:t>
+      </w:r>
+      <w:r>
+        <w:rPr>
+          <w:b/>
+          <w:bCs/>
+          <w:lang w:val="en-US"/>
+        </w:rPr>
+        <w:t>SHEET</w:t>
+      </w:r>
+      <w:r>
+        <w:rPr>
+          <w:b/>
+          <w:bCs/>
+          <w:lang w:val="en-US"/>
+        </w:rPr>
+        <w:t xml:space="preserve"> FILE</w:t>
+      </w:r>
+      <w:r>
+        <w:rPr>
+          <w:b/>
+          <w:bCs/>
+          <w:lang w:val="en-US"/>
+        </w:rPr>
+        <w:t>!</w:t>
+      </w:r>
+      <w:r>
+        <w:rPr>
+          <w:b/>
+          <w:bCs/>
+          <w:lang w:val="en-US"/>
+        </w:rPr>
+        <w:t>)</w:t>
+      </w:r>
+      <w:r>
+        <w:rPr>
+          <w:lang w:val="en-US"/>
+        </w:rPr>
+        <w:t>:</w:t>
+      </w:r>
+      <w:r>
+        <w:rPr>
+          <w:lang w:val="en-US"/>
+        </w:rPr>
+        <w:t xml:space="preserve"> This is the original untouched CGG3 sheet with all </w:t>
+      </w:r>
+      <w:r>
+        <w:rPr>
+          <w:lang w:val="en-US"/>
+        </w:rPr>
+        <w:t>the unstandardized data.</w:t>
+      </w:r>
+    </w:p>
+    <w:p>
+      <w:pPr>
+        <w:pStyle w:val="ListParagraph"/>
+        <w:numPr>
+          <w:ilvl w:val="0"/>
+          <w:numId w:val="10"/>
+        </w:numPr>
+        <w:rPr>
+          <w:lang w:val="en-US"/>
+        </w:rPr>
+      </w:pPr>
+      <w:r>
+        <w:rPr>
+          <w:i/>
+          <w:iCs/>
+          <w:lang w:val="en-US"/>
+        </w:rPr>
+        <w:t>Data After Auto-Cleaning</w:t>
+      </w:r>
+      <w:r>
+        <w:rPr>
+          <w:lang w:val="en-US"/>
+        </w:rPr>
+        <w:t xml:space="preserve"> </w:t>
+      </w:r>
+      <w:r>
+        <w:rPr>
+          <w:b/>
+          <w:bCs/>
+          <w:lang w:val="en-US"/>
+        </w:rPr>
+        <w:t xml:space="preserve">(IMORTANT: DO NOT EDIT </w:t>
+      </w:r>
+      <w:r>
+        <w:rPr>
+          <w:b/>
+          <w:bCs/>
+          <w:lang w:val="en-US"/>
+        </w:rPr>
+        <w:t>SHEET</w:t>
+      </w:r>
+      <w:r>
+        <w:rPr>
+          <w:b/>
+          <w:bCs/>
+          <w:lang w:val="en-US"/>
+        </w:rPr>
+        <w:t xml:space="preserve"> FILE</w:t>
+      </w:r>
+      <w:r>
+        <w:rPr>
+          <w:b/>
+          <w:bCs/>
+          <w:lang w:val="en-US"/>
+        </w:rPr>
+        <w:t>!</w:t>
+      </w:r>
+      <w:r>
+        <w:rPr>
+          <w:b/>
+          <w:bCs/>
+          <w:lang w:val="en-US"/>
+        </w:rPr>
+        <w:t>)</w:t>
+      </w:r>
+      <w:r>
+        <w:rPr>
+          <w:lang w:val="en-US"/>
+        </w:rPr>
+        <w:t>:</w:t>
+      </w:r>
+      <w:r>
+        <w:rPr>
+          <w:lang w:val="en-US"/>
+        </w:rPr>
+        <w:t xml:space="preserve"> </w:t>
+      </w:r>
+      <w:r>
+        <w:rPr>
+          <w:lang w:val="en-US"/>
+        </w:rPr>
+        <w:t xml:space="preserve">This is the </w:t>
+      </w:r>
+      <w:r>
+        <w:rPr>
+          <w:lang w:val="en-US"/>
+        </w:rPr>
+        <w:t>Original CGG3 sheet</w:t>
+      </w:r>
+      <w:r>
+        <w:rPr>
+          <w:lang w:val="en-US"/>
+        </w:rPr>
+        <w:t xml:space="preserve"> after the first step of automatic cleaning (cleaning using a script). It </w:t>
+      </w:r>
+      <w:r>
+        <w:rPr>
+          <w:lang w:val="en-US"/>
+        </w:rPr>
+        <w:t xml:space="preserve">contains added </w:t>
+      </w:r>
+      <w:proofErr w:type="gramStart"/>
+      <w:r>
+        <w:rPr>
+          <w:lang w:val="en-US"/>
+        </w:rPr>
+        <w:t>cleaned</w:t>
+      </w:r>
+      <w:proofErr w:type="gramEnd"/>
+      <w:r>
+        <w:rPr>
+          <w:lang w:val="en-US"/>
+        </w:rPr>
+        <w:t xml:space="preserve"> columns</w:t>
+      </w:r>
+      <w:r>
+        <w:rPr>
+          <w:lang w:val="en-US"/>
+        </w:rPr>
+        <w:t xml:space="preserve"> and </w:t>
+      </w:r>
+      <w:r>
+        <w:rPr>
+          <w:lang w:val="en-US"/>
+        </w:rPr>
+        <w:t xml:space="preserve">helper columns to help </w:t>
+      </w:r>
+      <w:r>
+        <w:rPr>
+          <w:lang w:val="en-US"/>
+        </w:rPr>
+        <w:t xml:space="preserve">the manual cleaning process. </w:t>
+      </w:r>
+      <w:r>
+        <w:rPr>
+          <w:lang w:val="en-US"/>
+        </w:rPr>
+        <w:t xml:space="preserve">See descriptions of the added column in the </w:t>
+      </w:r>
+      <w:r>
+        <w:rPr>
+          <w:lang w:val="en-US"/>
+        </w:rPr>
+        <w:t xml:space="preserve">“Helper columns” sheet in </w:t>
+      </w:r>
+      <w:hyperlink w:history="1" r:id="rId9">
+        <w:r>
+          <w:rPr>
+            <w:rStyle w:val="Hyperlink"/>
+            <w:lang w:val="en-US"/>
+          </w:rPr>
+          <w:t>Column descriptions.xlsx</w:t>
+        </w:r>
+      </w:hyperlink>
+      <w:r>
+        <w:rPr>
+          <w:lang w:val="en-US"/>
+        </w:rPr>
+        <w:t xml:space="preserve">. </w:t>
+      </w:r>
+    </w:p>
+    <w:p>
+      <w:pPr>
+        <w:pStyle w:val="ListParagraph"/>
+        <w:numPr>
+          <w:ilvl w:val="0"/>
+          <w:numId w:val="10"/>
+        </w:numPr>
+        <w:rPr>
+          <w:b/>
+          <w:bCs/>
+          <w:lang w:val="en-US"/>
+        </w:rPr>
+      </w:pPr>
+      <w:r>
+        <w:rPr>
+          <w:i/>
+          <w:iCs/>
+          <w:lang w:val="en-US"/>
+        </w:rPr>
+        <w:t>Data After Manual Cleaning</w:t>
+      </w:r>
+      <w:r>
+        <w:rPr>
+          <w:lang w:val="en-US"/>
+        </w:rPr>
+        <w:t>: This is the</w:t>
+      </w:r>
+      <w:r>
+        <w:rPr>
+          <w:lang w:val="en-US"/>
+        </w:rPr>
+        <w:t xml:space="preserve"> same as </w:t>
+      </w:r>
+      <w:r>
+        <w:rPr>
+          <w:lang w:val="en-US"/>
+        </w:rPr>
+        <w:t>Data After Auto-Cleaning</w:t>
+      </w:r>
+      <w:r>
+        <w:rPr>
+          <w:lang w:val="en-US"/>
+        </w:rPr>
+        <w:t xml:space="preserve">, </w:t>
+      </w:r>
+      <w:r>
+        <w:rPr>
+          <w:lang w:val="en-US"/>
+        </w:rPr>
+        <w:t>but this one you can edit.</w:t>
+      </w:r>
+      <w:r>
+        <w:rPr>
+          <w:lang w:val="en-US"/>
+        </w:rPr>
+        <w:t xml:space="preserve"> </w:t>
+      </w:r>
+      <w:r>
+        <w:rPr>
+          <w:b/>
+          <w:bCs/>
+          <w:color w:val="EE0000"/>
+          <w:u w:val="single"/>
+          <w:lang w:val="en-US"/>
+        </w:rPr>
+        <w:t>V</w:t>
+      </w:r>
+      <w:r>
+        <w:rPr>
+          <w:b/>
+          <w:bCs/>
+          <w:color w:val="EE0000"/>
+          <w:u w:val="single"/>
+          <w:lang w:val="en-US"/>
+        </w:rPr>
+        <w:t>E</w:t>
+      </w:r>
+      <w:r>
+        <w:rPr>
+          <w:b/>
+          <w:bCs/>
+          <w:color w:val="EE0000"/>
+          <w:u w:val="single"/>
+          <w:lang w:val="en-US"/>
+        </w:rPr>
+        <w:t>RY IMPORTANT:</w:t>
+      </w:r>
+      <w:r>
+        <w:rPr>
+          <w:b/>
+          <w:bCs/>
+          <w:color w:val="EE0000"/>
+          <w:u w:val="single"/>
+          <w:lang w:val="en-US"/>
+        </w:rPr>
+        <w:t xml:space="preserve"> </w:t>
+      </w:r>
+      <w:r>
+        <w:rPr>
+          <w:b/>
+          <w:bCs/>
+          <w:color w:val="EE0000"/>
+          <w:lang w:val="en-US"/>
+        </w:rPr>
+        <w:t xml:space="preserve">I’m not sure how Excel handles multiple </w:t>
+      </w:r>
+      <w:r>
+        <w:rPr>
+          <w:b/>
+          <w:bCs/>
+          <w:color w:val="EE0000"/>
+          <w:lang w:val="en-US"/>
+        </w:rPr>
+        <w:t>users</w:t>
+      </w:r>
+      <w:r>
+        <w:rPr>
+          <w:b/>
+          <w:bCs/>
+          <w:color w:val="EE0000"/>
+          <w:lang w:val="en-US"/>
+        </w:rPr>
+        <w:t xml:space="preserve"> editing the same sheet at the same time. Make sure it does so in a proper manner, before doing it. </w:t>
+      </w:r>
+      <w:r>
+        <w:rPr>
+          <w:b/>
+          <w:bCs/>
+          <w:color w:val="EE0000"/>
+          <w:lang w:val="en-US"/>
+        </w:rPr>
+        <w:t>Otherwise,</w:t>
+      </w:r>
+      <w:r>
+        <w:rPr>
+          <w:b/>
+          <w:bCs/>
+          <w:color w:val="EE0000"/>
+          <w:lang w:val="en-US"/>
+        </w:rPr>
+        <w:t xml:space="preserve"> you need to split it up somehow.  </w:t>
+      </w:r>
+    </w:p>
+    <w:p>
+      <w:pPr>
+        <w:pStyle w:val="ListParagraph"/>
+        <w:ind w:left="1080"/>
+        <w:rPr>
+          <w:b/>
+          <w:bCs/>
+          <w:lang w:val="en-US"/>
+        </w:rPr>
+      </w:pPr>
+    </w:p>
+    <w:p>
+      <w:pPr>
+        <w:pStyle w:val="ListParagraph"/>
+        <w:numPr>
+          <w:ilvl w:val="0"/>
+          <w:numId w:val="10"/>
+        </w:numPr>
+        <w:rPr>
+          <w:lang w:val="en-US"/>
+        </w:rPr>
+      </w:pPr>
+      <w:r>
+        <w:rPr>
+          <w:i/>
+          <w:iCs/>
+          <w:lang w:val="en-US"/>
+        </w:rPr>
+        <w:t xml:space="preserve">Allowed </w:t>
+      </w:r>
+      <w:proofErr w:type="spellStart"/>
+      <w:r>
+        <w:rPr>
+          <w:i/>
+          <w:iCs/>
+          <w:lang w:val="en-US"/>
+        </w:rPr>
+        <w:t>CountryRegion</w:t>
+      </w:r>
+      <w:proofErr w:type="spellEnd"/>
+      <w:r>
+        <w:rPr>
+          <w:lang w:val="en-US"/>
+        </w:rPr>
+        <w:t xml:space="preserve">: A list of </w:t>
+      </w:r>
+      <w:r>
+        <w:rPr>
+          <w:lang w:val="en-US"/>
+        </w:rPr>
+        <w:t>Country/Region values</w:t>
+      </w:r>
+      <w:r>
+        <w:rPr>
+          <w:lang w:val="en-US"/>
+        </w:rPr>
+        <w:t xml:space="preserve"> that are allowed</w:t>
+      </w:r>
+      <w:r>
+        <w:rPr>
+          <w:lang w:val="en-US"/>
+        </w:rPr>
+        <w:t>.</w:t>
+      </w:r>
+      <w:r>
+        <w:rPr>
+          <w:lang w:val="en-US"/>
+        </w:rPr>
+        <w:t xml:space="preserve"> </w:t>
+      </w:r>
+    </w:p>
+    <w:p>
+      <w:pPr>
+        <w:pStyle w:val="ListParagraph"/>
+        <w:numPr>
+          <w:ilvl w:val="0"/>
+          <w:numId w:val="10"/>
+        </w:numPr>
+        <w:rPr>
+          <w:lang w:val="en-US"/>
+        </w:rPr>
+      </w:pPr>
+      <w:r>
+        <w:rPr>
+          <w:i/>
+          <w:iCs/>
+          <w:lang w:val="en-US"/>
+        </w:rPr>
+        <w:t xml:space="preserve">Allowed </w:t>
+      </w:r>
+      <w:r>
+        <w:rPr>
+          <w:i/>
+          <w:iCs/>
+          <w:lang w:val="en-US"/>
+        </w:rPr>
+        <w:t>Environments</w:t>
+      </w:r>
+      <w:r>
+        <w:rPr>
+          <w:lang w:val="en-US"/>
+        </w:rPr>
+        <w:t>:</w:t>
+      </w:r>
+      <w:r>
+        <w:rPr>
+          <w:lang w:val="en-US"/>
+        </w:rPr>
+        <w:t xml:space="preserve"> </w:t>
+      </w:r>
+      <w:r>
+        <w:rPr>
+          <w:lang w:val="en-US"/>
+        </w:rPr>
+        <w:t>A l</w:t>
+      </w:r>
+      <w:r>
+        <w:rPr>
+          <w:lang w:val="en-US"/>
+        </w:rPr>
+        <w:t xml:space="preserve">ist of </w:t>
+      </w:r>
+      <w:r>
+        <w:rPr>
+          <w:lang w:val="en-US"/>
+        </w:rPr>
+        <w:t xml:space="preserve">Depositional </w:t>
+      </w:r>
+      <w:r>
+        <w:rPr>
+          <w:lang w:val="en-US"/>
+        </w:rPr>
+        <w:t>Environment values that are allowed.</w:t>
+      </w:r>
+    </w:p>
+    <w:p>
+      <w:pPr>
+        <w:pStyle w:val="ListParagraph"/>
+        <w:numPr>
+          <w:ilvl w:val="0"/>
+          <w:numId w:val="10"/>
+        </w:numPr>
+        <w:rPr>
+          <w:lang w:val="en-US"/>
+        </w:rPr>
+      </w:pPr>
+      <w:r>
+        <w:rPr>
+          <w:i/>
+          <w:iCs/>
+          <w:lang w:val="en-US"/>
+        </w:rPr>
+        <w:t>Allowed Materials</w:t>
+      </w:r>
+      <w:r>
+        <w:rPr>
+          <w:lang w:val="en-US"/>
+        </w:rPr>
+        <w:t xml:space="preserve">: </w:t>
+      </w:r>
+      <w:r>
+        <w:rPr>
+          <w:lang w:val="en-US"/>
+        </w:rPr>
+        <w:t xml:space="preserve">A list of </w:t>
+      </w:r>
+      <w:r>
+        <w:rPr>
+          <w:lang w:val="en-US"/>
+        </w:rPr>
+        <w:t>Material Type</w:t>
+      </w:r>
+      <w:r>
+        <w:rPr>
+          <w:lang w:val="en-US"/>
+        </w:rPr>
+        <w:t xml:space="preserve"> values that are allowed</w:t>
+      </w:r>
+      <w:r>
+        <w:rPr>
+          <w:lang w:val="en-US"/>
+        </w:rPr>
+        <w:t>.</w:t>
+      </w:r>
+    </w:p>
+    <w:p>
+      <w:pPr>
+        <w:pStyle w:val="ListParagraph"/>
+        <w:numPr>
+          <w:ilvl w:val="0"/>
+          <w:numId w:val="10"/>
+        </w:numPr>
+        <w:rPr>
+          <w:lang w:val="en-US"/>
+        </w:rPr>
+      </w:pPr>
+      <w:r>
+        <w:rPr>
+          <w:i/>
+          <w:iCs/>
+          <w:lang w:val="en-US"/>
+        </w:rPr>
+        <w:t>SMDB</w:t>
+      </w:r>
+      <w:r>
+        <w:rPr>
+          <w:lang w:val="en-US"/>
+        </w:rPr>
+        <w:t xml:space="preserve">: </w:t>
+      </w:r>
+      <w:r>
+        <w:rPr>
+          <w:lang w:val="en-US"/>
+        </w:rPr>
+        <w:t>This shows data from the</w:t>
+      </w:r>
+      <w:r>
+        <w:rPr>
+          <w:lang w:val="en-US"/>
+        </w:rPr>
+        <w:t xml:space="preserve"> </w:t>
+      </w:r>
+      <w:r>
+        <w:rPr>
+          <w:lang w:val="en-US"/>
+        </w:rPr>
+        <w:t>Sample Metadata Database (SMDB)</w:t>
+      </w:r>
+      <w:r>
+        <w:rPr>
+          <w:lang w:val="en-US"/>
+        </w:rPr>
+        <w:t xml:space="preserve">, which is </w:t>
+      </w:r>
+      <w:r>
+        <w:rPr>
+          <w:lang w:val="en-US"/>
+        </w:rPr>
+        <w:t xml:space="preserve">a </w:t>
+      </w:r>
+      <w:r>
+        <w:rPr>
+          <w:lang w:val="en-US"/>
+        </w:rPr>
+        <w:t>new more standardized data</w:t>
+      </w:r>
+      <w:r>
+        <w:rPr>
+          <w:lang w:val="en-US"/>
+        </w:rPr>
+        <w:t>base</w:t>
+      </w:r>
+      <w:r>
+        <w:rPr>
+          <w:lang w:val="en-US"/>
+        </w:rPr>
+        <w:t xml:space="preserve">. </w:t>
+      </w:r>
+      <w:r>
+        <w:rPr>
+          <w:lang w:val="en-US"/>
+        </w:rPr>
+        <w:t xml:space="preserve">Optimally we want the CGG3 data to be </w:t>
+      </w:r>
+      <w:r>
+        <w:rPr>
+          <w:lang w:val="en-US"/>
+        </w:rPr>
+        <w:t xml:space="preserve">at least as standardized as </w:t>
+      </w:r>
+      <w:r>
+        <w:rPr>
+          <w:lang w:val="en-US"/>
+        </w:rPr>
+        <w:t>SMDB and</w:t>
+      </w:r>
+      <w:r>
+        <w:rPr>
+          <w:lang w:val="en-US"/>
+        </w:rPr>
+        <w:t xml:space="preserve"> </w:t>
+      </w:r>
+      <w:r>
+        <w:rPr>
+          <w:lang w:val="en-US"/>
+        </w:rPr>
+        <w:t xml:space="preserve">using the same </w:t>
+      </w:r>
+      <w:r>
+        <w:rPr>
+          <w:lang w:val="en-US"/>
+        </w:rPr>
+        <w:t>format</w:t>
+      </w:r>
+      <w:r>
+        <w:rPr>
+          <w:lang w:val="en-US"/>
+        </w:rPr>
+        <w:t>s</w:t>
+      </w:r>
+      <w:r>
+        <w:rPr>
+          <w:lang w:val="en-US"/>
+        </w:rPr>
+        <w:t>.</w:t>
+      </w:r>
+      <w:r>
+        <w:rPr>
+          <w:lang w:val="en-US"/>
+        </w:rPr>
+        <w:t xml:space="preserve"> NOTE: SMDB contains</w:t>
+      </w:r>
+      <w:r>
+        <w:rPr>
+          <w:lang w:val="en-US"/>
+        </w:rPr>
+        <w:t xml:space="preserve"> a few</w:t>
+      </w:r>
+      <w:r>
+        <w:rPr>
+          <w:lang w:val="en-US"/>
+        </w:rPr>
+        <w:t xml:space="preserve"> CGG3 </w:t>
+      </w:r>
+      <w:r>
+        <w:rPr>
+          <w:lang w:val="en-US"/>
+        </w:rPr>
+        <w:t>IDs</w:t>
+      </w:r>
+      <w:r>
+        <w:rPr>
+          <w:lang w:val="en-US"/>
+        </w:rPr>
+        <w:t xml:space="preserve">, which is a bit confusing, but it just means that </w:t>
+      </w:r>
+      <w:r>
+        <w:rPr>
+          <w:lang w:val="en-US"/>
+        </w:rPr>
+        <w:t xml:space="preserve">some data from </w:t>
+      </w:r>
+      <w:r>
+        <w:rPr>
+          <w:lang w:val="en-US"/>
+        </w:rPr>
+        <w:t xml:space="preserve">the </w:t>
+      </w:r>
+      <w:r>
+        <w:rPr>
+          <w:lang w:val="en-US"/>
+        </w:rPr>
+        <w:t xml:space="preserve">CGG3 sheet </w:t>
+      </w:r>
+      <w:r>
+        <w:rPr>
+          <w:lang w:val="en-US"/>
+        </w:rPr>
+        <w:t>has already been cleaned, standardized</w:t>
+      </w:r>
+      <w:r>
+        <w:rPr>
+          <w:lang w:val="en-US"/>
+        </w:rPr>
+        <w:t xml:space="preserve">, </w:t>
+      </w:r>
+      <w:r>
+        <w:rPr>
+          <w:lang w:val="en-US"/>
+        </w:rPr>
+        <w:t xml:space="preserve">reformatted and then added </w:t>
+      </w:r>
+      <w:r>
+        <w:rPr>
+          <w:lang w:val="en-US"/>
+        </w:rPr>
+        <w:t xml:space="preserve">to the SMDB. As a </w:t>
+      </w:r>
+      <w:r>
+        <w:rPr>
+          <w:lang w:val="en-US"/>
+        </w:rPr>
+        <w:t>result,</w:t>
+      </w:r>
+      <w:r>
+        <w:rPr>
+          <w:lang w:val="en-US"/>
+        </w:rPr>
+        <w:t xml:space="preserve"> </w:t>
+      </w:r>
+      <w:r>
+        <w:rPr>
+          <w:lang w:val="en-US"/>
+        </w:rPr>
+        <w:t>this</w:t>
+      </w:r>
+      <w:r>
+        <w:rPr>
+          <w:lang w:val="en-US"/>
+        </w:rPr>
+        <w:t xml:space="preserve"> </w:t>
+      </w:r>
+      <w:r>
+        <w:rPr>
+          <w:lang w:val="en-US"/>
+        </w:rPr>
+        <w:t>data do</w:t>
+      </w:r>
+      <w:r>
+        <w:rPr>
+          <w:lang w:val="en-US"/>
+        </w:rPr>
+        <w:t xml:space="preserve">es </w:t>
+      </w:r>
+      <w:r>
+        <w:rPr>
+          <w:lang w:val="en-US"/>
+        </w:rPr>
+        <w:t>of course</w:t>
+      </w:r>
+      <w:r>
+        <w:rPr>
+          <w:lang w:val="en-US"/>
+        </w:rPr>
+        <w:t xml:space="preserve"> </w:t>
+      </w:r>
+      <w:r>
+        <w:rPr>
+          <w:lang w:val="en-US"/>
+        </w:rPr>
+        <w:t xml:space="preserve">not need to be cleaned and </w:t>
+      </w:r>
+      <w:r>
+        <w:rPr>
+          <w:lang w:val="en-US"/>
+        </w:rPr>
+        <w:t>was</w:t>
+      </w:r>
+      <w:r>
+        <w:rPr>
+          <w:lang w:val="en-US"/>
+        </w:rPr>
+        <w:t xml:space="preserve"> therefore removed from sheet b) and c). </w:t>
+      </w:r>
+    </w:p>
+    <w:p>
+      <w:pPr>
+        <w:pStyle w:val="ListParagraph"/>
+        <w:numPr>
+          <w:ilvl w:val="0"/>
+          <w:numId w:val="9"/>
+        </w:numPr>
+        <w:rPr>
+          <w:lang w:val="en-US"/>
+        </w:rPr>
+      </w:pPr>
+      <w:hyperlink w:history="1" r:id="rId10">
+        <w:proofErr w:type="spellStart"/>
+        <w:r>
+          <w:rPr>
+            <w:rStyle w:val="Hyperlink"/>
+            <w:lang w:val="en-US"/>
+          </w:rPr>
+          <w:t>c</w:t>
+        </w:r>
+        <w:r>
+          <w:rPr>
+            <w:rStyle w:val="Hyperlink"/>
+            <w:lang w:val="en-US"/>
+          </w:rPr>
+          <w:t>oordinate_cleaner_script</w:t>
+        </w:r>
+        <w:proofErr w:type="spellEnd"/>
+      </w:hyperlink>
+      <w:r>
+        <w:rPr>
+          <w:lang w:val="en-US"/>
+        </w:rPr>
+        <w:t>. This</w:t>
+      </w:r>
+      <w:r>
+        <w:rPr>
+          <w:lang w:val="en-US"/>
+        </w:rPr>
+        <w:t xml:space="preserve"> folder contains a </w:t>
+      </w:r>
+      <w:r>
+        <w:rPr>
+          <w:lang w:val="en-US"/>
+        </w:rPr>
+        <w:t xml:space="preserve">python </w:t>
+      </w:r>
+      <w:r>
+        <w:rPr>
+          <w:lang w:val="en-US"/>
+        </w:rPr>
+        <w:t>script that can</w:t>
+      </w:r>
+      <w:r>
+        <w:rPr>
+          <w:lang w:val="en-US"/>
+        </w:rPr>
+        <w:t xml:space="preserve"> </w:t>
+      </w:r>
+      <w:r>
+        <w:rPr>
+          <w:lang w:val="en-US"/>
+        </w:rPr>
+        <w:t>process an Excel sheet</w:t>
+      </w:r>
+      <w:r>
+        <w:rPr>
+          <w:lang w:val="en-US"/>
+        </w:rPr>
+        <w:t xml:space="preserve"> with a </w:t>
+      </w:r>
+      <w:proofErr w:type="spellStart"/>
+      <w:r>
+        <w:rPr>
+          <w:lang w:val="en-US"/>
+        </w:rPr>
+        <w:t>lat</w:t>
+      </w:r>
+      <w:proofErr w:type="spellEnd"/>
+      <w:r>
+        <w:rPr>
+          <w:lang w:val="en-US"/>
+        </w:rPr>
+        <w:t xml:space="preserve">, </w:t>
+      </w:r>
+      <w:proofErr w:type="spellStart"/>
+      <w:r>
+        <w:rPr>
+          <w:lang w:val="en-US"/>
+        </w:rPr>
+        <w:t>lon</w:t>
+      </w:r>
+      <w:proofErr w:type="spellEnd"/>
+      <w:r>
+        <w:rPr>
+          <w:lang w:val="en-US"/>
+        </w:rPr>
+        <w:t xml:space="preserve"> and country column</w:t>
+      </w:r>
+      <w:r>
+        <w:rPr>
+          <w:lang w:val="en-US"/>
+        </w:rPr>
+        <w:t xml:space="preserve">. </w:t>
+      </w:r>
+      <w:r>
+        <w:rPr>
+          <w:lang w:val="en-US"/>
+        </w:rPr>
+        <w:t>Read</w:t>
+      </w:r>
+      <w:r>
+        <w:rPr>
+          <w:lang w:val="en-US"/>
+        </w:rPr>
+        <w:t xml:space="preserve"> the README </w:t>
+      </w:r>
+      <w:r>
+        <w:rPr>
+          <w:lang w:val="en-US"/>
+        </w:rPr>
+        <w:t>carefully before you run it</w:t>
+      </w:r>
+      <w:r>
+        <w:rPr>
+          <w:lang w:val="en-US"/>
+        </w:rPr>
+        <w:t xml:space="preserve">. </w:t>
+      </w:r>
+      <w:r>
+        <w:rPr>
+          <w:lang w:val="en-US"/>
+        </w:rPr>
+        <w:t xml:space="preserve">If you have never ran a python script before, </w:t>
+      </w:r>
+      <w:r>
+        <w:rPr>
+          <w:lang w:val="en-US"/>
+        </w:rPr>
+        <w:t>you might want to ask for help</w:t>
+      </w:r>
+      <w:r>
+        <w:rPr>
+          <w:lang w:val="en-US"/>
+        </w:rPr>
+        <w:t>.</w:t>
+      </w:r>
+    </w:p>
+    <w:p>
+      <w:pPr>
+        <w:pStyle w:val="Heading1"/>
+        <w:rPr>
+          <w:lang w:val="en-US"/>
+        </w:rPr>
+      </w:pPr>
+      <w:bookmarkStart w:name="_Toc202537118" w:id="2"/>
+      <w:r>
+        <w:rPr>
+          <w:lang w:val="en-US"/>
+        </w:rPr>
+        <w:t>Column c</w:t>
+      </w:r>
+      <w:r>
+        <w:rPr>
+          <w:lang w:val="en-US"/>
+        </w:rPr>
+        <w:t>leanup guide</w:t>
+      </w:r>
+      <w:bookmarkEnd w:id="2"/>
+    </w:p>
+    <w:p>
+      <w:pPr>
+        <w:rPr>
+          <w:lang w:val="en-US"/>
+        </w:rPr>
+      </w:pPr>
+      <w:r>
+        <w:rPr>
+          <w:lang w:val="en-US"/>
+        </w:rPr>
+        <w:t xml:space="preserve">To begin with we would like you to focus on </w:t>
+      </w:r>
+      <w:r>
+        <w:rPr>
+          <w:lang w:val="en-US"/>
+        </w:rPr>
+        <w:t xml:space="preserve">cleaning </w:t>
+      </w:r>
+      <w:r>
+        <w:rPr>
+          <w:lang w:val="en-US"/>
+        </w:rPr>
+        <w:t xml:space="preserve">the </w:t>
+      </w:r>
+      <w:r>
+        <w:rPr>
+          <w:lang w:val="en-US"/>
+        </w:rPr>
+        <w:t xml:space="preserve">following columns in that order: </w:t>
+      </w:r>
+    </w:p>
+    <w:p>
+      <w:pPr>
+        <w:pStyle w:val="ListParagraph"/>
+        <w:numPr>
+          <w:ilvl w:val="0"/>
+          <w:numId w:val="8"/>
+        </w:numPr>
+        <w:rPr>
+          <w:lang w:val="en-US"/>
+        </w:rPr>
+      </w:pPr>
+      <w:r>
+        <w:rPr>
+          <w:lang w:val="en-US"/>
+        </w:rPr>
+        <w:t>Lat</w:t>
+      </w:r>
+      <w:r>
+        <w:rPr>
+          <w:lang w:val="en-US"/>
+        </w:rPr>
+        <w:t xml:space="preserve"> and</w:t>
+      </w:r>
+      <w:r>
+        <w:rPr>
+          <w:lang w:val="en-US"/>
+        </w:rPr>
+        <w:t xml:space="preserve"> Lon</w:t>
+      </w:r>
+    </w:p>
+    <w:p>
+      <w:pPr>
+        <w:pStyle w:val="ListParagraph"/>
+        <w:numPr>
+          <w:ilvl w:val="0"/>
+          <w:numId w:val="8"/>
+        </w:numPr>
+        <w:rPr>
+          <w:lang w:val="en-US"/>
+        </w:rPr>
+      </w:pPr>
+      <w:r>
+        <w:rPr>
+          <w:lang w:val="en-US"/>
+        </w:rPr>
+        <w:t>Geographical Place Names (Country, Region, Province, State etc.)</w:t>
+      </w:r>
+    </w:p>
+    <w:p>
+      <w:pPr>
+        <w:pStyle w:val="ListParagraph"/>
+        <w:numPr>
+          <w:ilvl w:val="0"/>
+          <w:numId w:val="8"/>
+        </w:numPr>
+        <w:rPr>
+          <w:lang w:val="en-US"/>
+        </w:rPr>
+      </w:pPr>
+      <w:r>
+        <w:rPr>
+          <w:lang w:val="en-US"/>
+        </w:rPr>
+        <w:t xml:space="preserve">Intern Provider </w:t>
+      </w:r>
+    </w:p>
+    <w:p>
+      <w:pPr>
+        <w:pStyle w:val="ListParagraph"/>
+        <w:numPr>
+          <w:ilvl w:val="0"/>
+          <w:numId w:val="8"/>
+        </w:numPr>
+        <w:rPr>
+          <w:lang w:val="en-US"/>
+        </w:rPr>
+      </w:pPr>
+      <w:r>
+        <w:rPr>
+          <w:lang w:val="en-US"/>
+        </w:rPr>
+        <w:t>Age</w:t>
+      </w:r>
+    </w:p>
+    <w:p>
+      <w:pPr>
+        <w:pStyle w:val="ListParagraph"/>
+        <w:numPr>
+          <w:ilvl w:val="0"/>
+          <w:numId w:val="8"/>
+        </w:numPr>
+        <w:rPr>
+          <w:lang w:val="en-US"/>
+        </w:rPr>
+      </w:pPr>
+      <w:r>
+        <w:rPr>
+          <w:lang w:val="en-US"/>
+        </w:rPr>
+        <w:t>Material Type</w:t>
+      </w:r>
+    </w:p>
+    <w:p>
+      <w:pPr>
+        <w:pStyle w:val="ListParagraph"/>
+        <w:numPr>
+          <w:ilvl w:val="0"/>
+          <w:numId w:val="8"/>
+        </w:numPr>
+        <w:rPr>
+          <w:lang w:val="en-US"/>
+        </w:rPr>
+      </w:pPr>
+      <w:r>
+        <w:rPr>
+          <w:lang w:val="en-US"/>
+        </w:rPr>
+        <w:t>Depositional Environment</w:t>
+      </w:r>
+    </w:p>
+    <w:p>
+      <w:pPr>
+        <w:rPr>
+          <w:i/>
+          <w:iCs/>
+          <w:lang w:val="en-US"/>
+        </w:rPr>
+      </w:pPr>
+      <w:r>
+        <w:rPr>
+          <w:i/>
+          <w:iCs/>
+          <w:lang w:val="en-US"/>
+        </w:rPr>
+        <w:t xml:space="preserve">Note: </w:t>
+      </w:r>
+      <w:proofErr w:type="gramStart"/>
+      <w:r>
+        <w:rPr>
+          <w:i/>
+          <w:iCs/>
+          <w:lang w:val="en-US"/>
+        </w:rPr>
+        <w:t>it might</w:t>
+      </w:r>
+      <w:proofErr w:type="gramEnd"/>
+      <w:r>
+        <w:rPr>
+          <w:i/>
+          <w:iCs/>
+          <w:lang w:val="en-US"/>
+        </w:rPr>
+        <w:t xml:space="preserve"> be beneficial to do step 1 and 2 together?</w:t>
+      </w:r>
+    </w:p>
+    <w:p>
+      <w:pPr>
+        <w:rPr>
+          <w:i/>
+          <w:iCs/>
+          <w:lang w:val="en-US"/>
+        </w:rPr>
+      </w:pPr>
+      <w:r>
+        <w:rPr>
+          <w:lang w:val="en-US"/>
+        </w:rPr>
+        <w:lastRenderedPageBreak/>
+        <w:t xml:space="preserve">General </w:t>
+      </w:r>
+      <w:r>
+        <w:rPr>
+          <w:lang w:val="en-US"/>
+        </w:rPr>
+        <w:t xml:space="preserve">column cleaning </w:t>
+      </w:r>
+      <w:r>
+        <w:rPr>
+          <w:lang w:val="en-US"/>
+        </w:rPr>
+        <w:t>tips:</w:t>
+      </w:r>
+    </w:p>
+    <w:p>
+      <w:pPr>
         <w:pStyle w:val="ListBullet"/>
         <w:rPr>
           <w:lang w:val="en-US"/>
@@ -75,27 +2387,3194 @@
         <w:rPr>
           <w:lang w:val="en-US"/>
         </w:rPr>
-        <w:t xml:space="preserve">If there are multiple values in a cell, </w:t>
+        <w:t xml:space="preserve">If you come across any missing values, try to find them in </w:t>
+      </w:r>
+      <w:r>
+        <w:rPr>
+          <w:lang w:val="en-US"/>
+        </w:rPr>
+        <w:t xml:space="preserve">other </w:t>
+      </w:r>
+      <w:r>
+        <w:rPr>
+          <w:lang w:val="en-US"/>
+        </w:rPr>
+        <w:t>columns,</w:t>
+      </w:r>
+      <w:r>
+        <w:rPr>
+          <w:lang w:val="en-US"/>
+        </w:rPr>
+        <w:t xml:space="preserve"> especially the </w:t>
       </w:r>
       <w:proofErr w:type="spellStart"/>
       <w:r>
         <w:rPr>
-          <w:lang w:val="en-US"/>
-        </w:rPr>
-        <w:t>seperate</w:t>
+          <w:i/>
+          <w:iCs/>
+          <w:lang w:val="en-US"/>
+        </w:rPr>
+        <w:t>from_unnamed_cols</w:t>
       </w:r>
       <w:proofErr w:type="spellEnd"/>
       <w:r>
         <w:rPr>
           <w:lang w:val="en-US"/>
         </w:rPr>
-        <w:t xml:space="preserve"> them with semi colon</w:t>
+        <w:t xml:space="preserve"> helper column.</w:t>
+      </w:r>
+    </w:p>
+    <w:p>
+      <w:pPr>
+        <w:pStyle w:val="ListBullet"/>
+        <w:rPr>
+          <w:lang w:val="en-US"/>
+        </w:rPr>
+      </w:pPr>
+      <w:r>
+        <w:rPr>
+          <w:lang w:val="en-US"/>
+        </w:rPr>
+        <w:t>If there are multiple values in a cell, separate them with semi colon</w:t>
       </w:r>
       <w:r>
         <w:rPr>
           <w:lang w:val="en-US"/>
         </w:rPr>
         <w:t>.</w:t>
+      </w:r>
+    </w:p>
+    <w:p>
+      <w:pPr>
+        <w:pStyle w:val="ListBullet"/>
+        <w:rPr>
+          <w:lang w:val="en-US"/>
+        </w:rPr>
+      </w:pPr>
+      <w:r>
+        <w:rPr>
+          <w:lang w:val="en-US"/>
+        </w:rPr>
+        <w:t>Look out for copy paste error causing values to appear ‘skewed’. This means that you might sometimes find the correct value in the next or previous column.</w:t>
+      </w:r>
+    </w:p>
+    <w:p>
+      <w:pPr>
+        <w:pStyle w:val="ListBullet"/>
+        <w:rPr>
+          <w:lang w:val="en-US"/>
+        </w:rPr>
+      </w:pPr>
+      <w:r>
+        <w:rPr>
+          <w:lang w:val="en-US"/>
+        </w:rPr>
+        <w:t xml:space="preserve">Many </w:t>
+      </w:r>
+      <w:r>
+        <w:rPr>
+          <w:lang w:val="en-US"/>
+        </w:rPr>
+        <w:t xml:space="preserve">rows share the same </w:t>
+      </w:r>
+      <w:r>
+        <w:rPr>
+          <w:lang w:val="en-US"/>
+        </w:rPr>
+        <w:t>values and</w:t>
+      </w:r>
+      <w:r>
+        <w:rPr>
+          <w:lang w:val="en-US"/>
+        </w:rPr>
+        <w:t xml:space="preserve"> have been inserted in bulk. S</w:t>
+      </w:r>
+      <w:r>
+        <w:rPr>
+          <w:lang w:val="en-US"/>
+        </w:rPr>
+        <w:t xml:space="preserve">o often </w:t>
+      </w:r>
+      <w:r>
+        <w:rPr>
+          <w:lang w:val="en-US"/>
+        </w:rPr>
+        <w:t>it’s</w:t>
+      </w:r>
+      <w:r>
+        <w:rPr>
+          <w:lang w:val="en-US"/>
+        </w:rPr>
+        <w:t xml:space="preserve"> not necessary to clean each row one by one, but rather do it in bulks. </w:t>
+      </w:r>
+      <w:r>
+        <w:rPr>
+          <w:lang w:val="en-US"/>
+        </w:rPr>
+        <w:t xml:space="preserve">If you sort the data </w:t>
+      </w:r>
+      <w:r>
+        <w:rPr>
+          <w:lang w:val="en-US"/>
+        </w:rPr>
+        <w:t>by</w:t>
+      </w:r>
+      <w:r>
+        <w:rPr>
+          <w:lang w:val="en-US"/>
+        </w:rPr>
+        <w:t xml:space="preserve"> the “CGG </w:t>
+      </w:r>
+      <w:proofErr w:type="spellStart"/>
+      <w:r>
+        <w:rPr>
+          <w:lang w:val="en-US"/>
+        </w:rPr>
+        <w:t>ID_number</w:t>
+      </w:r>
+      <w:proofErr w:type="spellEnd"/>
+      <w:r>
+        <w:rPr>
+          <w:lang w:val="en-US"/>
+        </w:rPr>
+        <w:t>”</w:t>
+      </w:r>
+      <w:r>
+        <w:rPr>
+          <w:lang w:val="en-US"/>
+        </w:rPr>
+        <w:t xml:space="preserve"> helper column</w:t>
+      </w:r>
+      <w:r>
+        <w:rPr>
+          <w:lang w:val="en-US"/>
+        </w:rPr>
+        <w:t xml:space="preserve">, </w:t>
+      </w:r>
+      <w:r>
+        <w:rPr>
+          <w:lang w:val="en-US"/>
+        </w:rPr>
+        <w:t xml:space="preserve">you </w:t>
+      </w:r>
+      <w:r>
+        <w:rPr>
+          <w:lang w:val="en-US"/>
+        </w:rPr>
+        <w:t>should</w:t>
+      </w:r>
+      <w:r>
+        <w:rPr>
+          <w:lang w:val="en-US"/>
+        </w:rPr>
+        <w:t xml:space="preserve"> see the data as it was </w:t>
+      </w:r>
+      <w:r>
+        <w:rPr>
+          <w:lang w:val="en-US"/>
+        </w:rPr>
+        <w:t>inserted</w:t>
+      </w:r>
+      <w:r>
+        <w:rPr>
+          <w:lang w:val="en-US"/>
+        </w:rPr>
+        <w:t xml:space="preserve">, and you should therefore be able to </w:t>
+      </w:r>
+      <w:r>
+        <w:rPr>
+          <w:lang w:val="en-US"/>
+        </w:rPr>
+        <w:t xml:space="preserve">spot </w:t>
+      </w:r>
+      <w:r>
+        <w:rPr>
+          <w:lang w:val="en-US"/>
+        </w:rPr>
+        <w:t>the bulk</w:t>
+      </w:r>
+      <w:r>
+        <w:rPr>
+          <w:lang w:val="en-US"/>
+        </w:rPr>
+        <w:t xml:space="preserve"> inserts</w:t>
+      </w:r>
+      <w:r>
+        <w:rPr>
+          <w:lang w:val="en-US"/>
+        </w:rPr>
+        <w:t xml:space="preserve">. </w:t>
+      </w:r>
+      <w:r>
+        <w:rPr>
+          <w:lang w:val="en-US"/>
+        </w:rPr>
+        <w:t xml:space="preserve">There might be other useful columns you can filter or sort by also. </w:t>
+      </w:r>
+      <w:r>
+        <w:rPr>
+          <w:lang w:val="en-US"/>
+        </w:rPr>
+        <w:t>E.g.</w:t>
+      </w:r>
+      <w:r>
+        <w:rPr>
+          <w:lang w:val="en-US"/>
+        </w:rPr>
+        <w:t xml:space="preserve"> project name, geographical location</w:t>
+      </w:r>
+      <w:r>
+        <w:rPr>
+          <w:lang w:val="en-US"/>
+        </w:rPr>
+        <w:t>?</w:t>
+      </w:r>
+    </w:p>
+    <w:p>
+      <w:pPr>
+        <w:rPr>
+          <w:lang w:val="en-US"/>
+        </w:rPr>
+      </w:pPr>
+      <w:r>
+        <w:rPr>
+          <w:lang w:val="en-US"/>
+        </w:rPr>
+        <w:t>Below are details of how to clean the individual columns:</w:t>
+      </w:r>
+    </w:p>
+    <w:p>
+      <w:pPr>
+        <w:pStyle w:val="Heading3"/>
+        <w:rPr>
+          <w:lang w:val="en-US"/>
+        </w:rPr>
+      </w:pPr>
+      <w:bookmarkStart w:name="_Toc202537119" w:id="3"/>
+      <w:r>
+        <w:rPr>
+          <w:lang w:val="en-US"/>
+        </w:rPr>
+        <w:t>“</w:t>
+      </w:r>
+      <w:r>
+        <w:rPr>
+          <w:lang w:val="en-US"/>
+        </w:rPr>
+        <w:t>Lat</w:t>
+      </w:r>
+      <w:r>
+        <w:rPr>
+          <w:lang w:val="en-US"/>
+        </w:rPr>
+        <w:t xml:space="preserve">” </w:t>
+      </w:r>
+      <w:r>
+        <w:rPr>
+          <w:lang w:val="en-US"/>
+        </w:rPr>
+        <w:t xml:space="preserve">and </w:t>
+      </w:r>
+      <w:r>
+        <w:rPr>
+          <w:lang w:val="en-US"/>
+        </w:rPr>
+        <w:t>“</w:t>
+      </w:r>
+      <w:r>
+        <w:rPr>
+          <w:lang w:val="en-US"/>
+        </w:rPr>
+        <w:t>Lon</w:t>
+      </w:r>
+      <w:bookmarkEnd w:id="3"/>
+      <w:r>
+        <w:rPr>
+          <w:lang w:val="en-US"/>
+        </w:rPr>
+        <w:t>” columns</w:t>
+      </w:r>
+    </w:p>
+    <w:p>
+      <w:pPr>
+        <w:rPr>
+          <w:lang w:val="en-US"/>
+        </w:rPr>
+      </w:pPr>
+      <w:r>
+        <w:rPr>
+          <w:lang w:val="en-US"/>
+        </w:rPr>
+        <w:t>Optimally we want</w:t>
+      </w:r>
+      <w:r>
+        <w:rPr>
+          <w:lang w:val="en-US"/>
+        </w:rPr>
+        <w:t xml:space="preserve"> you to</w:t>
+      </w:r>
+      <w:r>
+        <w:rPr>
+          <w:lang w:val="en-US"/>
+        </w:rPr>
+        <w:t xml:space="preserve"> correct</w:t>
+      </w:r>
+      <w:r>
+        <w:rPr>
+          <w:lang w:val="en-US"/>
+        </w:rPr>
+        <w:t>*</w:t>
+      </w:r>
+      <w:r>
+        <w:rPr>
+          <w:lang w:val="en-US"/>
+        </w:rPr>
+        <w:t xml:space="preserve"> and reformat</w:t>
+      </w:r>
+      <w:r>
+        <w:rPr>
+          <w:lang w:val="en-US"/>
+        </w:rPr>
+        <w:t xml:space="preserve">** </w:t>
+      </w:r>
+      <w:r>
+        <w:rPr>
+          <w:lang w:val="en-US"/>
+        </w:rPr>
+        <w:t>the invalid</w:t>
+      </w:r>
+      <w:r>
+        <w:rPr>
+          <w:lang w:val="en-US"/>
+        </w:rPr>
+        <w:t>/incorrect</w:t>
+      </w:r>
+      <w:r>
+        <w:rPr>
+          <w:lang w:val="en-US"/>
+        </w:rPr>
+        <w:t xml:space="preserve"> coordinate</w:t>
+      </w:r>
+      <w:r>
+        <w:rPr>
+          <w:lang w:val="en-US"/>
+        </w:rPr>
+        <w:t>s</w:t>
+      </w:r>
+      <w:r>
+        <w:rPr>
+          <w:lang w:val="en-US"/>
+        </w:rPr>
+        <w:t xml:space="preserve"> in </w:t>
+      </w:r>
+      <w:r>
+        <w:rPr>
+          <w:lang w:val="en-US"/>
+        </w:rPr>
+        <w:t xml:space="preserve">the </w:t>
+      </w:r>
+      <w:r>
+        <w:rPr>
+          <w:lang w:val="en-US"/>
+        </w:rPr>
+        <w:t>“</w:t>
+      </w:r>
+      <w:proofErr w:type="spellStart"/>
+      <w:r>
+        <w:rPr>
+          <w:lang w:val="en-US"/>
+        </w:rPr>
+        <w:t>Lat_cleaned</w:t>
+      </w:r>
+      <w:proofErr w:type="spellEnd"/>
+      <w:r>
+        <w:rPr>
+          <w:lang w:val="en-US"/>
+        </w:rPr>
+        <w:t>” and “</w:t>
+      </w:r>
+      <w:proofErr w:type="spellStart"/>
+      <w:r>
+        <w:rPr>
+          <w:lang w:val="en-US"/>
+        </w:rPr>
+        <w:t>Lon</w:t>
+      </w:r>
+      <w:r>
+        <w:rPr>
+          <w:lang w:val="en-US"/>
+        </w:rPr>
+        <w:t>_cleaned</w:t>
+      </w:r>
+      <w:proofErr w:type="spellEnd"/>
+      <w:r>
+        <w:rPr>
+          <w:lang w:val="en-US"/>
+        </w:rPr>
+        <w:t>”</w:t>
+      </w:r>
+      <w:r>
+        <w:rPr>
+          <w:lang w:val="en-US"/>
+        </w:rPr>
+        <w:t xml:space="preserve"> </w:t>
+      </w:r>
+      <w:r>
+        <w:rPr>
+          <w:lang w:val="en-US"/>
+        </w:rPr>
+        <w:t xml:space="preserve">column. </w:t>
+      </w:r>
+      <w:r>
+        <w:rPr>
+          <w:lang w:val="en-US"/>
+        </w:rPr>
+        <w:t>Do not overwrite them but rather insert the corrected and/or reformat</w:t>
+      </w:r>
+      <w:r>
+        <w:rPr>
+          <w:lang w:val="en-US"/>
+        </w:rPr>
+        <w:t>t</w:t>
+      </w:r>
+      <w:r>
+        <w:rPr>
+          <w:lang w:val="en-US"/>
+        </w:rPr>
+        <w:t xml:space="preserve">ed columns into </w:t>
+      </w:r>
+      <w:r>
+        <w:rPr>
+          <w:lang w:val="en-US"/>
+        </w:rPr>
+        <w:t xml:space="preserve">2 new columns: </w:t>
+      </w:r>
+      <w:r>
+        <w:rPr>
+          <w:lang w:val="en-US"/>
+        </w:rPr>
+        <w:t>“</w:t>
+      </w:r>
+      <w:proofErr w:type="spellStart"/>
+      <w:r>
+        <w:rPr>
+          <w:lang w:val="en-US"/>
+        </w:rPr>
+        <w:t>Lon_manual_cleaned</w:t>
+      </w:r>
+      <w:proofErr w:type="spellEnd"/>
+      <w:r>
+        <w:rPr>
+          <w:lang w:val="en-US"/>
+        </w:rPr>
+        <w:t xml:space="preserve">” </w:t>
+      </w:r>
+      <w:r>
+        <w:rPr>
+          <w:lang w:val="en-US"/>
+        </w:rPr>
+        <w:t>and “</w:t>
+      </w:r>
+      <w:proofErr w:type="spellStart"/>
+      <w:r>
+        <w:rPr>
+          <w:lang w:val="en-US"/>
+        </w:rPr>
+        <w:t>Lat_manual_cleaned</w:t>
+      </w:r>
+      <w:proofErr w:type="spellEnd"/>
+      <w:r>
+        <w:rPr>
+          <w:lang w:val="en-US"/>
+        </w:rPr>
+        <w:t xml:space="preserve">”. </w:t>
+      </w:r>
+    </w:p>
+    <w:p>
+      <w:pPr>
+        <w:rPr>
+          <w:lang w:val="en-US"/>
+        </w:rPr>
+      </w:pPr>
+      <w:r>
+        <w:rPr>
+          <w:lang w:val="en-US"/>
+        </w:rPr>
+        <w:t xml:space="preserve">*By correct, we mean that the coordinate lands within the geographical location that was reported in </w:t>
+      </w:r>
+      <w:r>
+        <w:rPr>
+          <w:lang w:val="en-US"/>
+        </w:rPr>
+        <w:t>the Country column</w:t>
+      </w:r>
+      <w:r>
+        <w:rPr>
+          <w:lang w:val="en-US"/>
+        </w:rPr>
+        <w:t>.</w:t>
+      </w:r>
+      <w:r>
+        <w:rPr>
+          <w:lang w:val="en-US"/>
+        </w:rPr>
+        <w:t xml:space="preserve"> It might help you to </w:t>
+      </w:r>
+      <w:proofErr w:type="gramStart"/>
+      <w:r>
+        <w:rPr>
+          <w:lang w:val="en-US"/>
+        </w:rPr>
+        <w:t>look into</w:t>
+      </w:r>
+      <w:proofErr w:type="gramEnd"/>
+      <w:r>
+        <w:rPr>
+          <w:lang w:val="en-US"/>
+        </w:rPr>
+        <w:t xml:space="preserve"> the </w:t>
+      </w:r>
+      <w:r>
+        <w:rPr>
+          <w:lang w:val="en-US"/>
+        </w:rPr>
+        <w:t>geographical</w:t>
+      </w:r>
+      <w:r>
+        <w:rPr>
+          <w:lang w:val="en-US"/>
+        </w:rPr>
+        <w:t xml:space="preserve"> place names cleanup before doing this analysis. See the </w:t>
+      </w:r>
+      <w:hyperlink w:history="1" w:anchor="_Geographical_Place_Names_1">
+        <w:r>
+          <w:rPr>
+            <w:rStyle w:val="Hyperlink"/>
+            <w:lang w:val="en-US"/>
+          </w:rPr>
+          <w:t>Geographi</w:t>
+        </w:r>
+        <w:r>
+          <w:rPr>
+            <w:rStyle w:val="Hyperlink"/>
+            <w:lang w:val="en-US"/>
+          </w:rPr>
+          <w:t>c</w:t>
+        </w:r>
+        <w:r>
+          <w:rPr>
+            <w:rStyle w:val="Hyperlink"/>
+            <w:lang w:val="en-US"/>
+          </w:rPr>
+          <w:t>al Place Names</w:t>
+        </w:r>
+      </w:hyperlink>
+      <w:r>
+        <w:rPr>
+          <w:lang w:val="en-US"/>
+        </w:rPr>
+        <w:t xml:space="preserve"> section.</w:t>
+      </w:r>
+      <w:r>
+        <w:rPr>
+          <w:lang w:val="en-US"/>
+        </w:rPr>
+        <w:t xml:space="preserve"> Use the helper column </w:t>
+      </w:r>
+      <w:r>
+        <w:rPr>
+          <w:lang w:val="en-US"/>
+        </w:rPr>
+        <w:t>“</w:t>
+      </w:r>
+      <w:proofErr w:type="spellStart"/>
+      <w:r>
+        <w:rPr>
+          <w:lang w:val="en-US"/>
+        </w:rPr>
+        <w:t>Country_Lat_Lon_match</w:t>
+      </w:r>
+      <w:proofErr w:type="spellEnd"/>
+      <w:r>
+        <w:rPr>
+          <w:lang w:val="en-US"/>
+        </w:rPr>
+        <w:t xml:space="preserve">” </w:t>
+      </w:r>
+      <w:r>
+        <w:rPr>
+          <w:lang w:val="en-US"/>
+        </w:rPr>
+        <w:t>to see if the coordinate is correct</w:t>
+      </w:r>
+      <w:r>
+        <w:rPr>
+          <w:lang w:val="en-US"/>
+        </w:rPr>
+        <w:t xml:space="preserve"> or not.</w:t>
+      </w:r>
+    </w:p>
+    <w:p>
+      <w:pPr>
+        <w:rPr>
+          <w:lang w:val="en-US"/>
+        </w:rPr>
+      </w:pPr>
+      <w:r>
+        <w:rPr>
+          <w:lang w:val="en-US"/>
+        </w:rPr>
+        <w:t>*</w:t>
+      </w:r>
+      <w:r>
+        <w:rPr>
+          <w:lang w:val="en-US"/>
+        </w:rPr>
+        <w:t>*</w:t>
+      </w:r>
+      <w:r>
+        <w:rPr>
+          <w:lang w:val="en-US"/>
+        </w:rPr>
+        <w:t>Below we have listed the allowed formats, using regular expression</w:t>
+      </w:r>
+      <w:r>
+        <w:rPr>
+          <w:lang w:val="en-US"/>
+        </w:rPr>
+        <w:t>s</w:t>
+      </w:r>
+      <w:r>
+        <w:rPr>
+          <w:lang w:val="en-US"/>
+        </w:rPr>
+        <w:t>. If you are not familiar with regular expressions</w:t>
+      </w:r>
+      <w:r>
+        <w:rPr>
+          <w:lang w:val="en-US"/>
+        </w:rPr>
+        <w:t xml:space="preserve"> this website might help: </w:t>
+      </w:r>
+      <w:hyperlink w:history="1" r:id="rId11">
+        <w:r>
+          <w:rPr>
+            <w:rStyle w:val="Hyperlink"/>
+            <w:lang w:val="en-US"/>
+          </w:rPr>
+          <w:t>https://regexr.com</w:t>
+        </w:r>
+      </w:hyperlink>
+      <w:r>
+        <w:rPr>
+          <w:lang w:val="en-US"/>
+        </w:rPr>
+        <w:t>.</w:t>
+      </w:r>
+      <w:r>
+        <w:rPr>
+          <w:lang w:val="en-US"/>
+        </w:rPr>
+        <w:t xml:space="preserve"> Otherwise ask around</w:t>
+      </w:r>
+      <w:r>
+        <w:rPr>
+          <w:lang w:val="en-US"/>
+        </w:rPr>
+        <w:t>, or ask Chat-GPT (in my experience, it’s not perfect at understanding regular expressions, so use with caution)</w:t>
+      </w:r>
+      <w:r>
+        <w:rPr>
+          <w:lang w:val="en-US"/>
+        </w:rPr>
+        <w:t xml:space="preserve">. Note that the regular expressions </w:t>
+      </w:r>
+      <w:r>
+        <w:rPr>
+          <w:lang w:val="en-US"/>
+        </w:rPr>
+        <w:t>do</w:t>
+      </w:r>
+      <w:r>
+        <w:rPr>
+          <w:lang w:val="en-US"/>
+        </w:rPr>
+        <w:t xml:space="preserve"> not </w:t>
+      </w:r>
+      <w:r>
+        <w:rPr>
+          <w:lang w:val="en-US"/>
+        </w:rPr>
+        <w:t xml:space="preserve">take </w:t>
+      </w:r>
+      <w:r>
+        <w:rPr>
+          <w:lang w:val="en-US"/>
+        </w:rPr>
+        <w:t>direction</w:t>
+      </w:r>
+      <w:r>
+        <w:rPr>
+          <w:lang w:val="en-US"/>
+        </w:rPr>
+        <w:t xml:space="preserve"> indicators </w:t>
+      </w:r>
+      <w:r>
+        <w:rPr>
+          <w:lang w:val="en-US"/>
+        </w:rPr>
+        <w:t>into account</w:t>
+      </w:r>
+      <w:r>
+        <w:rPr>
+          <w:lang w:val="en-US"/>
+        </w:rPr>
+        <w:t xml:space="preserve">, </w:t>
+      </w:r>
+      <w:r>
+        <w:rPr>
+          <w:lang w:val="en-US"/>
+        </w:rPr>
+        <w:t>but these</w:t>
+      </w:r>
+      <w:r>
+        <w:rPr>
+          <w:lang w:val="en-US"/>
+        </w:rPr>
+        <w:t xml:space="preserve"> should be placed </w:t>
+      </w:r>
+      <w:r>
+        <w:rPr>
+          <w:lang w:val="en-US"/>
+        </w:rPr>
+        <w:t xml:space="preserve">before the coordinate and should consist of </w:t>
+      </w:r>
+      <w:r>
+        <w:rPr>
+          <w:lang w:val="en-US"/>
+        </w:rPr>
+        <w:t>one of these characters</w:t>
+      </w:r>
+      <w:r>
+        <w:rPr>
+          <w:lang w:val="en-US"/>
+        </w:rPr>
+        <w:t>/symbols</w:t>
+      </w:r>
+      <w:r>
+        <w:rPr>
+          <w:lang w:val="en-US"/>
+        </w:rPr>
+        <w:t xml:space="preserve">: </w:t>
+      </w:r>
+      <w:r>
+        <w:rPr>
+          <w:lang w:val="en-US"/>
+        </w:rPr>
+        <w:t>NSEW-</w:t>
+      </w:r>
+    </w:p>
+    <w:p>
+      <w:pPr>
+        <w:rPr>
+          <w:lang w:val="en-US"/>
+        </w:rPr>
+      </w:pPr>
+      <w:r>
+        <w:rPr>
+          <w:lang w:val="en-US"/>
+        </w:rPr>
+        <w:t xml:space="preserve">Allowed </w:t>
+      </w:r>
+      <w:r>
+        <w:rPr>
+          <w:lang w:val="en-US"/>
+        </w:rPr>
+        <w:t>Latitude formats</w:t>
+      </w:r>
+      <w:r>
+        <w:rPr>
+          <w:lang w:val="en-US"/>
+        </w:rPr>
+        <w:t xml:space="preserve"> (</w:t>
+      </w:r>
+      <w:r>
+        <w:rPr>
+          <w:i/>
+          <w:iCs/>
+          <w:lang w:val="en-US"/>
+        </w:rPr>
+        <w:t>without</w:t>
+      </w:r>
+      <w:r>
+        <w:rPr>
+          <w:lang w:val="en-US"/>
+        </w:rPr>
+        <w:t xml:space="preserve"> direction)</w:t>
+      </w:r>
+      <w:r>
+        <w:rPr>
+          <w:lang w:val="en-US"/>
+        </w:rPr>
+        <w:t>:</w:t>
+      </w:r>
+    </w:p>
+    <w:tbl>
+      <w:tblPr>
+        <w:tblStyle w:val="TableGrid"/>
+        <w:tblW w:w="0" w:type="auto"/>
+        <w:tblLook w:val="04A0" w:firstRow="1" w:lastRow="0" w:firstColumn="1" w:lastColumn="0" w:noHBand="0" w:noVBand="1"/>
+      </w:tblPr>
+      <w:tblGrid>
+        <w:gridCol w:w="4508"/>
+        <w:gridCol w:w="4508"/>
+      </w:tblGrid>
+      <w:tr>
+        <w:tc>
+          <w:tcPr>
+            <w:tcW w:w="4508" w:type="dxa"/>
+            <w:tcMar/>
+          </w:tcPr>
+          <w:p>
+            <w:pPr>
+              <w:spacing w:line="276" w:lineRule="auto"/>
+              <w:jc w:val="center"/>
+              <w:rPr>
+                <w:b/>
+                <w:bCs/>
+                <w:sz w:val="20"/>
+                <w:szCs w:val="20"/>
+                <w:lang w:val="en-US"/>
+              </w:rPr>
+            </w:pPr>
+            <w:r>
+              <w:rPr>
+                <w:b/>
+                <w:bCs/>
+                <w:sz w:val="20"/>
+                <w:szCs w:val="20"/>
+                <w:lang w:val="en-US"/>
+              </w:rPr>
+              <w:t>Format</w:t>
+            </w:r>
+            <w:r>
+              <w:rPr>
+                <w:b/>
+                <w:bCs/>
+                <w:sz w:val="20"/>
+                <w:szCs w:val="20"/>
+                <w:lang w:val="en-US"/>
+              </w:rPr>
+              <w:t xml:space="preserve"> name</w:t>
+            </w:r>
+          </w:p>
+        </w:tc>
+        <w:tc>
+          <w:tcPr>
+            <w:tcW w:w="4508" w:type="dxa"/>
+            <w:tcMar/>
+          </w:tcPr>
+          <w:p>
+            <w:pPr>
+              <w:spacing w:line="276" w:lineRule="auto"/>
+              <w:jc w:val="center"/>
+              <w:rPr>
+                <w:b/>
+                <w:bCs/>
+                <w:sz w:val="20"/>
+                <w:szCs w:val="20"/>
+                <w:lang w:val="en-US"/>
+              </w:rPr>
+            </w:pPr>
+            <w:r>
+              <w:rPr>
+                <w:b/>
+                <w:bCs/>
+                <w:sz w:val="20"/>
+                <w:szCs w:val="20"/>
+                <w:lang w:val="en-US"/>
+              </w:rPr>
+              <w:t>Regular expression</w:t>
+            </w:r>
+          </w:p>
+        </w:tc>
+      </w:tr>
+      <w:tr>
+        <w:tc>
+          <w:tcPr>
+            <w:tcW w:w="4508" w:type="dxa"/>
+            <w:tcMar/>
+          </w:tcPr>
+          <w:p>
+            <w:pPr>
+              <w:spacing w:line="276" w:lineRule="auto"/>
+              <w:rPr>
+                <w:sz w:val="20"/>
+                <w:szCs w:val="20"/>
+                <w:lang w:val="en-US"/>
+              </w:rPr>
+            </w:pPr>
+            <w:r>
+              <w:rPr>
+                <w:sz w:val="20"/>
+                <w:szCs w:val="20"/>
+                <w:lang w:val="en-US"/>
+              </w:rPr>
+              <w:t>Decimal degrees                      </w:t>
+            </w:r>
+          </w:p>
+        </w:tc>
+        <w:tc>
+          <w:tcPr>
+            <w:tcW w:w="4508" w:type="dxa"/>
+            <w:tcMar/>
+          </w:tcPr>
+          <w:p w14:noSpellErr="1">
+            <w:pPr>
+              <w:spacing w:line="276" w:lineRule="auto"/>
+              <w:rPr>
+                <w:sz w:val="20"/>
+                <w:szCs w:val="20"/>
+                <w:lang w:val="en-US"/>
+              </w:rPr>
+            </w:pPr>
+            <w:r>
+              <w:rPr>
+                <w:sz w:val="20"/>
+                <w:szCs w:val="20"/>
+                <w:lang w:val="en-US"/>
+              </w:rPr>
+              <w:t>^\d{1,</w:t>
+            </w:r>
+            <w:r>
+              <w:rPr>
+                <w:sz w:val="20"/>
+                <w:szCs w:val="20"/>
+                <w:lang w:val="en-US"/>
+              </w:rPr>
+              <w:t>2}(</w:t>
+            </w:r>
+            <w:r>
+              <w:rPr>
+                <w:sz w:val="20"/>
+                <w:szCs w:val="20"/>
+                <w:lang w:val="en-US"/>
+              </w:rPr>
+              <w:t>\.\d+</w:t>
+            </w:r>
+            <w:r>
+              <w:rPr>
+                <w:sz w:val="20"/>
+                <w:szCs w:val="20"/>
+                <w:lang w:val="en-US"/>
+              </w:rPr>
+              <w:t>)?(</w:t>
+            </w:r>
+            <w:r>
+              <w:rPr>
+                <w:sz w:val="20"/>
+                <w:szCs w:val="20"/>
+                <w:lang w:val="en-US"/>
+              </w:rPr>
+              <w:t>°| °</w:t>
+            </w:r>
+            <w:r>
+              <w:rPr>
+                <w:sz w:val="20"/>
+                <w:szCs w:val="20"/>
+                <w:lang w:val="en-US"/>
+              </w:rPr>
+              <w:t>)?$</w:t>
+            </w:r>
+          </w:p>
+        </w:tc>
+      </w:tr>
+      <w:tr>
+        <w:tc>
+          <w:tcPr>
+            <w:tcW w:w="4508" w:type="dxa"/>
+            <w:tcMar/>
+          </w:tcPr>
+          <w:p>
+            <w:pPr>
+              <w:spacing w:line="276" w:lineRule="auto"/>
+              <w:rPr>
+                <w:sz w:val="20"/>
+                <w:szCs w:val="20"/>
+                <w:lang w:val="en-US"/>
+              </w:rPr>
+            </w:pPr>
+            <w:r>
+              <w:rPr>
+                <w:sz w:val="20"/>
+                <w:szCs w:val="20"/>
+                <w:lang w:val="en-US"/>
+              </w:rPr>
+              <w:t>Degrees and decimal minutes    </w:t>
+            </w:r>
+          </w:p>
+        </w:tc>
+        <w:tc>
+          <w:tcPr>
+            <w:tcW w:w="4508" w:type="dxa"/>
+            <w:tcMar/>
+          </w:tcPr>
+          <w:p w14:noSpellErr="1">
+            <w:pPr>
+              <w:spacing w:line="276" w:lineRule="auto"/>
+              <w:rPr>
+                <w:sz w:val="20"/>
+                <w:szCs w:val="20"/>
+                <w:lang w:val="en-US"/>
+              </w:rPr>
+            </w:pPr>
+            <w:r>
+              <w:rPr>
+                <w:sz w:val="20"/>
+                <w:szCs w:val="20"/>
+                <w:lang w:val="en-US"/>
+              </w:rPr>
+              <w:t>^\</w:t>
+            </w:r>
+            <w:r>
+              <w:rPr>
+                <w:sz w:val="20"/>
+                <w:szCs w:val="20"/>
+                <w:lang w:val="en-US"/>
+              </w:rPr>
+              <w:t>d{</w:t>
+            </w:r>
+            <w:r>
+              <w:rPr>
+                <w:sz w:val="20"/>
+                <w:szCs w:val="20"/>
+                <w:lang w:val="en-US"/>
+              </w:rPr>
+              <w:t>1,</w:t>
+            </w:r>
+            <w:r>
+              <w:rPr>
+                <w:sz w:val="20"/>
+                <w:szCs w:val="20"/>
+                <w:lang w:val="en-US"/>
+              </w:rPr>
+              <w:t>2}(</w:t>
+            </w:r>
+            <w:r>
+              <w:rPr>
+                <w:sz w:val="20"/>
+                <w:szCs w:val="20"/>
+                <w:lang w:val="en-US"/>
+              </w:rPr>
+              <w:t xml:space="preserve"> |° |</w:t>
+            </w:r>
+            <w:r>
+              <w:rPr>
+                <w:sz w:val="20"/>
+                <w:szCs w:val="20"/>
+                <w:lang w:val="en-US"/>
+              </w:rPr>
+              <w:t>°)\</w:t>
+            </w:r>
+            <w:r>
+              <w:rPr>
+                <w:sz w:val="20"/>
+                <w:szCs w:val="20"/>
+                <w:lang w:val="en-US"/>
+              </w:rPr>
+              <w:t>d{1,</w:t>
+            </w:r>
+            <w:r>
+              <w:rPr>
+                <w:sz w:val="20"/>
+                <w:szCs w:val="20"/>
+                <w:lang w:val="en-US"/>
+              </w:rPr>
+              <w:t>2}(</w:t>
+            </w:r>
+            <w:r>
+              <w:rPr>
+                <w:sz w:val="20"/>
+                <w:szCs w:val="20"/>
+                <w:lang w:val="en-US"/>
+              </w:rPr>
+              <w:t>\.\d+</w:t>
+            </w:r>
+            <w:r>
+              <w:rPr>
+                <w:sz w:val="20"/>
+                <w:szCs w:val="20"/>
+                <w:lang w:val="en-US"/>
+              </w:rPr>
+              <w:t>)?(</w:t>
+            </w:r>
+            <w:r>
+              <w:rPr>
+                <w:sz w:val="20"/>
+                <w:szCs w:val="20"/>
+                <w:lang w:val="en-US"/>
+              </w:rPr>
+              <w:t>'| '</w:t>
+            </w:r>
+            <w:r>
+              <w:rPr>
+                <w:sz w:val="20"/>
+                <w:szCs w:val="20"/>
+                <w:lang w:val="en-US"/>
+              </w:rPr>
+              <w:t>)?$</w:t>
+            </w:r>
+          </w:p>
+        </w:tc>
+      </w:tr>
+      <w:tr>
+        <w:tc>
+          <w:tcPr>
+            <w:tcW w:w="4508" w:type="dxa"/>
+            <w:tcMar/>
+          </w:tcPr>
+          <w:p>
+            <w:pPr>
+              <w:spacing w:line="276" w:lineRule="auto"/>
+              <w:rPr>
+                <w:sz w:val="20"/>
+                <w:szCs w:val="20"/>
+                <w:lang w:val="en-US"/>
+              </w:rPr>
+            </w:pPr>
+            <w:r>
+              <w:rPr>
+                <w:sz w:val="20"/>
+                <w:szCs w:val="20"/>
+                <w:lang w:val="en-US"/>
+              </w:rPr>
+              <w:t>Degrees minutes and decimal seconds</w:t>
+            </w:r>
+          </w:p>
+        </w:tc>
+        <w:tc>
+          <w:tcPr>
+            <w:tcW w:w="4508" w:type="dxa"/>
+            <w:tcMar/>
+          </w:tcPr>
+          <w:p w14:noSpellErr="1">
+            <w:pPr>
+              <w:spacing w:line="276" w:lineRule="auto"/>
+              <w:rPr>
+                <w:sz w:val="20"/>
+                <w:szCs w:val="20"/>
+                <w:lang w:val="en-US"/>
+              </w:rPr>
+            </w:pPr>
+            <w:r>
+              <w:rPr>
+                <w:sz w:val="20"/>
+                <w:szCs w:val="20"/>
+                <w:lang w:val="en-US"/>
+              </w:rPr>
+              <w:t>^\</w:t>
+            </w:r>
+            <w:r>
+              <w:rPr>
+                <w:sz w:val="20"/>
+                <w:szCs w:val="20"/>
+                <w:lang w:val="en-US"/>
+              </w:rPr>
+              <w:t>d{</w:t>
+            </w:r>
+            <w:r>
+              <w:rPr>
+                <w:sz w:val="20"/>
+                <w:szCs w:val="20"/>
+                <w:lang w:val="en-US"/>
+              </w:rPr>
+              <w:t>1,</w:t>
+            </w:r>
+            <w:r>
+              <w:rPr>
+                <w:sz w:val="20"/>
+                <w:szCs w:val="20"/>
+                <w:lang w:val="en-US"/>
+              </w:rPr>
+              <w:t>2}(</w:t>
+            </w:r>
+            <w:r>
+              <w:rPr>
+                <w:sz w:val="20"/>
+                <w:szCs w:val="20"/>
+                <w:lang w:val="en-US"/>
+              </w:rPr>
+              <w:t xml:space="preserve"> |° |</w:t>
+            </w:r>
+            <w:r>
+              <w:rPr>
+                <w:sz w:val="20"/>
+                <w:szCs w:val="20"/>
+                <w:lang w:val="en-US"/>
+              </w:rPr>
+              <w:t>°)\</w:t>
+            </w:r>
+            <w:r>
+              <w:rPr>
+                <w:sz w:val="20"/>
+                <w:szCs w:val="20"/>
+                <w:lang w:val="en-US"/>
+              </w:rPr>
+              <w:t>d{</w:t>
+            </w:r>
+            <w:r>
+              <w:rPr>
+                <w:sz w:val="20"/>
+                <w:szCs w:val="20"/>
+                <w:lang w:val="en-US"/>
+              </w:rPr>
+              <w:t>1,</w:t>
+            </w:r>
+            <w:r>
+              <w:rPr>
+                <w:sz w:val="20"/>
+                <w:szCs w:val="20"/>
+                <w:lang w:val="en-US"/>
+              </w:rPr>
+              <w:t>2}(</w:t>
+            </w:r>
+            <w:r>
+              <w:rPr>
+                <w:sz w:val="20"/>
+                <w:szCs w:val="20"/>
+                <w:lang w:val="en-US"/>
+              </w:rPr>
+              <w:t xml:space="preserve"> |' |</w:t>
+            </w:r>
+            <w:r>
+              <w:rPr>
+                <w:sz w:val="20"/>
+                <w:szCs w:val="20"/>
+                <w:lang w:val="en-US"/>
+              </w:rPr>
+              <w:t>')\</w:t>
+            </w:r>
+            <w:r>
+              <w:rPr>
+                <w:sz w:val="20"/>
+                <w:szCs w:val="20"/>
+                <w:lang w:val="en-US"/>
+              </w:rPr>
+              <w:t>d{1,</w:t>
+            </w:r>
+            <w:r>
+              <w:rPr>
+                <w:sz w:val="20"/>
+                <w:szCs w:val="20"/>
+                <w:lang w:val="en-US"/>
+              </w:rPr>
+              <w:t>2}(</w:t>
+            </w:r>
+            <w:r>
+              <w:rPr>
+                <w:sz w:val="20"/>
+                <w:szCs w:val="20"/>
+                <w:lang w:val="en-US"/>
+              </w:rPr>
+              <w:t>\.\d+</w:t>
+            </w:r>
+            <w:r>
+              <w:rPr>
+                <w:sz w:val="20"/>
+                <w:szCs w:val="20"/>
+                <w:lang w:val="en-US"/>
+              </w:rPr>
+              <w:t>)?(</w:t>
+            </w:r>
+            <w:r>
+              <w:rPr>
+                <w:sz w:val="20"/>
+                <w:szCs w:val="20"/>
+                <w:lang w:val="en-US"/>
+              </w:rPr>
+              <w:t>"| "</w:t>
+            </w:r>
+            <w:r>
+              <w:rPr>
+                <w:sz w:val="20"/>
+                <w:szCs w:val="20"/>
+                <w:lang w:val="en-US"/>
+              </w:rPr>
+              <w:t>)?$</w:t>
+            </w:r>
+          </w:p>
+        </w:tc>
+      </w:tr>
+    </w:tbl>
+    <w:p>
+      <w:pPr>
+        <w:rPr>
+          <w:lang w:val="en-US"/>
+        </w:rPr>
+      </w:pPr>
+    </w:p>
+    <w:p>
+      <w:pPr>
+        <w:rPr>
+          <w:lang w:val="en-US"/>
+        </w:rPr>
+      </w:pPr>
+      <w:r>
+        <w:rPr>
+          <w:lang w:val="en-US"/>
+        </w:rPr>
+        <w:t xml:space="preserve">Allowed </w:t>
+      </w:r>
+      <w:r>
+        <w:rPr>
+          <w:lang w:val="en-US"/>
+        </w:rPr>
+        <w:t>Longitude formats</w:t>
+      </w:r>
+      <w:r>
+        <w:rPr>
+          <w:lang w:val="en-US"/>
+        </w:rPr>
+        <w:t xml:space="preserve"> (</w:t>
+      </w:r>
+      <w:r>
+        <w:rPr>
+          <w:i/>
+          <w:iCs/>
+          <w:lang w:val="en-US"/>
+        </w:rPr>
+        <w:t xml:space="preserve">without </w:t>
+      </w:r>
+      <w:r>
+        <w:rPr>
+          <w:lang w:val="en-US"/>
+        </w:rPr>
+        <w:t>direction)</w:t>
+      </w:r>
+      <w:r>
+        <w:rPr>
+          <w:lang w:val="en-US"/>
+        </w:rPr>
+        <w:t>:</w:t>
+      </w:r>
+    </w:p>
+    <w:tbl>
+      <w:tblPr>
+        <w:tblStyle w:val="TableGrid"/>
+        <w:tblW w:w="0" w:type="auto"/>
+        <w:tblLook w:val="04A0" w:firstRow="1" w:lastRow="0" w:firstColumn="1" w:lastColumn="0" w:noHBand="0" w:noVBand="1"/>
+      </w:tblPr>
+      <w:tblGrid>
+        <w:gridCol w:w="4508"/>
+        <w:gridCol w:w="4508"/>
+      </w:tblGrid>
+      <w:tr>
+        <w:tc>
+          <w:tcPr>
+            <w:tcW w:w="4508" w:type="dxa"/>
+            <w:tcMar/>
+          </w:tcPr>
+          <w:p>
+            <w:pPr>
+              <w:spacing w:line="276" w:lineRule="auto"/>
+              <w:jc w:val="center"/>
+              <w:rPr>
+                <w:b/>
+                <w:bCs/>
+                <w:sz w:val="20"/>
+                <w:szCs w:val="20"/>
+                <w:lang w:val="en-US"/>
+              </w:rPr>
+            </w:pPr>
+            <w:r>
+              <w:rPr>
+                <w:b/>
+                <w:bCs/>
+                <w:sz w:val="20"/>
+                <w:szCs w:val="20"/>
+                <w:lang w:val="en-US"/>
+              </w:rPr>
+              <w:lastRenderedPageBreak/>
+              <w:t>Format name</w:t>
+            </w:r>
+          </w:p>
+        </w:tc>
+        <w:tc>
+          <w:tcPr>
+            <w:tcW w:w="4508" w:type="dxa"/>
+            <w:tcMar/>
+          </w:tcPr>
+          <w:p>
+            <w:pPr>
+              <w:spacing w:line="276" w:lineRule="auto"/>
+              <w:jc w:val="center"/>
+              <w:rPr>
+                <w:b/>
+                <w:bCs/>
+                <w:sz w:val="20"/>
+                <w:szCs w:val="20"/>
+                <w:lang w:val="en-US"/>
+              </w:rPr>
+            </w:pPr>
+            <w:r>
+              <w:rPr>
+                <w:b/>
+                <w:bCs/>
+                <w:sz w:val="20"/>
+                <w:szCs w:val="20"/>
+                <w:lang w:val="en-US"/>
+              </w:rPr>
+              <w:t>Regular expression</w:t>
+            </w:r>
+          </w:p>
+        </w:tc>
+      </w:tr>
+      <w:tr>
+        <w:tc>
+          <w:tcPr>
+            <w:tcW w:w="4508" w:type="dxa"/>
+            <w:tcMar/>
+          </w:tcPr>
+          <w:p>
+            <w:pPr>
+              <w:spacing w:line="276" w:lineRule="auto"/>
+              <w:rPr>
+                <w:sz w:val="20"/>
+                <w:szCs w:val="20"/>
+                <w:lang w:val="en-US"/>
+              </w:rPr>
+            </w:pPr>
+            <w:r>
+              <w:rPr>
+                <w:sz w:val="20"/>
+                <w:szCs w:val="20"/>
+                <w:lang w:val="en-US"/>
+              </w:rPr>
+              <w:t>Decimal degrees</w:t>
+            </w:r>
+          </w:p>
+        </w:tc>
+        <w:tc>
+          <w:tcPr>
+            <w:tcW w:w="4508" w:type="dxa"/>
+            <w:tcMar/>
+          </w:tcPr>
+          <w:p w14:noSpellErr="1">
+            <w:pPr>
+              <w:spacing w:line="276" w:lineRule="auto"/>
+              <w:rPr>
+                <w:sz w:val="20"/>
+                <w:szCs w:val="20"/>
+                <w:lang w:val="en-US"/>
+              </w:rPr>
+            </w:pPr>
+            <w:r>
+              <w:rPr>
+                <w:sz w:val="20"/>
+                <w:szCs w:val="20"/>
+                <w:lang w:val="en-US"/>
+              </w:rPr>
+              <w:t>^\d{1,</w:t>
+            </w:r>
+            <w:r>
+              <w:rPr>
+                <w:sz w:val="20"/>
+                <w:szCs w:val="20"/>
+                <w:lang w:val="en-US"/>
+              </w:rPr>
+              <w:t>3}(</w:t>
+            </w:r>
+            <w:r>
+              <w:rPr>
+                <w:sz w:val="20"/>
+                <w:szCs w:val="20"/>
+                <w:lang w:val="en-US"/>
+              </w:rPr>
+              <w:t>\.\d+</w:t>
+            </w:r>
+            <w:r>
+              <w:rPr>
+                <w:sz w:val="20"/>
+                <w:szCs w:val="20"/>
+                <w:lang w:val="en-US"/>
+              </w:rPr>
+              <w:t>)?(</w:t>
+            </w:r>
+            <w:r>
+              <w:rPr>
+                <w:sz w:val="20"/>
+                <w:szCs w:val="20"/>
+                <w:lang w:val="en-US"/>
+              </w:rPr>
+              <w:t>°| °</w:t>
+            </w:r>
+            <w:r>
+              <w:rPr>
+                <w:sz w:val="20"/>
+                <w:szCs w:val="20"/>
+                <w:lang w:val="en-US"/>
+              </w:rPr>
+              <w:t>)?$</w:t>
+            </w:r>
+          </w:p>
+        </w:tc>
+      </w:tr>
+      <w:tr>
+        <w:tc>
+          <w:tcPr>
+            <w:tcW w:w="4508" w:type="dxa"/>
+            <w:tcMar/>
+          </w:tcPr>
+          <w:p>
+            <w:pPr>
+              <w:spacing w:line="276" w:lineRule="auto"/>
+              <w:rPr>
+                <w:sz w:val="20"/>
+                <w:szCs w:val="20"/>
+                <w:lang w:val="en-US"/>
+              </w:rPr>
+            </w:pPr>
+            <w:r>
+              <w:rPr>
+                <w:sz w:val="20"/>
+                <w:szCs w:val="20"/>
+                <w:lang w:val="en-US"/>
+              </w:rPr>
+              <w:t>Degrees and decimal minutes       </w:t>
+            </w:r>
+          </w:p>
+        </w:tc>
+        <w:tc>
+          <w:tcPr>
+            <w:tcW w:w="4508" w:type="dxa"/>
+            <w:tcMar/>
+          </w:tcPr>
+          <w:p w14:noSpellErr="1">
+            <w:pPr>
+              <w:spacing w:after="160" w:line="276" w:lineRule="auto"/>
+              <w:rPr>
+                <w:sz w:val="20"/>
+                <w:szCs w:val="20"/>
+                <w:lang w:val="en-US"/>
+              </w:rPr>
+            </w:pPr>
+            <w:r>
+              <w:rPr>
+                <w:sz w:val="20"/>
+                <w:szCs w:val="20"/>
+                <w:lang w:val="en-US"/>
+              </w:rPr>
+              <w:t>^\</w:t>
+            </w:r>
+            <w:r>
+              <w:rPr>
+                <w:sz w:val="20"/>
+                <w:szCs w:val="20"/>
+                <w:lang w:val="en-US"/>
+              </w:rPr>
+              <w:t>d{</w:t>
+            </w:r>
+            <w:r>
+              <w:rPr>
+                <w:sz w:val="20"/>
+                <w:szCs w:val="20"/>
+                <w:lang w:val="en-US"/>
+              </w:rPr>
+              <w:t>1,</w:t>
+            </w:r>
+            <w:r>
+              <w:rPr>
+                <w:sz w:val="20"/>
+                <w:szCs w:val="20"/>
+                <w:lang w:val="en-US"/>
+              </w:rPr>
+              <w:t>3}(</w:t>
+            </w:r>
+            <w:r>
+              <w:rPr>
+                <w:sz w:val="20"/>
+                <w:szCs w:val="20"/>
+                <w:lang w:val="en-US"/>
+              </w:rPr>
+              <w:t xml:space="preserve"> |° |</w:t>
+            </w:r>
+            <w:r>
+              <w:rPr>
+                <w:sz w:val="20"/>
+                <w:szCs w:val="20"/>
+                <w:lang w:val="en-US"/>
+              </w:rPr>
+              <w:t>°)\</w:t>
+            </w:r>
+            <w:r>
+              <w:rPr>
+                <w:sz w:val="20"/>
+                <w:szCs w:val="20"/>
+                <w:lang w:val="en-US"/>
+              </w:rPr>
+              <w:t>d{1,</w:t>
+            </w:r>
+            <w:r>
+              <w:rPr>
+                <w:sz w:val="20"/>
+                <w:szCs w:val="20"/>
+                <w:lang w:val="en-US"/>
+              </w:rPr>
+              <w:t>2}(</w:t>
+            </w:r>
+            <w:r>
+              <w:rPr>
+                <w:sz w:val="20"/>
+                <w:szCs w:val="20"/>
+                <w:lang w:val="en-US"/>
+              </w:rPr>
+              <w:t>\.\d+</w:t>
+            </w:r>
+            <w:r>
+              <w:rPr>
+                <w:sz w:val="20"/>
+                <w:szCs w:val="20"/>
+                <w:lang w:val="en-US"/>
+              </w:rPr>
+              <w:t>)?(</w:t>
+            </w:r>
+            <w:r>
+              <w:rPr>
+                <w:sz w:val="20"/>
+                <w:szCs w:val="20"/>
+                <w:lang w:val="en-US"/>
+              </w:rPr>
+              <w:t>'| '</w:t>
+            </w:r>
+            <w:r>
+              <w:rPr>
+                <w:sz w:val="20"/>
+                <w:szCs w:val="20"/>
+                <w:lang w:val="en-US"/>
+              </w:rPr>
+              <w:t>)?$</w:t>
+            </w:r>
+          </w:p>
+        </w:tc>
+      </w:tr>
+      <w:tr>
+        <w:tc>
+          <w:tcPr>
+            <w:tcW w:w="4508" w:type="dxa"/>
+            <w:tcMar/>
+          </w:tcPr>
+          <w:p>
+            <w:pPr>
+              <w:spacing w:line="276" w:lineRule="auto"/>
+              <w:rPr>
+                <w:sz w:val="20"/>
+                <w:szCs w:val="20"/>
+                <w:lang w:val="en-US"/>
+              </w:rPr>
+            </w:pPr>
+            <w:r>
+              <w:rPr>
+                <w:sz w:val="20"/>
+                <w:szCs w:val="20"/>
+                <w:lang w:val="en-US"/>
+              </w:rPr>
+              <w:t>Degrees minutes and decimal seconds</w:t>
+            </w:r>
+          </w:p>
+        </w:tc>
+        <w:tc>
+          <w:tcPr>
+            <w:tcW w:w="4508" w:type="dxa"/>
+            <w:tcMar/>
+          </w:tcPr>
+          <w:p>
+            <w:pPr>
+              <w:spacing w:after="160" w:line="276" w:lineRule="auto"/>
+              <w:rPr>
+                <w:sz w:val="20"/>
+                <w:szCs w:val="20"/>
+              </w:rPr>
+            </w:pPr>
+            <w:r>
+              <w:rPr>
+                <w:sz w:val="20"/>
+                <w:szCs w:val="20"/>
+                <w:lang w:val="en-US"/>
+              </w:rPr>
+              <w:t>^\</w:t>
+            </w:r>
+            <w:proofErr w:type="gramStart"/>
+            <w:r>
+              <w:rPr>
+                <w:sz w:val="20"/>
+                <w:szCs w:val="20"/>
+                <w:lang w:val="en-US"/>
+              </w:rPr>
+              <w:t>d{</w:t>
+            </w:r>
+            <w:proofErr w:type="gramEnd"/>
+            <w:r>
+              <w:rPr>
+                <w:sz w:val="20"/>
+                <w:szCs w:val="20"/>
+                <w:lang w:val="en-US"/>
+              </w:rPr>
+              <w:t>1,</w:t>
+            </w:r>
+            <w:proofErr w:type="gramStart"/>
+            <w:r>
+              <w:rPr>
+                <w:sz w:val="20"/>
+                <w:szCs w:val="20"/>
+                <w:lang w:val="en-US"/>
+              </w:rPr>
+              <w:t>3}(</w:t>
+            </w:r>
+            <w:proofErr w:type="gramEnd"/>
+            <w:r>
+              <w:rPr>
+                <w:sz w:val="20"/>
+                <w:szCs w:val="20"/>
+                <w:lang w:val="en-US"/>
+              </w:rPr>
+              <w:t xml:space="preserve"> |° |</w:t>
+            </w:r>
+            <w:proofErr w:type="gramStart"/>
+            <w:r>
+              <w:rPr>
+                <w:sz w:val="20"/>
+                <w:szCs w:val="20"/>
+                <w:lang w:val="en-US"/>
+              </w:rPr>
+              <w:t>°)\d{</w:t>
+            </w:r>
+            <w:proofErr w:type="gramEnd"/>
+            <w:r>
+              <w:rPr>
+                <w:sz w:val="20"/>
+                <w:szCs w:val="20"/>
+                <w:lang w:val="en-US"/>
+              </w:rPr>
+              <w:t>1,</w:t>
+            </w:r>
+            <w:proofErr w:type="gramStart"/>
+            <w:r>
+              <w:rPr>
+                <w:sz w:val="20"/>
+                <w:szCs w:val="20"/>
+                <w:lang w:val="en-US"/>
+              </w:rPr>
+              <w:t>2}(</w:t>
+            </w:r>
+            <w:proofErr w:type="gramEnd"/>
+            <w:r>
+              <w:rPr>
+                <w:sz w:val="20"/>
+                <w:szCs w:val="20"/>
+                <w:lang w:val="en-US"/>
+              </w:rPr>
+              <w:t xml:space="preserve"> |' |</w:t>
+            </w:r>
+            <w:proofErr w:type="gramStart"/>
+            <w:r>
+              <w:rPr>
+                <w:sz w:val="20"/>
+                <w:szCs w:val="20"/>
+                <w:lang w:val="en-US"/>
+              </w:rPr>
+              <w:t>')\</w:t>
+            </w:r>
+            <w:proofErr w:type="gramEnd"/>
+            <w:r>
+              <w:rPr>
+                <w:sz w:val="20"/>
+                <w:szCs w:val="20"/>
+                <w:lang w:val="en-US"/>
+              </w:rPr>
+              <w:t>d{1,</w:t>
+            </w:r>
+            <w:proofErr w:type="gramStart"/>
+            <w:r>
+              <w:rPr>
+                <w:sz w:val="20"/>
+                <w:szCs w:val="20"/>
+                <w:lang w:val="en-US"/>
+              </w:rPr>
+              <w:t>2}(</w:t>
+            </w:r>
+            <w:proofErr w:type="gramEnd"/>
+            <w:r>
+              <w:rPr>
+                <w:sz w:val="20"/>
+                <w:szCs w:val="20"/>
+                <w:lang w:val="en-US"/>
+              </w:rPr>
+              <w:t>\.\d+</w:t>
+            </w:r>
+            <w:proofErr w:type="gramStart"/>
+            <w:r>
+              <w:rPr>
+                <w:sz w:val="20"/>
+                <w:szCs w:val="20"/>
+                <w:lang w:val="en-US"/>
+              </w:rPr>
+              <w:t>)?(</w:t>
+            </w:r>
+            <w:proofErr w:type="gramEnd"/>
+            <w:r>
+              <w:rPr>
+                <w:sz w:val="20"/>
+                <w:szCs w:val="20"/>
+                <w:lang w:val="en-US"/>
+              </w:rPr>
+              <w:t xml:space="preserve">"| </w:t>
+            </w:r>
+            <w:r>
+              <w:rPr>
+                <w:sz w:val="20"/>
+                <w:szCs w:val="20"/>
+              </w:rPr>
+              <w:t>"</w:t>
+            </w:r>
+            <w:proofErr w:type="gramStart"/>
+            <w:r>
+              <w:rPr>
+                <w:sz w:val="20"/>
+                <w:szCs w:val="20"/>
+              </w:rPr>
+              <w:t>)?$</w:t>
+            </w:r>
+            <w:proofErr w:type="gramEnd"/>
+          </w:p>
+        </w:tc>
+      </w:tr>
+    </w:tbl>
+    <w:p>
+      <w:pPr>
+        <w:rPr>
+          <w:lang w:val="en-US"/>
+        </w:rPr>
+      </w:pPr>
+    </w:p>
+    <w:p>
+      <w:pPr>
+        <w:rPr>
+          <w:lang w:val="en-US"/>
+        </w:rPr>
+      </w:pPr>
+      <w:r>
+        <w:rPr>
+          <w:lang w:val="en-US"/>
+        </w:rPr>
+        <w:t>You can use the “</w:t>
+      </w:r>
+      <w:proofErr w:type="spellStart"/>
+      <w:r>
+        <w:rPr>
+          <w:lang w:val="en-US"/>
+        </w:rPr>
+        <w:t>Lon_invalid_format</w:t>
+      </w:r>
+      <w:proofErr w:type="spellEnd"/>
+      <w:r>
+        <w:rPr>
+          <w:lang w:val="en-US"/>
+        </w:rPr>
+        <w:t>” and “</w:t>
+      </w:r>
+      <w:proofErr w:type="spellStart"/>
+      <w:r>
+        <w:rPr>
+          <w:lang w:val="en-US"/>
+        </w:rPr>
+        <w:t>Lat_invalid_format</w:t>
+      </w:r>
+      <w:proofErr w:type="spellEnd"/>
+      <w:r>
+        <w:rPr>
+          <w:lang w:val="en-US"/>
+        </w:rPr>
+        <w:t>” to see which rows contains badly formatted values in the “</w:t>
+      </w:r>
+      <w:proofErr w:type="spellStart"/>
+      <w:r>
+        <w:rPr>
+          <w:lang w:val="en-US"/>
+        </w:rPr>
+        <w:t>Lo</w:t>
+      </w:r>
+      <w:r>
+        <w:rPr>
+          <w:lang w:val="en-US"/>
+        </w:rPr>
+        <w:t>n_cleaned</w:t>
+      </w:r>
+      <w:proofErr w:type="spellEnd"/>
+      <w:r>
+        <w:rPr>
+          <w:lang w:val="en-US"/>
+        </w:rPr>
+        <w:t>” and “</w:t>
+      </w:r>
+      <w:proofErr w:type="spellStart"/>
+      <w:r>
+        <w:rPr>
+          <w:lang w:val="en-US"/>
+        </w:rPr>
+        <w:t>Lat</w:t>
+      </w:r>
+      <w:r>
+        <w:rPr>
+          <w:lang w:val="en-US"/>
+        </w:rPr>
+        <w:t>_cleaned</w:t>
+      </w:r>
+      <w:proofErr w:type="spellEnd"/>
+      <w:r>
+        <w:rPr>
+          <w:lang w:val="en-US"/>
+        </w:rPr>
+        <w:t>”</w:t>
+      </w:r>
+      <w:r>
+        <w:rPr>
+          <w:lang w:val="en-US"/>
+        </w:rPr>
+        <w:t xml:space="preserve"> columns.</w:t>
+      </w:r>
+    </w:p>
+    <w:p>
+      <w:pPr>
+        <w:rPr>
+          <w:u w:val="single"/>
+          <w:lang w:val="en-US"/>
+        </w:rPr>
+      </w:pPr>
+      <w:r>
+        <w:rPr>
+          <w:u w:val="single"/>
+          <w:lang w:val="en-US"/>
+        </w:rPr>
+        <w:t xml:space="preserve">Here is what you </w:t>
+      </w:r>
+      <w:r>
+        <w:rPr>
+          <w:u w:val="single"/>
+          <w:lang w:val="en-US"/>
+        </w:rPr>
+        <w:t>should do</w:t>
+      </w:r>
+      <w:r>
+        <w:rPr>
+          <w:u w:val="single"/>
+          <w:lang w:val="en-US"/>
+        </w:rPr>
+        <w:t>:</w:t>
+      </w:r>
+    </w:p>
+    <w:p>
+      <w:pPr>
+        <w:pStyle w:val="ListNumber"/>
+        <w:numPr>
+          <w:ilvl w:val="0"/>
+          <w:numId w:val="13"/>
+        </w:numPr>
+        <w:rPr>
+          <w:lang w:val="en-US"/>
+        </w:rPr>
+      </w:pPr>
+      <w:r>
+        <w:rPr>
+          <w:lang w:val="en-US"/>
+        </w:rPr>
+        <w:t xml:space="preserve">Use the helper columns </w:t>
+      </w:r>
+      <w:r>
+        <w:rPr>
+          <w:lang w:val="en-US"/>
+        </w:rPr>
+        <w:t>“</w:t>
+      </w:r>
+      <w:proofErr w:type="spellStart"/>
+      <w:r>
+        <w:rPr>
+          <w:lang w:val="en-US"/>
+        </w:rPr>
+        <w:t>Lat_invalid_</w:t>
+      </w:r>
+      <w:r>
+        <w:rPr>
+          <w:lang w:val="en-US"/>
+        </w:rPr>
+        <w:t>direction</w:t>
+      </w:r>
+      <w:proofErr w:type="spellEnd"/>
+      <w:r>
+        <w:rPr>
+          <w:lang w:val="en-US"/>
+        </w:rPr>
+        <w:t>” and “</w:t>
+      </w:r>
+      <w:proofErr w:type="spellStart"/>
+      <w:r>
+        <w:rPr>
+          <w:lang w:val="en-US"/>
+        </w:rPr>
+        <w:t>Lon_invalid_</w:t>
+      </w:r>
+      <w:r>
+        <w:rPr>
+          <w:lang w:val="en-US"/>
+        </w:rPr>
+        <w:t>direction</w:t>
+      </w:r>
+      <w:proofErr w:type="spellEnd"/>
+      <w:r>
+        <w:rPr>
+          <w:lang w:val="en-US"/>
+        </w:rPr>
+        <w:t>”</w:t>
+      </w:r>
+      <w:r>
+        <w:rPr>
+          <w:lang w:val="en-US"/>
+        </w:rPr>
+        <w:t xml:space="preserve"> </w:t>
+      </w:r>
+      <w:r>
+        <w:rPr>
+          <w:lang w:val="en-US"/>
+        </w:rPr>
+        <w:t xml:space="preserve">to </w:t>
+      </w:r>
+      <w:r>
+        <w:rPr>
+          <w:lang w:val="en-US"/>
+        </w:rPr>
+        <w:t>find the rows where “</w:t>
+      </w:r>
+      <w:proofErr w:type="spellStart"/>
+      <w:r>
+        <w:rPr>
+          <w:lang w:val="en-US"/>
+        </w:rPr>
+        <w:t>Lat</w:t>
+      </w:r>
+      <w:r>
+        <w:rPr>
+          <w:lang w:val="en-US"/>
+        </w:rPr>
+        <w:t>_direction</w:t>
+      </w:r>
+      <w:proofErr w:type="spellEnd"/>
+      <w:r>
+        <w:rPr>
+          <w:lang w:val="en-US"/>
+        </w:rPr>
+        <w:t>” and/or “</w:t>
+      </w:r>
+      <w:proofErr w:type="spellStart"/>
+      <w:r>
+        <w:rPr>
+          <w:lang w:val="en-US"/>
+        </w:rPr>
+        <w:t>Lon</w:t>
+      </w:r>
+      <w:r>
+        <w:rPr>
+          <w:lang w:val="en-US"/>
+        </w:rPr>
+        <w:t>_direction</w:t>
+      </w:r>
+      <w:proofErr w:type="spellEnd"/>
+      <w:r>
+        <w:rPr>
+          <w:lang w:val="en-US"/>
+        </w:rPr>
+        <w:t xml:space="preserve">” </w:t>
+      </w:r>
+      <w:r>
+        <w:rPr>
+          <w:lang w:val="en-US"/>
+        </w:rPr>
+        <w:t>is invalid</w:t>
+      </w:r>
+      <w:r>
+        <w:rPr>
+          <w:lang w:val="en-US"/>
+        </w:rPr>
+        <w:t xml:space="preserve">. </w:t>
+      </w:r>
+      <w:r>
+        <w:rPr>
+          <w:lang w:val="en-US"/>
+        </w:rPr>
+        <w:t>See if you can fix them.</w:t>
+      </w:r>
+      <w:r>
+        <w:rPr>
+          <w:lang w:val="en-US"/>
+        </w:rPr>
+        <w:t xml:space="preserve"> </w:t>
+      </w:r>
+      <w:r>
+        <w:rPr>
+          <w:lang w:val="en-US"/>
+        </w:rPr>
+        <w:t>It is most likely because Lat and Lon have been swapped.</w:t>
+      </w:r>
+    </w:p>
+    <w:p>
+      <w:pPr>
+        <w:pStyle w:val="ListNumber"/>
+        <w:numPr>
+          <w:ilvl w:val="0"/>
+          <w:numId w:val="13"/>
+        </w:numPr>
+        <w:rPr>
+          <w:lang w:val="en-US"/>
+        </w:rPr>
+      </w:pPr>
+      <w:r>
+        <w:rPr>
+          <w:lang w:val="en-US"/>
+        </w:rPr>
+        <w:t xml:space="preserve">Try to fix the </w:t>
+      </w:r>
+      <w:r>
+        <w:rPr>
+          <w:lang w:val="en-US"/>
+        </w:rPr>
+        <w:t>values in “</w:t>
+      </w:r>
+      <w:proofErr w:type="spellStart"/>
+      <w:r>
+        <w:rPr>
+          <w:lang w:val="en-US"/>
+        </w:rPr>
+        <w:t>Lat</w:t>
+      </w:r>
+      <w:r>
+        <w:rPr>
+          <w:lang w:val="en-US"/>
+        </w:rPr>
+        <w:t>_cleaned</w:t>
+      </w:r>
+      <w:proofErr w:type="spellEnd"/>
+      <w:r>
+        <w:rPr>
+          <w:lang w:val="en-US"/>
+        </w:rPr>
+        <w:t>” and “</w:t>
+      </w:r>
+      <w:proofErr w:type="spellStart"/>
+      <w:r>
+        <w:rPr>
+          <w:lang w:val="en-US"/>
+        </w:rPr>
+        <w:t>Lon</w:t>
+      </w:r>
+      <w:r>
+        <w:rPr>
+          <w:lang w:val="en-US"/>
+        </w:rPr>
+        <w:t>_cleaned</w:t>
+      </w:r>
+      <w:proofErr w:type="spellEnd"/>
+      <w:r>
+        <w:rPr>
+          <w:lang w:val="en-US"/>
+        </w:rPr>
+        <w:t xml:space="preserve">” that have </w:t>
+      </w:r>
+      <w:r>
+        <w:rPr>
+          <w:lang w:val="en-US"/>
+        </w:rPr>
+        <w:t xml:space="preserve">invalid formats (use </w:t>
+      </w:r>
+      <w:r>
+        <w:rPr>
+          <w:lang w:val="en-US"/>
+        </w:rPr>
+        <w:t>“</w:t>
+      </w:r>
+      <w:proofErr w:type="spellStart"/>
+      <w:r>
+        <w:rPr>
+          <w:lang w:val="en-US"/>
+        </w:rPr>
+        <w:t>Lon_invalid_format</w:t>
+      </w:r>
+      <w:proofErr w:type="spellEnd"/>
+      <w:r>
+        <w:rPr>
+          <w:lang w:val="en-US"/>
+        </w:rPr>
+        <w:t>” and “</w:t>
+      </w:r>
+      <w:proofErr w:type="spellStart"/>
+      <w:r>
+        <w:rPr>
+          <w:lang w:val="en-US"/>
+        </w:rPr>
+        <w:t>Lat_invalid_format</w:t>
+      </w:r>
+      <w:proofErr w:type="spellEnd"/>
+      <w:r>
+        <w:rPr>
+          <w:lang w:val="en-US"/>
+        </w:rPr>
+        <w:t xml:space="preserve">” </w:t>
+      </w:r>
+      <w:r>
+        <w:rPr>
+          <w:lang w:val="en-US"/>
+        </w:rPr>
+        <w:t xml:space="preserve">helper columns). </w:t>
+      </w:r>
+    </w:p>
+    <w:p>
+      <w:pPr>
+        <w:pStyle w:val="ListNumber"/>
+        <w:numPr>
+          <w:ilvl w:val="0"/>
+          <w:numId w:val="13"/>
+        </w:numPr>
+        <w:rPr>
+          <w:lang w:val="en-US"/>
+        </w:rPr>
+      </w:pPr>
+      <w:r>
+        <w:rPr>
+          <w:lang w:val="en-US"/>
+        </w:rPr>
+        <w:t>Some coordinate</w:t>
+      </w:r>
+      <w:r>
+        <w:rPr>
+          <w:lang w:val="en-US"/>
+        </w:rPr>
+        <w:t>s have been copy pasted wrong</w:t>
+      </w:r>
+      <w:r>
+        <w:rPr>
+          <w:lang w:val="en-US"/>
+        </w:rPr>
+        <w:t xml:space="preserve"> </w:t>
+      </w:r>
+      <w:r>
+        <w:rPr>
+          <w:lang w:val="en-US"/>
+        </w:rPr>
+        <w:t>using the “fill handle”</w:t>
+      </w:r>
+      <w:r>
+        <w:rPr>
+          <w:lang w:val="en-US"/>
+        </w:rPr>
+        <w:t xml:space="preserve"> </w:t>
+      </w:r>
+      <w:r>
+        <w:rPr>
+          <w:lang w:val="en-US"/>
+        </w:rPr>
+        <w:t xml:space="preserve">in Excel </w:t>
+      </w:r>
+      <w:r>
+        <w:rPr>
+          <w:lang w:val="en-US"/>
+        </w:rPr>
+        <w:t>and there</w:t>
+      </w:r>
+      <w:r>
+        <w:rPr>
+          <w:lang w:val="en-US"/>
+        </w:rPr>
+        <w:t>fore</w:t>
+      </w:r>
+      <w:r>
+        <w:rPr>
+          <w:lang w:val="en-US"/>
+        </w:rPr>
+        <w:t xml:space="preserve"> </w:t>
+      </w:r>
+      <w:r>
+        <w:rPr>
+          <w:lang w:val="en-US"/>
+        </w:rPr>
+        <w:t xml:space="preserve">have </w:t>
+      </w:r>
+      <w:r>
+        <w:rPr>
+          <w:lang w:val="en-US"/>
+        </w:rPr>
+        <w:t>value</w:t>
+      </w:r>
+      <w:r>
+        <w:rPr>
+          <w:lang w:val="en-US"/>
+        </w:rPr>
+        <w:t>s</w:t>
+      </w:r>
+      <w:r>
+        <w:rPr>
+          <w:lang w:val="en-US"/>
+        </w:rPr>
+        <w:t xml:space="preserve"> </w:t>
+      </w:r>
+      <w:r>
+        <w:rPr>
+          <w:lang w:val="en-US"/>
+        </w:rPr>
+        <w:t xml:space="preserve">increasing by 1 </w:t>
+      </w:r>
+      <w:r>
+        <w:rPr>
+          <w:lang w:val="en-US"/>
+        </w:rPr>
+        <w:t xml:space="preserve">for each row </w:t>
+      </w:r>
+      <w:r>
+        <w:rPr>
+          <w:lang w:val="en-US"/>
+        </w:rPr>
+        <w:t>for example:</w:t>
+      </w:r>
+      <w:r>
+        <w:rPr>
+          <w:lang w:val="en-US"/>
+        </w:rPr>
+        <w:t xml:space="preserve"> </w:t>
+      </w:r>
+      <w:r>
+        <w:rPr>
+          <w:lang w:val="en-US"/>
+        </w:rPr>
+        <w:t>5</w:t>
+      </w:r>
+      <w:r>
+        <w:rPr>
+          <w:lang w:val="en-US"/>
+        </w:rPr>
+        <w:t>0</w:t>
+      </w:r>
+      <w:r>
+        <w:rPr>
+          <w:lang w:val="en-US"/>
+        </w:rPr>
+        <w:t>.203, 5</w:t>
+      </w:r>
+      <w:r>
+        <w:rPr>
+          <w:lang w:val="en-US"/>
+        </w:rPr>
+        <w:t>1</w:t>
+      </w:r>
+      <w:r>
+        <w:rPr>
+          <w:lang w:val="en-US"/>
+        </w:rPr>
+        <w:t>,</w:t>
+      </w:r>
+      <w:r>
+        <w:rPr>
+          <w:lang w:val="en-US"/>
+        </w:rPr>
+        <w:t>20</w:t>
+      </w:r>
+      <w:r>
+        <w:rPr>
+          <w:lang w:val="en-US"/>
+        </w:rPr>
+        <w:t>3</w:t>
+      </w:r>
+      <w:r>
+        <w:rPr>
+          <w:lang w:val="en-US"/>
+        </w:rPr>
+        <w:t>, 5</w:t>
+      </w:r>
+      <w:r>
+        <w:rPr>
+          <w:lang w:val="en-US"/>
+        </w:rPr>
+        <w:t>2</w:t>
+      </w:r>
+      <w:r>
+        <w:rPr>
+          <w:lang w:val="en-US"/>
+        </w:rPr>
+        <w:t>,205</w:t>
+      </w:r>
+      <w:r>
+        <w:rPr>
+          <w:lang w:val="en-US"/>
+        </w:rPr>
+        <w:t xml:space="preserve">. </w:t>
+      </w:r>
+      <w:r>
+        <w:rPr>
+          <w:lang w:val="en-US"/>
+        </w:rPr>
+        <w:t>Check the rows</w:t>
+      </w:r>
+      <w:r>
+        <w:rPr>
+          <w:lang w:val="en-US"/>
+        </w:rPr>
+        <w:t xml:space="preserve"> with </w:t>
+      </w:r>
+      <w:r>
+        <w:rPr>
+          <w:lang w:val="en-US"/>
+        </w:rPr>
+        <w:t>fill handle error</w:t>
+      </w:r>
+      <w:r>
+        <w:rPr>
+          <w:lang w:val="en-US"/>
+        </w:rPr>
+        <w:t xml:space="preserve"> =</w:t>
+      </w:r>
+      <w:r>
+        <w:rPr>
+          <w:lang w:val="en-US"/>
+        </w:rPr>
+        <w:t xml:space="preserve"> </w:t>
+      </w:r>
+      <w:r>
+        <w:rPr>
+          <w:lang w:val="en-US"/>
+        </w:rPr>
+        <w:t>True and see if you can easily fix them.</w:t>
+      </w:r>
+      <w:r>
+        <w:rPr>
+          <w:lang w:val="en-US"/>
+        </w:rPr>
+        <w:t xml:space="preserve"> </w:t>
+      </w:r>
+      <w:r>
+        <w:rPr>
+          <w:lang w:val="en-US"/>
+        </w:rPr>
+        <w:t>It should</w:t>
+      </w:r>
+      <w:r>
+        <w:rPr>
+          <w:lang w:val="en-US"/>
+        </w:rPr>
+        <w:t xml:space="preserve"> be easy to f</w:t>
+      </w:r>
+      <w:r>
+        <w:rPr>
+          <w:lang w:val="en-US"/>
+        </w:rPr>
+        <w:t xml:space="preserve">ix them by </w:t>
+      </w:r>
+      <w:r>
+        <w:rPr>
+          <w:lang w:val="en-US"/>
+        </w:rPr>
+        <w:t>replacing them with the lowest value</w:t>
+      </w:r>
+      <w:r>
+        <w:rPr>
+          <w:lang w:val="en-US"/>
+        </w:rPr>
+        <w:t xml:space="preserve"> (the original value)</w:t>
+      </w:r>
+      <w:r>
+        <w:rPr>
+          <w:lang w:val="en-US"/>
+        </w:rPr>
+        <w:t xml:space="preserve">. </w:t>
+      </w:r>
+    </w:p>
+    <w:p>
+      <w:pPr>
+        <w:pStyle w:val="ListNumber"/>
+        <w:numPr>
+          <w:ilvl w:val="0"/>
+          <w:numId w:val="13"/>
+        </w:numPr>
+        <w:rPr>
+          <w:lang w:val="en-US"/>
+        </w:rPr>
+      </w:pPr>
+      <w:r>
+        <w:rPr>
+          <w:lang w:val="en-US"/>
+        </w:rPr>
+        <w:t>After doing the above, tell Magnus</w:t>
+      </w:r>
+      <w:r>
+        <w:rPr>
+          <w:lang w:val="en-US"/>
+        </w:rPr>
+        <w:t>/Carl/Mikkel</w:t>
+      </w:r>
+      <w:r>
+        <w:rPr>
+          <w:lang w:val="en-US"/>
+        </w:rPr>
+        <w:t xml:space="preserve"> to run the script</w:t>
+      </w:r>
+      <w:r>
+        <w:rPr>
+          <w:lang w:val="en-US"/>
+        </w:rPr>
+        <w:t xml:space="preserve"> again</w:t>
+      </w:r>
+      <w:r>
+        <w:rPr>
+          <w:lang w:val="en-US"/>
+        </w:rPr>
+        <w:t xml:space="preserve">. </w:t>
+      </w:r>
+      <w:r>
+        <w:rPr>
+          <w:lang w:val="en-US"/>
+        </w:rPr>
+        <w:t xml:space="preserve">This will </w:t>
+      </w:r>
+      <w:r>
+        <w:rPr>
+          <w:lang w:val="en-US"/>
+        </w:rPr>
+        <w:t>result</w:t>
+      </w:r>
+      <w:r>
+        <w:rPr>
+          <w:lang w:val="en-US"/>
+        </w:rPr>
+        <w:t xml:space="preserve"> in a new excel file. In that excel file do the following:</w:t>
+      </w:r>
+    </w:p>
+    <w:p>
+      <w:pPr>
+        <w:pStyle w:val="ListNumber"/>
+        <w:numPr>
+          <w:ilvl w:val="0"/>
+          <w:numId w:val="13"/>
+        </w:numPr>
+        <w:rPr>
+          <w:lang w:val="en-US"/>
+        </w:rPr>
+      </w:pPr>
+      <w:r>
+        <w:rPr>
+          <w:lang w:val="en-US"/>
+        </w:rPr>
+        <w:t xml:space="preserve">Manually check the rows where </w:t>
+      </w:r>
+      <w:proofErr w:type="spellStart"/>
+      <w:r>
+        <w:rPr>
+          <w:lang w:val="en-US"/>
+        </w:rPr>
+        <w:t>Country_Lat_Lon_match</w:t>
+      </w:r>
+      <w:proofErr w:type="spellEnd"/>
+      <w:r>
+        <w:rPr>
+          <w:lang w:val="en-US"/>
+        </w:rPr>
+        <w:t xml:space="preserve"> = Unknown. See if you can figure out the country or region from the coordinates, if they are there.</w:t>
+      </w:r>
+    </w:p>
+    <w:p>
+      <w:pPr>
+        <w:pStyle w:val="ListNumber"/>
+        <w:numPr>
+          <w:ilvl w:val="0"/>
+          <w:numId w:val="13"/>
+        </w:numPr>
+        <w:rPr>
+          <w:lang w:val="en-US"/>
+        </w:rPr>
+      </w:pPr>
+      <w:r>
+        <w:rPr>
+          <w:lang w:val="en-US"/>
+        </w:rPr>
+        <w:t xml:space="preserve">Manually check the rows where </w:t>
+      </w:r>
+      <w:proofErr w:type="spellStart"/>
+      <w:r>
+        <w:rPr>
+          <w:lang w:val="en-US"/>
+        </w:rPr>
+        <w:t>Country_Lat_Lon_match</w:t>
+      </w:r>
+      <w:proofErr w:type="spellEnd"/>
+      <w:r>
+        <w:rPr>
+          <w:lang w:val="en-US"/>
+        </w:rPr>
+        <w:t xml:space="preserve"> = Wrong. Plot the coordinates on a map and see what might be causing the error. It could be </w:t>
+      </w:r>
+      <w:r>
+        <w:rPr>
+          <w:lang w:val="en-US"/>
+        </w:rPr>
+        <w:t>caused by one of the following: 1.</w:t>
+      </w:r>
+      <w:r>
+        <w:rPr>
+          <w:lang w:val="en-US"/>
+        </w:rPr>
+        <w:t xml:space="preserve"> </w:t>
+      </w:r>
+      <w:proofErr w:type="spellStart"/>
+      <w:r>
+        <w:rPr>
+          <w:lang w:val="en-US"/>
+        </w:rPr>
+        <w:t>lat</w:t>
+      </w:r>
+      <w:proofErr w:type="spellEnd"/>
+      <w:r>
+        <w:rPr>
+          <w:lang w:val="en-US"/>
+        </w:rPr>
+        <w:t xml:space="preserve"> </w:t>
+      </w:r>
+      <w:proofErr w:type="spellStart"/>
+      <w:r>
+        <w:rPr>
+          <w:lang w:val="en-US"/>
+        </w:rPr>
+        <w:t>lon</w:t>
+      </w:r>
+      <w:proofErr w:type="spellEnd"/>
+      <w:r>
+        <w:rPr>
+          <w:lang w:val="en-US"/>
+        </w:rPr>
+        <w:t xml:space="preserve"> </w:t>
+      </w:r>
+      <w:r>
+        <w:rPr>
+          <w:lang w:val="en-US"/>
+        </w:rPr>
+        <w:t>swapping</w:t>
+      </w:r>
+      <w:r>
+        <w:rPr>
+          <w:lang w:val="en-US"/>
+        </w:rPr>
+        <w:t xml:space="preserve"> 2.</w:t>
+      </w:r>
+      <w:r>
+        <w:rPr>
+          <w:lang w:val="en-US"/>
+        </w:rPr>
+        <w:t xml:space="preserve"> wrong direction indicator</w:t>
+      </w:r>
+      <w:r>
+        <w:rPr>
+          <w:lang w:val="en-US"/>
+        </w:rPr>
+        <w:t xml:space="preserve"> 3. </w:t>
+      </w:r>
+      <w:r>
+        <w:rPr>
+          <w:lang w:val="en-US"/>
+        </w:rPr>
+        <w:t xml:space="preserve">an error in the </w:t>
+      </w:r>
+      <w:r>
+        <w:rPr>
+          <w:lang w:val="en-US"/>
+        </w:rPr>
+        <w:t>reverse geocoding</w:t>
+      </w:r>
+      <w:r>
+        <w:rPr>
+          <w:lang w:val="en-US"/>
+        </w:rPr>
+        <w:t xml:space="preserve"> 4. </w:t>
+      </w:r>
+      <w:r>
+        <w:rPr>
+          <w:lang w:val="en-US"/>
+        </w:rPr>
+        <w:t>Human</w:t>
+      </w:r>
+      <w:r>
+        <w:rPr>
+          <w:lang w:val="en-US"/>
+        </w:rPr>
+        <w:t xml:space="preserve"> data reporting</w:t>
+      </w:r>
+      <w:r>
+        <w:rPr>
+          <w:lang w:val="en-US"/>
+        </w:rPr>
+        <w:t xml:space="preserve"> </w:t>
+      </w:r>
+      <w:proofErr w:type="gramStart"/>
+      <w:r>
+        <w:rPr>
+          <w:lang w:val="en-US"/>
+        </w:rPr>
+        <w:t>error</w:t>
+      </w:r>
+      <w:proofErr w:type="gramEnd"/>
+      <w:r>
+        <w:rPr>
+          <w:lang w:val="en-US"/>
+        </w:rPr>
+        <w:t>.</w:t>
+      </w:r>
+    </w:p>
+    <w:p>
+      <w:pPr>
+        <w:pStyle w:val="ListNumber"/>
+        <w:numPr>
+          <w:ilvl w:val="0"/>
+          <w:numId w:val="0"/>
+        </w:numPr>
+        <w:rPr>
+          <w:lang w:val="en-US"/>
+        </w:rPr>
+      </w:pPr>
+    </w:p>
+    <w:p>
+      <w:pPr>
+        <w:pStyle w:val="Heading3"/>
+        <w:rPr>
+          <w:lang w:val="en-US"/>
+        </w:rPr>
+      </w:pPr>
+      <w:bookmarkStart w:name="_Toc202537120" w:id="4"/>
+      <w:bookmarkStart w:name="_Geographical_Place_Names_1" w:id="5"/>
+      <w:bookmarkEnd w:id="5"/>
+      <w:r>
+        <w:rPr>
+          <w:lang w:val="en-US"/>
+        </w:rPr>
+        <w:t>Geographical Place Name</w:t>
+      </w:r>
+      <w:r>
+        <w:rPr>
+          <w:lang w:val="en-US"/>
+        </w:rPr>
+        <w:t xml:space="preserve"> columns</w:t>
+      </w:r>
+      <w:r>
+        <w:rPr>
+          <w:lang w:val="en-US"/>
+        </w:rPr>
+        <w:t xml:space="preserve"> </w:t>
+      </w:r>
+      <w:r>
+        <w:rPr>
+          <w:lang w:val="en-US"/>
+        </w:rPr>
+        <w:t xml:space="preserve">(Country, Region, State, </w:t>
+      </w:r>
+      <w:proofErr w:type="spellStart"/>
+      <w:r>
+        <w:rPr>
+          <w:lang w:val="en-US"/>
+        </w:rPr>
+        <w:t>Proivince</w:t>
+      </w:r>
+      <w:proofErr w:type="spellEnd"/>
+      <w:r>
+        <w:rPr>
+          <w:lang w:val="en-US"/>
+        </w:rPr>
+        <w:t>, etc.)</w:t>
+      </w:r>
+      <w:bookmarkEnd w:id="4"/>
+    </w:p>
+    <w:p>
+      <w:pPr>
+        <w:rPr>
+          <w:lang w:val="en-US"/>
+        </w:rPr>
+      </w:pPr>
+      <w:r>
+        <w:rPr>
+          <w:lang w:val="en-US"/>
+        </w:rPr>
+        <w:t>Optimally we want 3 new columns added and filled with data: “Site Name”, “Country/Region”</w:t>
+      </w:r>
+      <w:proofErr w:type="gramStart"/>
+      <w:r>
+        <w:rPr>
+          <w:lang w:val="en-US"/>
+        </w:rPr>
+        <w:t>, ”Geographical</w:t>
+      </w:r>
+      <w:proofErr w:type="gramEnd"/>
+      <w:r>
+        <w:rPr>
+          <w:lang w:val="en-US"/>
+        </w:rPr>
+        <w:t xml:space="preserve"> Place Names”. Information to put into these columns will most likely come from the “Country”, “State/province/region”, “City/town/location” or “Continent” columns. </w:t>
+      </w:r>
+      <w:r>
+        <w:rPr>
+          <w:lang w:val="en-US"/>
+        </w:rPr>
+        <w:t>Otherwise,</w:t>
+      </w:r>
+      <w:r>
+        <w:rPr>
+          <w:lang w:val="en-US"/>
+        </w:rPr>
+        <w:t xml:space="preserve"> you might need to reverse </w:t>
+      </w:r>
+      <w:proofErr w:type="gramStart"/>
+      <w:r>
+        <w:rPr>
+          <w:lang w:val="en-US"/>
+        </w:rPr>
+        <w:t>geocode it</w:t>
+      </w:r>
+      <w:proofErr w:type="gramEnd"/>
+      <w:r>
+        <w:rPr>
+          <w:lang w:val="en-US"/>
+        </w:rPr>
+        <w:t xml:space="preserve"> using a reverse geocoder.</w:t>
+      </w:r>
+    </w:p>
+    <w:p>
+      <w:pPr>
+        <w:rPr>
+          <w:rFonts w:eastAsiaTheme="majorEastAsia" w:cstheme="majorBidi"/>
+          <w:i/>
+          <w:iCs/>
+          <w:color w:val="0F4761" w:themeColor="accent1" w:themeShade="BF"/>
+          <w:lang w:val="en-US"/>
+        </w:rPr>
+      </w:pPr>
+      <w:r>
+        <w:rPr>
+          <w:rStyle w:val="Heading4Char"/>
+          <w:lang w:val="en-US"/>
+        </w:rPr>
+        <w:t>Country/Region</w:t>
+      </w:r>
+      <w:r>
+        <w:rPr>
+          <w:rStyle w:val="Heading4Char"/>
+          <w:lang w:val="en-US"/>
+        </w:rPr>
+        <w:t xml:space="preserve">: </w:t>
+      </w:r>
+      <w:r>
+        <w:rPr>
+          <w:lang w:val="en-US"/>
+        </w:rPr>
+        <w:t>Should</w:t>
+      </w:r>
+      <w:r>
+        <w:rPr>
+          <w:lang w:val="en-US"/>
+        </w:rPr>
+        <w:t xml:space="preserve"> contain </w:t>
+      </w:r>
+      <w:r>
+        <w:rPr>
+          <w:lang w:val="en-US"/>
+        </w:rPr>
+        <w:t>the country</w:t>
+      </w:r>
+      <w:r>
+        <w:rPr>
+          <w:lang w:val="en-US"/>
+        </w:rPr>
+        <w:t xml:space="preserve"> or region </w:t>
+      </w:r>
+      <w:r>
+        <w:rPr>
+          <w:lang w:val="en-US"/>
+        </w:rPr>
+        <w:t xml:space="preserve">from where the sample was collected. This can either be a country name, ocean name, autonomous administrative division name (e.g. Greenland), </w:t>
+      </w:r>
+      <w:proofErr w:type="gramStart"/>
+      <w:r>
+        <w:rPr>
+          <w:lang w:val="en-US"/>
+        </w:rPr>
+        <w:t>region</w:t>
+      </w:r>
+      <w:proofErr w:type="gramEnd"/>
+      <w:r>
+        <w:rPr>
+          <w:lang w:val="en-US"/>
+        </w:rPr>
+        <w:t xml:space="preserve"> name (e.g. Canary Islands, Svalbard), territory name (e.g. Falkland Islands, Guam) depending on which name most precisely </w:t>
+      </w:r>
+      <w:r>
+        <w:rPr>
+          <w:lang w:val="en-US"/>
+        </w:rPr>
+        <w:lastRenderedPageBreak/>
+        <w:t>describes</w:t>
+      </w:r>
+      <w:r>
+        <w:rPr>
+          <w:lang w:val="en-US"/>
+        </w:rPr>
+        <w:t xml:space="preserve"> the geographical location</w:t>
+      </w:r>
+      <w:r>
+        <w:rPr>
+          <w:lang w:val="en-US"/>
+        </w:rPr>
+        <w:t xml:space="preserve">. Only values from the “Allowed </w:t>
+      </w:r>
+      <w:proofErr w:type="spellStart"/>
+      <w:r>
+        <w:rPr>
+          <w:lang w:val="en-US"/>
+        </w:rPr>
+        <w:t>CountryRegion</w:t>
+      </w:r>
+      <w:proofErr w:type="spellEnd"/>
+      <w:r>
+        <w:rPr>
+          <w:lang w:val="en-US"/>
+        </w:rPr>
+        <w:t xml:space="preserve">” sheet in </w:t>
+      </w:r>
+      <w:hyperlink w:history="1" r:id="rId12">
+        <w:r>
+          <w:rPr>
+            <w:rStyle w:val="Hyperlink"/>
+            <w:lang w:val="en-US"/>
+          </w:rPr>
+          <w:t>Data.xlsx</w:t>
+        </w:r>
+      </w:hyperlink>
+      <w:r>
+        <w:rPr>
+          <w:lang w:val="en-US"/>
+        </w:rPr>
+        <w:t>.</w:t>
+      </w:r>
+    </w:p>
+    <w:p>
+      <w:pPr>
+        <w:rPr>
+          <w:lang w:val="en-US"/>
+        </w:rPr>
+      </w:pPr>
+      <w:r>
+        <w:rPr>
+          <w:rStyle w:val="Heading4Char"/>
+          <w:lang w:val="en-US"/>
+        </w:rPr>
+        <w:t>Geographical Place Names:</w:t>
+      </w:r>
+      <w:r>
+        <w:rPr>
+          <w:i/>
+          <w:iCs/>
+          <w:lang w:val="en-US"/>
+        </w:rPr>
+        <w:t xml:space="preserve"> </w:t>
+      </w:r>
+      <w:r>
+        <w:rPr>
+          <w:lang w:val="en-US"/>
+        </w:rPr>
+        <w:t xml:space="preserve">Provide all geographical location names that you can imagine will be used to search for the sample, </w:t>
+      </w:r>
+      <w:proofErr w:type="spellStart"/>
+      <w:r>
+        <w:rPr>
+          <w:lang w:val="en-US"/>
+        </w:rPr>
+        <w:t>seperated</w:t>
+      </w:r>
+      <w:proofErr w:type="spellEnd"/>
+      <w:r>
+        <w:rPr>
+          <w:lang w:val="en-US"/>
+        </w:rPr>
+        <w:t xml:space="preserve"> </w:t>
+      </w:r>
+      <w:proofErr w:type="gramStart"/>
+      <w:r>
+        <w:rPr>
+          <w:lang w:val="en-US"/>
+        </w:rPr>
+        <w:t>by ;</w:t>
+      </w:r>
+      <w:proofErr w:type="gramEnd"/>
+      <w:r>
+        <w:rPr>
+          <w:lang w:val="en-US"/>
+        </w:rPr>
+        <w:t xml:space="preserve"> (semi-colon). If the names have aliases, provide as many of them as possible </w:t>
+      </w:r>
+      <w:proofErr w:type="spellStart"/>
+      <w:r>
+        <w:rPr>
+          <w:lang w:val="en-US"/>
+        </w:rPr>
+        <w:t>seperated</w:t>
+      </w:r>
+      <w:proofErr w:type="spellEnd"/>
+      <w:r>
+        <w:rPr>
+          <w:lang w:val="en-US"/>
+        </w:rPr>
+        <w:t xml:space="preserve"> by / (forward slash). Report them from lowest scale to highest scale. Example: </w:t>
+      </w:r>
+      <w:proofErr w:type="spellStart"/>
+      <w:r>
+        <w:rPr>
+          <w:lang w:val="en-US"/>
+        </w:rPr>
+        <w:t>Sortedams</w:t>
+      </w:r>
+      <w:proofErr w:type="spellEnd"/>
+      <w:r>
+        <w:rPr>
+          <w:lang w:val="en-US"/>
+        </w:rPr>
+        <w:t xml:space="preserve"> </w:t>
+      </w:r>
+      <w:proofErr w:type="spellStart"/>
+      <w:r>
+        <w:rPr>
+          <w:lang w:val="en-US"/>
+        </w:rPr>
+        <w:t>Sø</w:t>
+      </w:r>
+      <w:proofErr w:type="spellEnd"/>
+      <w:r>
+        <w:rPr>
+          <w:lang w:val="en-US"/>
+        </w:rPr>
+        <w:t>; Østerbro; Copenhagen/København; Zealand/</w:t>
+      </w:r>
+      <w:proofErr w:type="spellStart"/>
+      <w:r>
+        <w:rPr>
+          <w:lang w:val="en-US"/>
+        </w:rPr>
+        <w:t>Sealand</w:t>
+      </w:r>
+      <w:proofErr w:type="spellEnd"/>
+      <w:r>
+        <w:rPr>
+          <w:lang w:val="en-US"/>
+        </w:rPr>
+        <w:t>/Sjælland; Denmark/Danmark; Scandinavia; Europe.</w:t>
+      </w:r>
+    </w:p>
+    <w:p>
+      <w:pPr>
+        <w:rPr>
+          <w:lang w:val="en-US"/>
+        </w:rPr>
+      </w:pPr>
+      <w:r>
+        <w:rPr>
+          <w:rStyle w:val="Heading4Char"/>
+          <w:lang w:val="en-US"/>
+        </w:rPr>
+        <w:t>Site Name:</w:t>
+      </w:r>
+      <w:r>
+        <w:rPr>
+          <w:lang w:val="en-US"/>
+        </w:rPr>
+        <w:t xml:space="preserve"> </w:t>
+      </w:r>
+      <w:r>
+        <w:rPr>
+          <w:lang w:val="en-US"/>
+        </w:rPr>
+        <w:t xml:space="preserve">Any other </w:t>
+      </w:r>
+      <w:r>
+        <w:rPr>
+          <w:lang w:val="en-US"/>
+        </w:rPr>
+        <w:t xml:space="preserve">local </w:t>
+      </w:r>
+      <w:r>
+        <w:rPr>
+          <w:lang w:val="en-US"/>
+        </w:rPr>
+        <w:t>geographic location descriptor that might be relevant. For example: name of lake, cave</w:t>
+      </w:r>
+      <w:r>
+        <w:rPr>
+          <w:lang w:val="en-US"/>
+        </w:rPr>
+        <w:t xml:space="preserve">, </w:t>
+      </w:r>
+      <w:r>
+        <w:rPr>
+          <w:lang w:val="en-US"/>
+        </w:rPr>
+        <w:t>archaeological site</w:t>
+      </w:r>
+      <w:r>
+        <w:rPr>
+          <w:lang w:val="en-US"/>
+        </w:rPr>
+        <w:t xml:space="preserve"> etc.</w:t>
+      </w:r>
+      <w:r>
+        <w:rPr>
+          <w:lang w:val="en-US"/>
+        </w:rPr>
+        <w:t xml:space="preserve"> If multiple, separate </w:t>
+      </w:r>
+      <w:r>
+        <w:rPr>
+          <w:lang w:val="en-US"/>
+        </w:rPr>
+        <w:t>by semi-colon and report from lowest to highest scale.</w:t>
+      </w:r>
+    </w:p>
+    <w:p>
+      <w:pPr>
+        <w:rPr>
+          <w:lang w:val="en-US"/>
+        </w:rPr>
+      </w:pPr>
+    </w:p>
+    <w:p>
+      <w:pPr>
+        <w:pStyle w:val="Heading3"/>
+        <w:rPr>
+          <w:lang w:val="en-US"/>
+        </w:rPr>
+      </w:pPr>
+      <w:bookmarkStart w:name="_Toc202537121" w:id="6"/>
+      <w:r>
+        <w:rPr>
+          <w:lang w:val="en-US"/>
+        </w:rPr>
+        <w:t>“</w:t>
+      </w:r>
+      <w:r>
+        <w:rPr>
+          <w:lang w:val="en-US"/>
+        </w:rPr>
+        <w:t>Intern provider</w:t>
+      </w:r>
+      <w:bookmarkEnd w:id="6"/>
+      <w:r>
+        <w:rPr>
+          <w:lang w:val="en-US"/>
+        </w:rPr>
+        <w:t>” column</w:t>
       </w:r>
     </w:p>
     <w:p>
@@ -105,298 +5584,49 @@
           <w:ilvl w:val="0"/>
           <w:numId w:val="0"/>
         </w:numPr>
-        <w:ind w:left="360"/>
-        <w:rPr>
-          <w:lang w:val="en-US"/>
-        </w:rPr>
-      </w:pPr>
-    </w:p>
-    <w:p>
-      <w:pPr>
-        <w:pStyle w:val="Heading2"/>
-        <w:rPr>
-          <w:lang w:val="en-US"/>
-        </w:rPr>
-      </w:pPr>
-      <w:r>
-        <w:rPr>
-          <w:lang w:val="en-US"/>
-        </w:rPr>
-        <w:t>Lat Lon</w:t>
-      </w:r>
-    </w:p>
-    <w:p>
-      <w:pPr>
-        <w:pStyle w:val="ListBullet"/>
-        <w:rPr>
-          <w:lang w:val="en-US"/>
-        </w:rPr>
-      </w:pPr>
-      <w:r>
-        <w:rPr>
-          <w:lang w:val="en-US"/>
-        </w:rPr>
-        <w:t>C</w:t>
-      </w:r>
-      <w:r>
-        <w:rPr>
-          <w:lang w:val="en-US"/>
-        </w:rPr>
-        <w:t>heck</w:t>
-      </w:r>
-      <w:r>
-        <w:rPr>
-          <w:lang w:val="en-US"/>
-        </w:rPr>
-        <w:t xml:space="preserve"> if</w:t>
-      </w:r>
+        <w:rPr>
+          <w:lang w:val="en-US"/>
+        </w:rPr>
+      </w:pPr>
+      <w:r>
+        <w:rPr>
+          <w:lang w:val="en-US"/>
+        </w:rPr>
+        <w:t>Make sure only 1 version of 1 name</w:t>
+      </w:r>
+      <w:r>
+        <w:rPr>
+          <w:lang w:val="en-US"/>
+        </w:rPr>
+        <w:t xml:space="preserve">. There are many different versions of Kurt, Mikkel and </w:t>
+      </w:r>
+      <w:proofErr w:type="spellStart"/>
+      <w:r>
+        <w:rPr>
+          <w:lang w:val="en-US"/>
+        </w:rPr>
+        <w:t>Nicolajs</w:t>
+      </w:r>
+      <w:proofErr w:type="spellEnd"/>
       <w:r>
         <w:rPr>
           <w:lang w:val="en-US"/>
         </w:rPr>
         <w:t xml:space="preserve"> </w:t>
       </w:r>
-      <w:r>
-        <w:rPr>
-          <w:lang w:val="en-US"/>
-        </w:rPr>
-        <w:t xml:space="preserve">invalid directions are because </w:t>
-      </w:r>
-      <w:proofErr w:type="spellStart"/>
-      <w:r>
-        <w:rPr>
-          <w:lang w:val="en-US"/>
-        </w:rPr>
-        <w:t>lat</w:t>
-      </w:r>
-      <w:proofErr w:type="spellEnd"/>
-      <w:r>
-        <w:rPr>
-          <w:lang w:val="en-US"/>
-        </w:rPr>
-        <w:t xml:space="preserve"> and </w:t>
-      </w:r>
-      <w:proofErr w:type="spellStart"/>
-      <w:r>
-        <w:rPr>
-          <w:lang w:val="en-US"/>
-        </w:rPr>
-        <w:t>lon</w:t>
-      </w:r>
-      <w:proofErr w:type="spellEnd"/>
-      <w:r>
-        <w:rPr>
-          <w:lang w:val="en-US"/>
-        </w:rPr>
-        <w:t xml:space="preserve"> has been switched</w:t>
-      </w:r>
-      <w:r>
-        <w:rPr>
-          <w:lang w:val="en-US"/>
-        </w:rPr>
-        <w:t xml:space="preserve"> </w:t>
-      </w:r>
-      <w:r>
-        <w:rPr>
-          <w:lang w:val="en-US"/>
-        </w:rPr>
-        <w:t>(use invalid direction</w:t>
-      </w:r>
-      <w:r>
-        <w:rPr>
-          <w:lang w:val="en-US"/>
-        </w:rPr>
-        <w:t xml:space="preserve"> helper columns)</w:t>
-      </w:r>
-    </w:p>
-    <w:p>
-      <w:pPr>
-        <w:pStyle w:val="ListBullet"/>
-        <w:rPr>
-          <w:lang w:val="en-US"/>
-        </w:rPr>
-      </w:pPr>
-      <w:r>
-        <w:rPr>
-          <w:lang w:val="en-US"/>
-        </w:rPr>
-        <w:t>Check the rows</w:t>
-      </w:r>
-      <w:r>
-        <w:rPr>
-          <w:lang w:val="en-US"/>
-        </w:rPr>
-        <w:t xml:space="preserve"> with </w:t>
-      </w:r>
-      <w:r>
-        <w:rPr>
-          <w:lang w:val="en-US"/>
-        </w:rPr>
-        <w:t>fill handle error</w:t>
-      </w:r>
-      <w:r>
-        <w:rPr>
-          <w:lang w:val="en-US"/>
-        </w:rPr>
-        <w:t xml:space="preserve"> =</w:t>
-      </w:r>
-      <w:r>
-        <w:rPr>
-          <w:lang w:val="en-US"/>
-        </w:rPr>
-        <w:t xml:space="preserve"> </w:t>
-      </w:r>
-      <w:r>
-        <w:rPr>
-          <w:lang w:val="en-US"/>
-        </w:rPr>
-        <w:t>True and see if you can easily fix them.</w:t>
-      </w:r>
-    </w:p>
-    <w:p>
-      <w:pPr>
-        <w:pStyle w:val="ListBullet"/>
-        <w:rPr>
-          <w:lang w:val="en-US"/>
-        </w:rPr>
-      </w:pPr>
-      <w:r>
-        <w:rPr>
-          <w:lang w:val="en-US"/>
-        </w:rPr>
-        <w:t xml:space="preserve">Try to fix the invalid formats (use invalid format helper columns). </w:t>
-      </w:r>
-    </w:p>
-    <w:p>
-      <w:pPr>
-        <w:pStyle w:val="ListBullet"/>
-        <w:rPr>
-          <w:lang w:val="en-US"/>
-        </w:rPr>
-      </w:pPr>
-      <w:r>
-        <w:rPr>
-          <w:lang w:val="en-US"/>
-        </w:rPr>
-        <w:t>After doing the above, tell Magnus</w:t>
-      </w:r>
-      <w:r>
-        <w:rPr>
-          <w:lang w:val="en-US"/>
-        </w:rPr>
-        <w:t>. Then:</w:t>
-      </w:r>
-    </w:p>
-    <w:p>
-      <w:pPr>
-        <w:pStyle w:val="ListBullet"/>
-        <w:rPr>
-          <w:lang w:val="en-US"/>
-        </w:rPr>
-      </w:pPr>
-      <w:r>
-        <w:rPr>
-          <w:lang w:val="en-US"/>
-        </w:rPr>
-        <w:t xml:space="preserve">Manually check the rows where </w:t>
-      </w:r>
-      <w:proofErr w:type="spellStart"/>
-      <w:r>
-        <w:rPr>
-          <w:lang w:val="en-US"/>
-        </w:rPr>
-        <w:t>Country_Lat_Lon_match</w:t>
-      </w:r>
-      <w:proofErr w:type="spellEnd"/>
-      <w:r>
-        <w:rPr>
-          <w:lang w:val="en-US"/>
-        </w:rPr>
-        <w:t xml:space="preserve"> = Unknown. See if you can figure out the country or region from the coordinates, if they are there.</w:t>
-      </w:r>
-    </w:p>
-    <w:p>
-      <w:pPr>
-        <w:pStyle w:val="ListBullet"/>
-        <w:rPr>
-          <w:lang w:val="en-US"/>
-        </w:rPr>
-      </w:pPr>
-      <w:r>
-        <w:rPr>
-          <w:lang w:val="en-US"/>
-        </w:rPr>
-        <w:t xml:space="preserve">Manually check the rows where </w:t>
-      </w:r>
-      <w:proofErr w:type="spellStart"/>
-      <w:r>
-        <w:rPr>
-          <w:lang w:val="en-US"/>
-        </w:rPr>
-        <w:t>Country_Lat_Lon_match</w:t>
-      </w:r>
-      <w:proofErr w:type="spellEnd"/>
-      <w:r>
-        <w:rPr>
-          <w:lang w:val="en-US"/>
-        </w:rPr>
-        <w:t xml:space="preserve"> = Wrong. Plot the coordinates on a map and see what might be causing the error. It could be </w:t>
-      </w:r>
       <w:proofErr w:type="gramStart"/>
       <w:r>
         <w:rPr>
           <w:lang w:val="en-US"/>
         </w:rPr>
-        <w:t>cause</w:t>
+        <w:t>name</w:t>
       </w:r>
       <w:proofErr w:type="gramEnd"/>
       <w:r>
         <w:rPr>
           <w:lang w:val="en-US"/>
         </w:rPr>
-        <w:t xml:space="preserve"> of </w:t>
-      </w:r>
-      <w:proofErr w:type="spellStart"/>
-      <w:r>
-        <w:rPr>
-          <w:lang w:val="en-US"/>
-        </w:rPr>
-        <w:t>lat</w:t>
-      </w:r>
-      <w:proofErr w:type="spellEnd"/>
-      <w:r>
-        <w:rPr>
-          <w:lang w:val="en-US"/>
-        </w:rPr>
-        <w:t xml:space="preserve"> </w:t>
-      </w:r>
-      <w:proofErr w:type="spellStart"/>
-      <w:r>
-        <w:rPr>
-          <w:lang w:val="en-US"/>
-        </w:rPr>
-        <w:t>lon</w:t>
-      </w:r>
-      <w:proofErr w:type="spellEnd"/>
-      <w:r>
-        <w:rPr>
-          <w:lang w:val="en-US"/>
-        </w:rPr>
-        <w:t xml:space="preserve"> switch-up or an error in the </w:t>
-      </w:r>
-      <w:proofErr w:type="spellStart"/>
-      <w:r>
-        <w:rPr>
-          <w:lang w:val="en-US"/>
-        </w:rPr>
-        <w:t>geodecoding</w:t>
-      </w:r>
-      <w:proofErr w:type="spellEnd"/>
-      <w:r>
-        <w:rPr>
-          <w:lang w:val="en-US"/>
-        </w:rPr>
-        <w:t xml:space="preserve"> for example. </w:t>
+        <w:t xml:space="preserve"> for example.</w:t>
       </w:r>
     </w:p>
     <w:p>
@@ -413,16 +5643,30 @@
     </w:p>
     <w:p>
       <w:pPr>
-        <w:pStyle w:val="Heading2"/>
-        <w:rPr>
-          <w:lang w:val="en-US"/>
-        </w:rPr>
-      </w:pPr>
-      <w:r>
-        <w:rPr>
-          <w:lang w:val="en-US"/>
-        </w:rPr>
-        <w:t>Intern provider</w:t>
+        <w:pStyle w:val="Heading3"/>
+        <w:rPr>
+          <w:lang w:val="en-US"/>
+        </w:rPr>
+      </w:pPr>
+      <w:bookmarkStart w:name="_Toc202537122" w:id="7"/>
+      <w:r>
+        <w:rPr>
+          <w:lang w:val="en-US"/>
+        </w:rPr>
+        <w:t>“</w:t>
+      </w:r>
+      <w:r>
+        <w:rPr>
+          <w:lang w:val="en-US"/>
+        </w:rPr>
+        <w:t>Age</w:t>
+      </w:r>
+      <w:bookmarkEnd w:id="7"/>
+      <w:r>
+        <w:rPr>
+          <w:lang w:val="en-US"/>
+        </w:rPr>
+        <w:t>” column</w:t>
       </w:r>
     </w:p>
     <w:p>
@@ -440,41 +5684,209 @@
         <w:rPr>
           <w:lang w:val="en-US"/>
         </w:rPr>
-        <w:t>Make sure only 1 version of 1 name</w:t>
-      </w:r>
-      <w:r>
-        <w:rPr>
-          <w:lang w:val="en-US"/>
-        </w:rPr>
-        <w:t xml:space="preserve">. There are many different versions of Kurt, Mikkel and </w:t>
+        <w:t>Start by splitting up</w:t>
+      </w:r>
+      <w:r>
+        <w:rPr>
+          <w:lang w:val="en-US"/>
+        </w:rPr>
+        <w:t xml:space="preserve"> the </w:t>
       </w:r>
       <w:proofErr w:type="spellStart"/>
       <w:r>
         <w:rPr>
           <w:lang w:val="en-US"/>
         </w:rPr>
-        <w:t>Nicolajs</w:t>
+        <w:t>Age_cleaned</w:t>
       </w:r>
       <w:proofErr w:type="spellEnd"/>
       <w:r>
         <w:rPr>
           <w:lang w:val="en-US"/>
         </w:rPr>
+        <w:t xml:space="preserve"> column</w:t>
+      </w:r>
+      <w:r>
+        <w:rPr>
+          <w:lang w:val="en-US"/>
+        </w:rPr>
+        <w:t xml:space="preserve"> into 2-3 </w:t>
+      </w:r>
+      <w:r>
+        <w:rPr>
+          <w:lang w:val="en-US"/>
+        </w:rPr>
+        <w:t>columns</w:t>
+      </w:r>
+      <w:r>
+        <w:rPr>
+          <w:lang w:val="en-US"/>
+        </w:rPr>
+        <w:t xml:space="preserve"> (they are already there)</w:t>
+      </w:r>
+      <w:r>
+        <w:rPr>
+          <w:lang w:val="en-US"/>
+        </w:rPr>
+        <w:t xml:space="preserve">: </w:t>
+      </w:r>
+      <w:proofErr w:type="spellStart"/>
+      <w:r>
+        <w:rPr>
+          <w:lang w:val="en-US"/>
+        </w:rPr>
+        <w:t>Age_cleaned_range</w:t>
+      </w:r>
+      <w:proofErr w:type="spellEnd"/>
+      <w:r>
+        <w:rPr>
+          <w:lang w:val="en-US"/>
+        </w:rPr>
+        <w:t xml:space="preserve"> (format: </w:t>
+      </w:r>
+      <w:r>
+        <w:rPr>
+          <w:lang w:val="en-US"/>
+        </w:rPr>
+        <w:t>123</w:t>
+      </w:r>
+      <w:r>
+        <w:rPr>
+          <w:lang w:val="en-US"/>
+        </w:rPr>
+        <w:t>-</w:t>
+      </w:r>
+      <w:r>
+        <w:rPr>
+          <w:lang w:val="en-US"/>
+        </w:rPr>
+        <w:t>123</w:t>
+      </w:r>
+      <w:r>
+        <w:rPr>
+          <w:lang w:val="en-US"/>
+        </w:rPr>
+        <w:t>)</w:t>
+      </w:r>
+      <w:r>
+        <w:rPr>
+          <w:lang w:val="en-US"/>
+        </w:rPr>
+        <w:t xml:space="preserve">, </w:t>
+      </w:r>
+      <w:proofErr w:type="spellStart"/>
+      <w:r>
+        <w:rPr>
+          <w:lang w:val="en-US"/>
+        </w:rPr>
+        <w:t>Age_cleaned_unit</w:t>
+      </w:r>
+      <w:proofErr w:type="spellEnd"/>
+      <w:r>
+        <w:rPr>
+          <w:lang w:val="en-US"/>
+        </w:rPr>
+        <w:t xml:space="preserve"> and </w:t>
+      </w:r>
+      <w:proofErr w:type="spellStart"/>
+      <w:r>
+        <w:rPr>
+          <w:lang w:val="en-US"/>
+        </w:rPr>
+        <w:t>Age_</w:t>
+      </w:r>
+      <w:r>
+        <w:rPr>
+          <w:lang w:val="en-US"/>
+        </w:rPr>
+        <w:t>cleaned_</w:t>
+      </w:r>
+      <w:r>
+        <w:rPr>
+          <w:lang w:val="en-US"/>
+        </w:rPr>
+        <w:t>comment</w:t>
+      </w:r>
+      <w:proofErr w:type="spellEnd"/>
+      <w:r>
+        <w:rPr>
+          <w:lang w:val="en-US"/>
+        </w:rPr>
         <w:t xml:space="preserve"> </w:t>
       </w:r>
-      <w:proofErr w:type="gramStart"/>
-      <w:r>
-        <w:rPr>
-          <w:lang w:val="en-US"/>
-        </w:rPr>
-        <w:t>name</w:t>
-      </w:r>
-      <w:proofErr w:type="gramEnd"/>
-      <w:r>
-        <w:rPr>
-          <w:lang w:val="en-US"/>
-        </w:rPr>
-        <w:t xml:space="preserve"> for example.</w:t>
+      <w:r>
+        <w:rPr>
+          <w:lang w:val="en-US"/>
+        </w:rPr>
+        <w:t>(</w:t>
+      </w:r>
+      <w:r>
+        <w:rPr>
+          <w:lang w:val="en-US"/>
+        </w:rPr>
+        <w:t>for any</w:t>
+      </w:r>
+      <w:r>
+        <w:rPr>
+          <w:lang w:val="en-US"/>
+        </w:rPr>
+        <w:t xml:space="preserve"> potential</w:t>
+      </w:r>
+      <w:r>
+        <w:rPr>
+          <w:lang w:val="en-US"/>
+        </w:rPr>
+        <w:t xml:space="preserve"> other information</w:t>
+      </w:r>
+      <w:r>
+        <w:rPr>
+          <w:lang w:val="en-US"/>
+        </w:rPr>
+        <w:t>)</w:t>
+      </w:r>
+      <w:r>
+        <w:rPr>
+          <w:lang w:val="en-US"/>
+        </w:rPr>
+        <w:t>. After that we might be able to automatically convert them to ka BP.</w:t>
+      </w:r>
+      <w:r>
+        <w:rPr>
+          <w:lang w:val="en-US"/>
+        </w:rPr>
+        <w:t xml:space="preserve"> You can also see if you can </w:t>
+      </w:r>
+      <w:r>
+        <w:rPr>
+          <w:lang w:val="en-US"/>
+        </w:rPr>
+        <w:t xml:space="preserve">convert the </w:t>
+      </w:r>
+      <w:r>
+        <w:rPr>
+          <w:lang w:val="en-US"/>
+        </w:rPr>
+        <w:t>non-numeric</w:t>
+      </w:r>
+      <w:r>
+        <w:rPr>
+          <w:lang w:val="en-US"/>
+        </w:rPr>
+        <w:t xml:space="preserve"> values (use </w:t>
+      </w:r>
+      <w:proofErr w:type="spellStart"/>
+      <w:r>
+        <w:rPr>
+          <w:lang w:val="en-US"/>
+        </w:rPr>
+        <w:t>Age_non_numeric</w:t>
+      </w:r>
+      <w:proofErr w:type="spellEnd"/>
+      <w:r>
+        <w:rPr>
+          <w:lang w:val="en-US"/>
+        </w:rPr>
+        <w:t xml:space="preserve"> helper column).</w:t>
       </w:r>
     </w:p>
     <w:p>
@@ -491,16 +5903,30 @@
     </w:p>
     <w:p>
       <w:pPr>
-        <w:pStyle w:val="Heading2"/>
-        <w:rPr>
-          <w:lang w:val="en-US"/>
-        </w:rPr>
-      </w:pPr>
-      <w:r>
-        <w:rPr>
-          <w:lang w:val="en-US"/>
-        </w:rPr>
-        <w:t>Age</w:t>
+        <w:pStyle w:val="Heading3"/>
+        <w:rPr>
+          <w:lang w:val="en-US"/>
+        </w:rPr>
+      </w:pPr>
+      <w:bookmarkStart w:name="_Toc202537123" w:id="8"/>
+      <w:r>
+        <w:rPr>
+          <w:lang w:val="en-US"/>
+        </w:rPr>
+        <w:t>“</w:t>
+      </w:r>
+      <w:r>
+        <w:rPr>
+          <w:lang w:val="en-US"/>
+        </w:rPr>
+        <w:t>Material type</w:t>
+      </w:r>
+      <w:bookmarkEnd w:id="8"/>
+      <w:r>
+        <w:rPr>
+          <w:lang w:val="en-US"/>
+        </w:rPr>
+        <w:t>” column</w:t>
       </w:r>
     </w:p>
     <w:p>
@@ -518,112 +5944,34 @@
         <w:rPr>
           <w:lang w:val="en-US"/>
         </w:rPr>
-        <w:t>Start by splitting up</w:t>
-      </w:r>
-      <w:r>
-        <w:rPr>
-          <w:lang w:val="en-US"/>
-        </w:rPr>
-        <w:t xml:space="preserve"> the </w:t>
-      </w:r>
-      <w:proofErr w:type="spellStart"/>
-      <w:r>
-        <w:rPr>
-          <w:lang w:val="en-US"/>
-        </w:rPr>
-        <w:t>Age_cleaned</w:t>
-      </w:r>
-      <w:proofErr w:type="spellEnd"/>
-      <w:r>
-        <w:rPr>
-          <w:lang w:val="en-US"/>
-        </w:rPr>
-        <w:t xml:space="preserve"> column</w:t>
-      </w:r>
-      <w:r>
-        <w:rPr>
-          <w:lang w:val="en-US"/>
-        </w:rPr>
-        <w:t xml:space="preserve"> into 2-3 </w:t>
-      </w:r>
-      <w:r>
-        <w:rPr>
-          <w:lang w:val="en-US"/>
-        </w:rPr>
-        <w:t>columns</w:t>
-      </w:r>
-      <w:r>
-        <w:rPr>
-          <w:lang w:val="en-US"/>
-        </w:rPr>
-        <w:t xml:space="preserve">: </w:t>
-      </w:r>
-      <w:proofErr w:type="spellStart"/>
-      <w:r>
-        <w:rPr>
-          <w:lang w:val="en-US"/>
-        </w:rPr>
-        <w:t>Age_cleaned_range</w:t>
-      </w:r>
-      <w:proofErr w:type="spellEnd"/>
-      <w:r>
-        <w:rPr>
-          <w:lang w:val="en-US"/>
-        </w:rPr>
-        <w:t xml:space="preserve"> (format: </w:t>
-      </w:r>
-      <w:r>
-        <w:rPr>
-          <w:lang w:val="en-US"/>
-        </w:rPr>
-        <w:t>123</w:t>
-      </w:r>
-      <w:r>
-        <w:rPr>
-          <w:lang w:val="en-US"/>
-        </w:rPr>
-        <w:t>-</w:t>
-      </w:r>
-      <w:r>
-        <w:rPr>
-          <w:lang w:val="en-US"/>
-        </w:rPr>
-        <w:t>123</w:t>
-      </w:r>
-      <w:r>
-        <w:rPr>
-          <w:lang w:val="en-US"/>
-        </w:rPr>
-        <w:t>)</w:t>
-      </w:r>
-      <w:r>
-        <w:rPr>
-          <w:lang w:val="en-US"/>
-        </w:rPr>
-        <w:t xml:space="preserve">, </w:t>
-      </w:r>
-      <w:proofErr w:type="spellStart"/>
-      <w:r>
-        <w:rPr>
-          <w:lang w:val="en-US"/>
-        </w:rPr>
-        <w:t>Age_cleaned_unit</w:t>
-      </w:r>
-      <w:proofErr w:type="spellEnd"/>
-      <w:r>
-        <w:rPr>
-          <w:lang w:val="en-US"/>
-        </w:rPr>
-        <w:t xml:space="preserve"> and </w:t>
-      </w:r>
-      <w:proofErr w:type="spellStart"/>
-      <w:r>
-        <w:rPr>
-          <w:lang w:val="en-US"/>
-        </w:rPr>
-        <w:t>Age_comment</w:t>
-      </w:r>
-      <w:proofErr w:type="spellEnd"/>
+        <w:t>List all the non-</w:t>
+      </w:r>
+      <w:proofErr w:type="gramStart"/>
+      <w:r>
+        <w:rPr>
+          <w:lang w:val="en-US"/>
+        </w:rPr>
+        <w:t>allowed, and</w:t>
+      </w:r>
+      <w:proofErr w:type="gramEnd"/>
+      <w:r>
+        <w:rPr>
+          <w:lang w:val="en-US"/>
+        </w:rPr>
+        <w:t xml:space="preserve"> figure o</w:t>
+      </w:r>
+      <w:r>
+        <w:rPr>
+          <w:lang w:val="en-US"/>
+        </w:rPr>
+        <w:t>ut</w:t>
+      </w:r>
+      <w:r>
+        <w:rPr>
+          <w:lang w:val="en-US"/>
+        </w:rPr>
+        <w:t xml:space="preserve"> if they can be added to the allowed list or translated to something that is in the list, or if they should be moved to</w:t>
+      </w:r>
       <w:r>
         <w:rPr>
           <w:lang w:val="en-US"/>
@@ -634,89 +5982,7 @@
         <w:rPr>
           <w:lang w:val="en-US"/>
         </w:rPr>
-        <w:t>(</w:t>
-      </w:r>
-      <w:r>
-        <w:rPr>
-          <w:lang w:val="en-US"/>
-        </w:rPr>
-        <w:t>for any</w:t>
-      </w:r>
-      <w:r>
-        <w:rPr>
-          <w:lang w:val="en-US"/>
-        </w:rPr>
-        <w:t xml:space="preserve"> potential</w:t>
-      </w:r>
-      <w:r>
-        <w:rPr>
-          <w:lang w:val="en-US"/>
-        </w:rPr>
-        <w:t xml:space="preserve"> other information</w:t>
-      </w:r>
-      <w:r>
-        <w:rPr>
-          <w:lang w:val="en-US"/>
-        </w:rPr>
-        <w:t>)</w:t>
-      </w:r>
-      <w:r>
-        <w:rPr>
-          <w:lang w:val="en-US"/>
-        </w:rPr>
-        <w:t>. After that we might be able to automatically convert them to ka BP.</w:t>
-      </w:r>
-      <w:r>
-        <w:rPr>
-          <w:lang w:val="en-US"/>
-        </w:rPr>
-        <w:t xml:space="preserve"> You can also see if you can </w:t>
-      </w:r>
-      <w:r>
-        <w:rPr>
-          <w:lang w:val="en-US"/>
-        </w:rPr>
-        <w:t xml:space="preserve">convert the </w:t>
-      </w:r>
-      <w:r>
-        <w:rPr>
-          <w:lang w:val="en-US"/>
-        </w:rPr>
-        <w:t>non-numeric</w:t>
-      </w:r>
-      <w:r>
-        <w:rPr>
-          <w:lang w:val="en-US"/>
-        </w:rPr>
-        <w:t xml:space="preserve"> </w:t>
-      </w:r>
-      <w:proofErr w:type="gramStart"/>
-      <w:r>
-        <w:rPr>
-          <w:lang w:val="en-US"/>
-        </w:rPr>
-        <w:t>values  (</w:t>
-      </w:r>
-      <w:proofErr w:type="gramEnd"/>
-      <w:r>
-        <w:rPr>
-          <w:lang w:val="en-US"/>
-        </w:rPr>
-        <w:t xml:space="preserve">use </w:t>
-      </w:r>
-      <w:proofErr w:type="spellStart"/>
-      <w:r>
-        <w:rPr>
-          <w:lang w:val="en-US"/>
-        </w:rPr>
-        <w:t>Age_non_numeric</w:t>
-      </w:r>
-      <w:proofErr w:type="spellEnd"/>
-      <w:r>
-        <w:rPr>
-          <w:lang w:val="en-US"/>
-        </w:rPr>
-        <w:t xml:space="preserve"> helper column).</w:t>
+        <w:t>another column.</w:t>
       </w:r>
     </w:p>
     <w:p>
@@ -733,17 +5999,36 @@
     </w:p>
     <w:p>
       <w:pPr>
-        <w:pStyle w:val="Heading2"/>
-        <w:rPr>
-          <w:lang w:val="en-US"/>
-        </w:rPr>
-      </w:pPr>
-      <w:r>
-        <w:rPr>
-          <w:lang w:val="en-US"/>
-        </w:rPr>
-        <w:lastRenderedPageBreak/>
-        <w:t>Material type</w:t>
+        <w:pStyle w:val="Heading3"/>
+        <w:rPr>
+          <w:lang w:val="en-US"/>
+        </w:rPr>
+      </w:pPr>
+      <w:bookmarkStart w:name="_Toc202537124" w:id="9"/>
+      <w:r>
+        <w:rPr>
+          <w:lang w:val="en-US"/>
+        </w:rPr>
+        <w:t>“</w:t>
+      </w:r>
+      <w:r>
+        <w:rPr>
+          <w:lang w:val="en-US"/>
+        </w:rPr>
+        <w:t>Depositional</w:t>
+      </w:r>
+      <w:r>
+        <w:rPr>
+          <w:lang w:val="en-US"/>
+        </w:rPr>
+        <w:t xml:space="preserve"> environment</w:t>
+      </w:r>
+      <w:bookmarkEnd w:id="9"/>
+      <w:r>
+        <w:rPr>
+          <w:lang w:val="en-US"/>
+        </w:rPr>
+        <w:t>” column</w:t>
       </w:r>
     </w:p>
     <w:p>
@@ -761,7 +6046,59 @@
         <w:rPr>
           <w:lang w:val="en-US"/>
         </w:rPr>
-        <w:t>List all the non-allowed, and figure or if they can be added to the allowed list or translated to something that is in the list, or if they should be moved to a context or environment column.</w:t>
+        <w:t>List all the non-</w:t>
+      </w:r>
+      <w:proofErr w:type="gramStart"/>
+      <w:r>
+        <w:rPr>
+          <w:lang w:val="en-US"/>
+        </w:rPr>
+        <w:t>allowed, and</w:t>
+      </w:r>
+      <w:proofErr w:type="gramEnd"/>
+      <w:r>
+        <w:rPr>
+          <w:lang w:val="en-US"/>
+        </w:rPr>
+        <w:t xml:space="preserve"> figure o</w:t>
+      </w:r>
+      <w:r>
+        <w:rPr>
+          <w:lang w:val="en-US"/>
+        </w:rPr>
+        <w:t>ut</w:t>
+      </w:r>
+      <w:r>
+        <w:rPr>
+          <w:lang w:val="en-US"/>
+        </w:rPr>
+        <w:t xml:space="preserve"> if they can be added to the allowed list or translated to something that is in the list, or if they should be moved to</w:t>
+      </w:r>
+      <w:r>
+        <w:rPr>
+          <w:lang w:val="en-US"/>
+        </w:rPr>
+        <w:t xml:space="preserve"> </w:t>
+      </w:r>
+      <w:proofErr w:type="spellStart"/>
+      <w:r>
+        <w:rPr>
+          <w:lang w:val="en-US"/>
+        </w:rPr>
+        <w:t>field_sample_</w:t>
+      </w:r>
+      <w:r>
+        <w:rPr>
+          <w:lang w:val="en-US"/>
+        </w:rPr>
+        <w:t>context</w:t>
+      </w:r>
+      <w:proofErr w:type="spellEnd"/>
+      <w:r>
+        <w:rPr>
+          <w:lang w:val="en-US"/>
+        </w:rPr>
+        <w:t>.</w:t>
       </w:r>
     </w:p>
     <w:p>
@@ -778,23 +6115,12 @@
     </w:p>
     <w:p>
       <w:pPr>
-        <w:pStyle w:val="Heading2"/>
-        <w:rPr>
-          <w:lang w:val="en-US"/>
-        </w:rPr>
-      </w:pPr>
-      <w:r>
-        <w:rPr>
-          <w:lang w:val="en-US"/>
-        </w:rPr>
-        <w:t>Depositional</w:t>
-      </w:r>
-      <w:r>
-        <w:rPr>
-          <w:lang w:val="en-US"/>
-        </w:rPr>
-        <w:t xml:space="preserve"> environment</w:t>
-      </w:r>
+        <w:rPr>
+          <w:lang w:val="en-US"/>
+        </w:rPr>
+      </w:pPr>
+      <w:bookmarkStart w:name="_Geographical_Place_Names" w:id="10"/>
+      <w:bookmarkEnd w:id="10"/>
     </w:p>
     <w:p>
       <w:pPr>
@@ -807,77 +6133,9 @@
           <w:lang w:val="en-US"/>
         </w:rPr>
       </w:pPr>
-      <w:r>
-        <w:rPr>
-          <w:lang w:val="en-US"/>
-        </w:rPr>
-        <w:t>Same as material type</w:t>
-      </w:r>
-    </w:p>
-    <w:p>
-      <w:pPr>
-        <w:pStyle w:val="ListBullet"/>
-        <w:numPr>
-          <w:ilvl w:val="0"/>
-          <w:numId w:val="0"/>
-        </w:numPr>
-        <w:rPr>
-          <w:lang w:val="en-US"/>
-        </w:rPr>
-      </w:pPr>
-    </w:p>
-    <w:p>
-      <w:pPr>
-        <w:pStyle w:val="Heading2"/>
-        <w:rPr>
-          <w:lang w:val="en-US"/>
-        </w:rPr>
-      </w:pPr>
-      <w:r>
-        <w:rPr>
-          <w:lang w:val="en-US"/>
-        </w:rPr>
-        <w:t>Pro t</w:t>
-      </w:r>
-      <w:r>
-        <w:rPr>
-          <w:lang w:val="en-US"/>
-        </w:rPr>
-        <w:t>ips</w:t>
-      </w:r>
-    </w:p>
-    <w:p>
-      <w:pPr>
-        <w:pStyle w:val="ListParagraph"/>
-        <w:numPr>
-          <w:ilvl w:val="0"/>
-          <w:numId w:val="2"/>
-        </w:numPr>
-        <w:rPr>
-          <w:lang w:val="en-US"/>
-        </w:rPr>
-      </w:pPr>
-      <w:r>
-        <w:rPr>
-          <w:lang w:val="en-US"/>
-        </w:rPr>
-        <w:t>Look out for co</w:t>
-      </w:r>
-      <w:r>
-        <w:rPr>
-          <w:lang w:val="en-US"/>
-        </w:rPr>
-        <w:t xml:space="preserve">py paste error causing </w:t>
-      </w:r>
-      <w:r>
-        <w:rPr>
-          <w:lang w:val="en-US"/>
-        </w:rPr>
-        <w:t>values to appear ‘skewed’. This means that you might sometimes find the correct value in the next or previous column.</w:t>
-      </w:r>
     </w:p>
     <w:sectPr>
-      <w:pgSz w:w="11906" w:h="16838"/>
+      <w:pgSz w:w="11906" w:h="16838" w:orient="portrait"/>
       <w:pgMar w:top="1440" w:right="1440" w:bottom="1440" w:left="1440" w:header="708" w:footer="708" w:gutter="0"/>
       <w:cols w:space="708"/>
       <w:docGrid w:linePitch="360"/>
@@ -889,9 +6147,27 @@
 <file path=word/numbering.xml><?xml version="1.0" encoding="utf-8"?>
 <w:numbering xmlns:wpc="http://schemas.microsoft.com/office/word/2010/wordprocessingCanvas" xmlns:cx="http://schemas.microsoft.com/office/drawing/2014/chartex" xmlns:cx1="http://schemas.microsoft.com/office/drawing/2015/9/8/chartex" xmlns:cx2="http://schemas.microsoft.com/office/drawing/2015/10/21/chartex" xmlns:cx3="http://schemas.microsoft.com/office/drawing/2016/5/9/chartex" xmlns:cx4="http://schemas.microsoft.com/office/drawing/2016/5/10/chartex" xmlns:cx5="http://schemas.microsoft.com/office/drawing/2016/5/11/chartex" xmlns:cx6="http://schemas.microsoft.com/office/drawing/2016/5/12/chartex" xmlns:cx7="http://schemas.microsoft.com/office/drawing/2016/5/13/chartex" xmlns:cx8="http://schemas.microsoft.com/office/drawing/2016/5/14/chartex" xmlns:mc="http://schemas.openxmlformats.org/markup-compatibility/2006" xmlns:aink="http://schemas.microsoft.com/office/drawing/2016/ink" xmlns:am3d="http://schemas.microsoft.com/office/drawing/2017/model3d" xmlns:o="urn:schemas-microsoft-com:office:office" xmlns:oel="http://schemas.microsoft.com/office/2019/extlst" xmlns:r="http://schemas.openxmlformats.org/officeDocument/2006/relationships" xmlns:m="http://schemas.openxmlformats.org/officeDocument/2006/math" xmlns:v="urn:schemas-microsoft-com:vml" xmlns:wp14="http://schemas.microsoft.com/office/word/2010/wordprocessingDrawing" xmlns:wp="http://schemas.openxmlformats.org/drawingml/2006/wordprocessingDrawing" xmlns:w10="urn:schemas-microsoft-com:office:word" xmlns:w="http://schemas.openxmlformats.org/wordprocessingml/2006/main" xmlns:w14="http://schemas.microsoft.com/office/word/2010/wordml" xmlns:w15="http://schemas.microsoft.com/office/word/2012/wordml" xmlns:w16cex="http://schemas.microsoft.com/office/word/2018/wordml/cex" xmlns:w16cid="http://schemas.microsoft.com/office/word/2016/wordml/cid" xmlns:w16="http://schemas.microsoft.com/office/word/2018/wordml" xmlns:w16du="http://schemas.microsoft.com/office/word/2023/wordml/word16du" xmlns:w16sdtdh="http://schemas.microsoft.com/office/word/2020/wordml/sdtdatahash" xmlns:w16sdtfl="http://schemas.microsoft.com/office/word/2024/wordml/sdtformatlock" xmlns:w16se="http://schemas.microsoft.com/office/word/2015/wordml/symex" xmlns:wpg="http://schemas.microsoft.com/office/word/2010/wordprocessingGroup" xmlns:wpi="http://schemas.microsoft.com/office/word/2010/wordprocessingInk" xmlns:wne="http://schemas.microsoft.com/office/word/2006/wordml" xmlns:wps="http://schemas.microsoft.com/office/word/2010/wordprocessingShape" mc:Ignorable="w14 w15 w16se w16cid w16 w16cex w16sdtdh w16sdtfl w16du wp14">
   <w:abstractNum w:abstractNumId="0" w15:restartNumberingAfterBreak="0">
+    <w:nsid w:val="FFFFFF88"/>
+    <w:multiLevelType w:val="singleLevel"/>
+    <w:tmpl w:val="8CDC486C"/>
+    <w:lvl w:ilvl="0">
+      <w:start w:val="1"/>
+      <w:numFmt w:val="decimal"/>
+      <w:pStyle w:val="ListNumber"/>
+      <w:lvlText w:val="%1."/>
+      <w:lvlJc w:val="left"/>
+      <w:pPr>
+        <w:tabs>
+          <w:tab w:val="num" w:pos="360"/>
+        </w:tabs>
+        <w:ind w:left="360" w:hanging="360"/>
+      </w:pPr>
+    </w:lvl>
+  </w:abstractNum>
+  <w:abstractNum w:abstractNumId="1" w15:restartNumberingAfterBreak="0">
     <w:nsid w:val="FFFFFF89"/>
     <w:multiLevelType w:val="singleLevel"/>
-    <w:tmpl w:val="F19A29F4"/>
+    <w:tmpl w:val="4F7A71D0"/>
     <w:lvl w:ilvl="0">
       <w:start w:val="1"/>
       <w:numFmt w:val="bullet"/>
@@ -905,11 +6181,213 @@
         <w:ind w:left="360" w:hanging="360"/>
       </w:pPr>
       <w:rPr>
-        <w:rFonts w:ascii="Symbol" w:hAnsi="Symbol" w:hint="default"/>
+        <w:rFonts w:hint="default" w:ascii="Symbol" w:hAnsi="Symbol"/>
       </w:rPr>
     </w:lvl>
   </w:abstractNum>
-  <w:abstractNum w:abstractNumId="1" w15:restartNumberingAfterBreak="0">
+  <w:abstractNum w:abstractNumId="2" w15:restartNumberingAfterBreak="0">
+    <w:nsid w:val="07BF5FAC"/>
+    <w:multiLevelType w:val="hybridMultilevel"/>
+    <w:tmpl w:val="FA02BB08"/>
+    <w:lvl w:ilvl="0" w:tplc="04060017">
+      <w:start w:val="1"/>
+      <w:numFmt w:val="lowerLetter"/>
+      <w:lvlText w:val="%1)"/>
+      <w:lvlJc w:val="left"/>
+      <w:pPr>
+        <w:ind w:left="1080" w:hanging="360"/>
+      </w:pPr>
+      <w:rPr>
+        <w:rFonts w:hint="default"/>
+      </w:rPr>
+    </w:lvl>
+    <w:lvl w:ilvl="1" w:tplc="FFFFFFFF" w:tentative="1">
+      <w:start w:val="1"/>
+      <w:numFmt w:val="bullet"/>
+      <w:lvlText w:val="o"/>
+      <w:lvlJc w:val="left"/>
+      <w:pPr>
+        <w:ind w:left="1800" w:hanging="360"/>
+      </w:pPr>
+      <w:rPr>
+        <w:rFonts w:hint="default" w:ascii="Courier New" w:hAnsi="Courier New"/>
+      </w:rPr>
+    </w:lvl>
+    <w:lvl w:ilvl="2" w:tplc="FFFFFFFF" w:tentative="1">
+      <w:start w:val="1"/>
+      <w:numFmt w:val="bullet"/>
+      <w:lvlText w:val=""/>
+      <w:lvlJc w:val="left"/>
+      <w:pPr>
+        <w:ind w:left="2520" w:hanging="360"/>
+      </w:pPr>
+      <w:rPr>
+        <w:rFonts w:hint="default" w:ascii="Wingdings" w:hAnsi="Wingdings"/>
+      </w:rPr>
+    </w:lvl>
+    <w:lvl w:ilvl="3" w:tplc="FFFFFFFF" w:tentative="1">
+      <w:start w:val="1"/>
+      <w:numFmt w:val="bullet"/>
+      <w:lvlText w:val=""/>
+      <w:lvlJc w:val="left"/>
+      <w:pPr>
+        <w:ind w:left="3240" w:hanging="360"/>
+      </w:pPr>
+      <w:rPr>
+        <w:rFonts w:hint="default" w:ascii="Symbol" w:hAnsi="Symbol"/>
+      </w:rPr>
+    </w:lvl>
+    <w:lvl w:ilvl="4" w:tplc="FFFFFFFF" w:tentative="1">
+      <w:start w:val="1"/>
+      <w:numFmt w:val="bullet"/>
+      <w:lvlText w:val="o"/>
+      <w:lvlJc w:val="left"/>
+      <w:pPr>
+        <w:ind w:left="3960" w:hanging="360"/>
+      </w:pPr>
+      <w:rPr>
+        <w:rFonts w:hint="default" w:ascii="Courier New" w:hAnsi="Courier New"/>
+      </w:rPr>
+    </w:lvl>
+    <w:lvl w:ilvl="5" w:tplc="FFFFFFFF" w:tentative="1">
+      <w:start w:val="1"/>
+      <w:numFmt w:val="bullet"/>
+      <w:lvlText w:val=""/>
+      <w:lvlJc w:val="left"/>
+      <w:pPr>
+        <w:ind w:left="4680" w:hanging="360"/>
+      </w:pPr>
+      <w:rPr>
+        <w:rFonts w:hint="default" w:ascii="Wingdings" w:hAnsi="Wingdings"/>
+      </w:rPr>
+    </w:lvl>
+    <w:lvl w:ilvl="6" w:tplc="FFFFFFFF" w:tentative="1">
+      <w:start w:val="1"/>
+      <w:numFmt w:val="bullet"/>
+      <w:lvlText w:val=""/>
+      <w:lvlJc w:val="left"/>
+      <w:pPr>
+        <w:ind w:left="5400" w:hanging="360"/>
+      </w:pPr>
+      <w:rPr>
+        <w:rFonts w:hint="default" w:ascii="Symbol" w:hAnsi="Symbol"/>
+      </w:rPr>
+    </w:lvl>
+    <w:lvl w:ilvl="7" w:tplc="FFFFFFFF" w:tentative="1">
+      <w:start w:val="1"/>
+      <w:numFmt w:val="bullet"/>
+      <w:lvlText w:val="o"/>
+      <w:lvlJc w:val="left"/>
+      <w:pPr>
+        <w:ind w:left="6120" w:hanging="360"/>
+      </w:pPr>
+      <w:rPr>
+        <w:rFonts w:hint="default" w:ascii="Courier New" w:hAnsi="Courier New"/>
+      </w:rPr>
+    </w:lvl>
+    <w:lvl w:ilvl="8" w:tplc="FFFFFFFF" w:tentative="1">
+      <w:start w:val="1"/>
+      <w:numFmt w:val="bullet"/>
+      <w:lvlText w:val=""/>
+      <w:lvlJc w:val="left"/>
+      <w:pPr>
+        <w:ind w:left="6840" w:hanging="360"/>
+      </w:pPr>
+      <w:rPr>
+        <w:rFonts w:hint="default" w:ascii="Wingdings" w:hAnsi="Wingdings"/>
+      </w:rPr>
+    </w:lvl>
+  </w:abstractNum>
+  <w:abstractNum w:abstractNumId="3" w15:restartNumberingAfterBreak="0">
+    <w:nsid w:val="07E5009C"/>
+    <w:multiLevelType w:val="hybridMultilevel"/>
+    <w:tmpl w:val="381CF736"/>
+    <w:lvl w:ilvl="0" w:tplc="FFFFFFFF">
+      <w:start w:val="1"/>
+      <w:numFmt w:val="decimal"/>
+      <w:lvlText w:val="%1."/>
+      <w:lvlJc w:val="left"/>
+      <w:pPr>
+        <w:ind w:left="720" w:hanging="360"/>
+      </w:pPr>
+      <w:rPr>
+        <w:rFonts w:hint="default"/>
+      </w:rPr>
+    </w:lvl>
+    <w:lvl w:ilvl="1" w:tplc="FFFFFFFF" w:tentative="1">
+      <w:start w:val="1"/>
+      <w:numFmt w:val="lowerLetter"/>
+      <w:lvlText w:val="%2."/>
+      <w:lvlJc w:val="left"/>
+      <w:pPr>
+        <w:ind w:left="1440" w:hanging="360"/>
+      </w:pPr>
+    </w:lvl>
+    <w:lvl w:ilvl="2" w:tplc="FFFFFFFF" w:tentative="1">
+      <w:start w:val="1"/>
+      <w:numFmt w:val="lowerRoman"/>
+      <w:lvlText w:val="%3."/>
+      <w:lvlJc w:val="right"/>
+      <w:pPr>
+        <w:ind w:left="2160" w:hanging="180"/>
+      </w:pPr>
+    </w:lvl>
+    <w:lvl w:ilvl="3" w:tplc="FFFFFFFF" w:tentative="1">
+      <w:start w:val="1"/>
+      <w:numFmt w:val="decimal"/>
+      <w:lvlText w:val="%4."/>
+      <w:lvlJc w:val="left"/>
+      <w:pPr>
+        <w:ind w:left="2880" w:hanging="360"/>
+      </w:pPr>
+    </w:lvl>
+    <w:lvl w:ilvl="4" w:tplc="FFFFFFFF" w:tentative="1">
+      <w:start w:val="1"/>
+      <w:numFmt w:val="lowerLetter"/>
+      <w:lvlText w:val="%5."/>
+      <w:lvlJc w:val="left"/>
+      <w:pPr>
+        <w:ind w:left="3600" w:hanging="360"/>
+      </w:pPr>
+    </w:lvl>
+    <w:lvl w:ilvl="5" w:tplc="FFFFFFFF" w:tentative="1">
+      <w:start w:val="1"/>
+      <w:numFmt w:val="lowerRoman"/>
+      <w:lvlText w:val="%6."/>
+      <w:lvlJc w:val="right"/>
+      <w:pPr>
+        <w:ind w:left="4320" w:hanging="180"/>
+      </w:pPr>
+    </w:lvl>
+    <w:lvl w:ilvl="6" w:tplc="FFFFFFFF" w:tentative="1">
+      <w:start w:val="1"/>
+      <w:numFmt w:val="decimal"/>
+      <w:lvlText w:val="%7."/>
+      <w:lvlJc w:val="left"/>
+      <w:pPr>
+        <w:ind w:left="5040" w:hanging="360"/>
+      </w:pPr>
+    </w:lvl>
+    <w:lvl w:ilvl="7" w:tplc="FFFFFFFF" w:tentative="1">
+      <w:start w:val="1"/>
+      <w:numFmt w:val="lowerLetter"/>
+      <w:lvlText w:val="%8."/>
+      <w:lvlJc w:val="left"/>
+      <w:pPr>
+        <w:ind w:left="5760" w:hanging="360"/>
+      </w:pPr>
+    </w:lvl>
+    <w:lvl w:ilvl="8" w:tplc="FFFFFFFF" w:tentative="1">
+      <w:start w:val="1"/>
+      <w:numFmt w:val="lowerRoman"/>
+      <w:lvlText w:val="%9."/>
+      <w:lvlJc w:val="right"/>
+      <w:pPr>
+        <w:ind w:left="6480" w:hanging="180"/>
+      </w:pPr>
+    </w:lvl>
+  </w:abstractNum>
+  <w:abstractNum w:abstractNumId="4" w15:restartNumberingAfterBreak="0">
     <w:nsid w:val="092D46B1"/>
     <w:multiLevelType w:val="hybridMultilevel"/>
     <w:tmpl w:val="073E2AA6"/>
@@ -998,7 +6476,498 @@
       </w:pPr>
     </w:lvl>
   </w:abstractNum>
-  <w:abstractNum w:abstractNumId="2" w15:restartNumberingAfterBreak="0">
+  <w:abstractNum w:abstractNumId="5" w15:restartNumberingAfterBreak="0">
+    <w:nsid w:val="1A4D3A72"/>
+    <w:multiLevelType w:val="hybridMultilevel"/>
+    <w:tmpl w:val="420667DE"/>
+    <w:lvl w:ilvl="0" w:tplc="0406000F">
+      <w:start w:val="1"/>
+      <w:numFmt w:val="decimal"/>
+      <w:lvlText w:val="%1."/>
+      <w:lvlJc w:val="left"/>
+      <w:pPr>
+        <w:ind w:left="720" w:hanging="360"/>
+      </w:pPr>
+      <w:rPr>
+        <w:rFonts w:hint="default"/>
+      </w:rPr>
+    </w:lvl>
+    <w:lvl w:ilvl="1" w:tplc="04060019" w:tentative="1">
+      <w:start w:val="1"/>
+      <w:numFmt w:val="lowerLetter"/>
+      <w:lvlText w:val="%2."/>
+      <w:lvlJc w:val="left"/>
+      <w:pPr>
+        <w:ind w:left="1440" w:hanging="360"/>
+      </w:pPr>
+    </w:lvl>
+    <w:lvl w:ilvl="2" w:tplc="0406001B" w:tentative="1">
+      <w:start w:val="1"/>
+      <w:numFmt w:val="lowerRoman"/>
+      <w:lvlText w:val="%3."/>
+      <w:lvlJc w:val="right"/>
+      <w:pPr>
+        <w:ind w:left="2160" w:hanging="180"/>
+      </w:pPr>
+    </w:lvl>
+    <w:lvl w:ilvl="3" w:tplc="0406000F" w:tentative="1">
+      <w:start w:val="1"/>
+      <w:numFmt w:val="decimal"/>
+      <w:lvlText w:val="%4."/>
+      <w:lvlJc w:val="left"/>
+      <w:pPr>
+        <w:ind w:left="2880" w:hanging="360"/>
+      </w:pPr>
+    </w:lvl>
+    <w:lvl w:ilvl="4" w:tplc="04060019" w:tentative="1">
+      <w:start w:val="1"/>
+      <w:numFmt w:val="lowerLetter"/>
+      <w:lvlText w:val="%5."/>
+      <w:lvlJc w:val="left"/>
+      <w:pPr>
+        <w:ind w:left="3600" w:hanging="360"/>
+      </w:pPr>
+    </w:lvl>
+    <w:lvl w:ilvl="5" w:tplc="0406001B" w:tentative="1">
+      <w:start w:val="1"/>
+      <w:numFmt w:val="lowerRoman"/>
+      <w:lvlText w:val="%6."/>
+      <w:lvlJc w:val="right"/>
+      <w:pPr>
+        <w:ind w:left="4320" w:hanging="180"/>
+      </w:pPr>
+    </w:lvl>
+    <w:lvl w:ilvl="6" w:tplc="0406000F" w:tentative="1">
+      <w:start w:val="1"/>
+      <w:numFmt w:val="decimal"/>
+      <w:lvlText w:val="%7."/>
+      <w:lvlJc w:val="left"/>
+      <w:pPr>
+        <w:ind w:left="5040" w:hanging="360"/>
+      </w:pPr>
+    </w:lvl>
+    <w:lvl w:ilvl="7" w:tplc="04060019" w:tentative="1">
+      <w:start w:val="1"/>
+      <w:numFmt w:val="lowerLetter"/>
+      <w:lvlText w:val="%8."/>
+      <w:lvlJc w:val="left"/>
+      <w:pPr>
+        <w:ind w:left="5760" w:hanging="360"/>
+      </w:pPr>
+    </w:lvl>
+    <w:lvl w:ilvl="8" w:tplc="0406001B" w:tentative="1">
+      <w:start w:val="1"/>
+      <w:numFmt w:val="lowerRoman"/>
+      <w:lvlText w:val="%9."/>
+      <w:lvlJc w:val="right"/>
+      <w:pPr>
+        <w:ind w:left="6480" w:hanging="180"/>
+      </w:pPr>
+    </w:lvl>
+  </w:abstractNum>
+  <w:abstractNum w:abstractNumId="6" w15:restartNumberingAfterBreak="0">
+    <w:nsid w:val="1BAC3CFE"/>
+    <w:multiLevelType w:val="hybridMultilevel"/>
+    <w:tmpl w:val="37424F3A"/>
+    <w:lvl w:ilvl="0" w:tplc="11821586">
+      <w:numFmt w:val="bullet"/>
+      <w:lvlText w:val="-"/>
+      <w:lvlJc w:val="left"/>
+      <w:pPr>
+        <w:ind w:left="1080" w:hanging="360"/>
+      </w:pPr>
+      <w:rPr>
+        <w:rFonts w:hint="default" w:ascii="Aptos" w:hAnsi="Aptos" w:eastAsiaTheme="minorHAnsi" w:cstheme="minorBidi"/>
+      </w:rPr>
+    </w:lvl>
+    <w:lvl w:ilvl="1" w:tplc="08090003" w:tentative="1">
+      <w:start w:val="1"/>
+      <w:numFmt w:val="bullet"/>
+      <w:lvlText w:val="o"/>
+      <w:lvlJc w:val="left"/>
+      <w:pPr>
+        <w:ind w:left="1800" w:hanging="360"/>
+      </w:pPr>
+      <w:rPr>
+        <w:rFonts w:hint="default" w:ascii="Courier New" w:hAnsi="Courier New"/>
+      </w:rPr>
+    </w:lvl>
+    <w:lvl w:ilvl="2" w:tplc="08090005" w:tentative="1">
+      <w:start w:val="1"/>
+      <w:numFmt w:val="bullet"/>
+      <w:lvlText w:val=""/>
+      <w:lvlJc w:val="left"/>
+      <w:pPr>
+        <w:ind w:left="2520" w:hanging="360"/>
+      </w:pPr>
+      <w:rPr>
+        <w:rFonts w:hint="default" w:ascii="Wingdings" w:hAnsi="Wingdings"/>
+      </w:rPr>
+    </w:lvl>
+    <w:lvl w:ilvl="3" w:tplc="08090001" w:tentative="1">
+      <w:start w:val="1"/>
+      <w:numFmt w:val="bullet"/>
+      <w:lvlText w:val=""/>
+      <w:lvlJc w:val="left"/>
+      <w:pPr>
+        <w:ind w:left="3240" w:hanging="360"/>
+      </w:pPr>
+      <w:rPr>
+        <w:rFonts w:hint="default" w:ascii="Symbol" w:hAnsi="Symbol"/>
+      </w:rPr>
+    </w:lvl>
+    <w:lvl w:ilvl="4" w:tplc="08090003" w:tentative="1">
+      <w:start w:val="1"/>
+      <w:numFmt w:val="bullet"/>
+      <w:lvlText w:val="o"/>
+      <w:lvlJc w:val="left"/>
+      <w:pPr>
+        <w:ind w:left="3960" w:hanging="360"/>
+      </w:pPr>
+      <w:rPr>
+        <w:rFonts w:hint="default" w:ascii="Courier New" w:hAnsi="Courier New"/>
+      </w:rPr>
+    </w:lvl>
+    <w:lvl w:ilvl="5" w:tplc="08090005" w:tentative="1">
+      <w:start w:val="1"/>
+      <w:numFmt w:val="bullet"/>
+      <w:lvlText w:val=""/>
+      <w:lvlJc w:val="left"/>
+      <w:pPr>
+        <w:ind w:left="4680" w:hanging="360"/>
+      </w:pPr>
+      <w:rPr>
+        <w:rFonts w:hint="default" w:ascii="Wingdings" w:hAnsi="Wingdings"/>
+      </w:rPr>
+    </w:lvl>
+    <w:lvl w:ilvl="6" w:tplc="08090001" w:tentative="1">
+      <w:start w:val="1"/>
+      <w:numFmt w:val="bullet"/>
+      <w:lvlText w:val=""/>
+      <w:lvlJc w:val="left"/>
+      <w:pPr>
+        <w:ind w:left="5400" w:hanging="360"/>
+      </w:pPr>
+      <w:rPr>
+        <w:rFonts w:hint="default" w:ascii="Symbol" w:hAnsi="Symbol"/>
+      </w:rPr>
+    </w:lvl>
+    <w:lvl w:ilvl="7" w:tplc="08090003" w:tentative="1">
+      <w:start w:val="1"/>
+      <w:numFmt w:val="bullet"/>
+      <w:lvlText w:val="o"/>
+      <w:lvlJc w:val="left"/>
+      <w:pPr>
+        <w:ind w:left="6120" w:hanging="360"/>
+      </w:pPr>
+      <w:rPr>
+        <w:rFonts w:hint="default" w:ascii="Courier New" w:hAnsi="Courier New"/>
+      </w:rPr>
+    </w:lvl>
+    <w:lvl w:ilvl="8" w:tplc="08090005" w:tentative="1">
+      <w:start w:val="1"/>
+      <w:numFmt w:val="bullet"/>
+      <w:lvlText w:val=""/>
+      <w:lvlJc w:val="left"/>
+      <w:pPr>
+        <w:ind w:left="6840" w:hanging="360"/>
+      </w:pPr>
+      <w:rPr>
+        <w:rFonts w:hint="default" w:ascii="Wingdings" w:hAnsi="Wingdings"/>
+      </w:rPr>
+    </w:lvl>
+  </w:abstractNum>
+  <w:abstractNum w:abstractNumId="7" w15:restartNumberingAfterBreak="0">
+    <w:nsid w:val="2EDB55AA"/>
+    <w:multiLevelType w:val="hybridMultilevel"/>
+    <w:tmpl w:val="A1D851A2"/>
+    <w:lvl w:ilvl="0" w:tplc="0406000F">
+      <w:start w:val="1"/>
+      <w:numFmt w:val="decimal"/>
+      <w:lvlText w:val="%1."/>
+      <w:lvlJc w:val="left"/>
+      <w:pPr>
+        <w:ind w:left="720" w:hanging="360"/>
+      </w:pPr>
+      <w:rPr>
+        <w:rFonts w:hint="default"/>
+      </w:rPr>
+    </w:lvl>
+    <w:lvl w:ilvl="1" w:tplc="04060019" w:tentative="1">
+      <w:start w:val="1"/>
+      <w:numFmt w:val="lowerLetter"/>
+      <w:lvlText w:val="%2."/>
+      <w:lvlJc w:val="left"/>
+      <w:pPr>
+        <w:ind w:left="1440" w:hanging="360"/>
+      </w:pPr>
+    </w:lvl>
+    <w:lvl w:ilvl="2" w:tplc="0406001B" w:tentative="1">
+      <w:start w:val="1"/>
+      <w:numFmt w:val="lowerRoman"/>
+      <w:lvlText w:val="%3."/>
+      <w:lvlJc w:val="right"/>
+      <w:pPr>
+        <w:ind w:left="2160" w:hanging="180"/>
+      </w:pPr>
+    </w:lvl>
+    <w:lvl w:ilvl="3" w:tplc="0406000F" w:tentative="1">
+      <w:start w:val="1"/>
+      <w:numFmt w:val="decimal"/>
+      <w:lvlText w:val="%4."/>
+      <w:lvlJc w:val="left"/>
+      <w:pPr>
+        <w:ind w:left="2880" w:hanging="360"/>
+      </w:pPr>
+    </w:lvl>
+    <w:lvl w:ilvl="4" w:tplc="04060019" w:tentative="1">
+      <w:start w:val="1"/>
+      <w:numFmt w:val="lowerLetter"/>
+      <w:lvlText w:val="%5."/>
+      <w:lvlJc w:val="left"/>
+      <w:pPr>
+        <w:ind w:left="3600" w:hanging="360"/>
+      </w:pPr>
+    </w:lvl>
+    <w:lvl w:ilvl="5" w:tplc="0406001B" w:tentative="1">
+      <w:start w:val="1"/>
+      <w:numFmt w:val="lowerRoman"/>
+      <w:lvlText w:val="%6."/>
+      <w:lvlJc w:val="right"/>
+      <w:pPr>
+        <w:ind w:left="4320" w:hanging="180"/>
+      </w:pPr>
+    </w:lvl>
+    <w:lvl w:ilvl="6" w:tplc="0406000F" w:tentative="1">
+      <w:start w:val="1"/>
+      <w:numFmt w:val="decimal"/>
+      <w:lvlText w:val="%7."/>
+      <w:lvlJc w:val="left"/>
+      <w:pPr>
+        <w:ind w:left="5040" w:hanging="360"/>
+      </w:pPr>
+    </w:lvl>
+    <w:lvl w:ilvl="7" w:tplc="04060019" w:tentative="1">
+      <w:start w:val="1"/>
+      <w:numFmt w:val="lowerLetter"/>
+      <w:lvlText w:val="%8."/>
+      <w:lvlJc w:val="left"/>
+      <w:pPr>
+        <w:ind w:left="5760" w:hanging="360"/>
+      </w:pPr>
+    </w:lvl>
+    <w:lvl w:ilvl="8" w:tplc="0406001B" w:tentative="1">
+      <w:start w:val="1"/>
+      <w:numFmt w:val="lowerRoman"/>
+      <w:lvlText w:val="%9."/>
+      <w:lvlJc w:val="right"/>
+      <w:pPr>
+        <w:ind w:left="6480" w:hanging="180"/>
+      </w:pPr>
+    </w:lvl>
+  </w:abstractNum>
+  <w:abstractNum w:abstractNumId="8" w15:restartNumberingAfterBreak="0">
+    <w:nsid w:val="3D911DAC"/>
+    <w:multiLevelType w:val="hybridMultilevel"/>
+    <w:tmpl w:val="15C80302"/>
+    <w:lvl w:ilvl="0" w:tplc="BB4CEB28">
+      <w:numFmt w:val="bullet"/>
+      <w:lvlText w:val="-"/>
+      <w:lvlJc w:val="left"/>
+      <w:pPr>
+        <w:ind w:left="720" w:hanging="360"/>
+      </w:pPr>
+      <w:rPr>
+        <w:rFonts w:hint="default" w:ascii="Aptos" w:hAnsi="Aptos" w:eastAsiaTheme="minorHAnsi" w:cstheme="minorBidi"/>
+      </w:rPr>
+    </w:lvl>
+    <w:lvl w:ilvl="1" w:tplc="08090003" w:tentative="1">
+      <w:start w:val="1"/>
+      <w:numFmt w:val="bullet"/>
+      <w:lvlText w:val="o"/>
+      <w:lvlJc w:val="left"/>
+      <w:pPr>
+        <w:ind w:left="1440" w:hanging="360"/>
+      </w:pPr>
+      <w:rPr>
+        <w:rFonts w:hint="default" w:ascii="Courier New" w:hAnsi="Courier New"/>
+      </w:rPr>
+    </w:lvl>
+    <w:lvl w:ilvl="2" w:tplc="08090005" w:tentative="1">
+      <w:start w:val="1"/>
+      <w:numFmt w:val="bullet"/>
+      <w:lvlText w:val=""/>
+      <w:lvlJc w:val="left"/>
+      <w:pPr>
+        <w:ind w:left="2160" w:hanging="360"/>
+      </w:pPr>
+      <w:rPr>
+        <w:rFonts w:hint="default" w:ascii="Wingdings" w:hAnsi="Wingdings"/>
+      </w:rPr>
+    </w:lvl>
+    <w:lvl w:ilvl="3" w:tplc="08090001" w:tentative="1">
+      <w:start w:val="1"/>
+      <w:numFmt w:val="bullet"/>
+      <w:lvlText w:val=""/>
+      <w:lvlJc w:val="left"/>
+      <w:pPr>
+        <w:ind w:left="2880" w:hanging="360"/>
+      </w:pPr>
+      <w:rPr>
+        <w:rFonts w:hint="default" w:ascii="Symbol" w:hAnsi="Symbol"/>
+      </w:rPr>
+    </w:lvl>
+    <w:lvl w:ilvl="4" w:tplc="08090003" w:tentative="1">
+      <w:start w:val="1"/>
+      <w:numFmt w:val="bullet"/>
+      <w:lvlText w:val="o"/>
+      <w:lvlJc w:val="left"/>
+      <w:pPr>
+        <w:ind w:left="3600" w:hanging="360"/>
+      </w:pPr>
+      <w:rPr>
+        <w:rFonts w:hint="default" w:ascii="Courier New" w:hAnsi="Courier New"/>
+      </w:rPr>
+    </w:lvl>
+    <w:lvl w:ilvl="5" w:tplc="08090005" w:tentative="1">
+      <w:start w:val="1"/>
+      <w:numFmt w:val="bullet"/>
+      <w:lvlText w:val=""/>
+      <w:lvlJc w:val="left"/>
+      <w:pPr>
+        <w:ind w:left="4320" w:hanging="360"/>
+      </w:pPr>
+      <w:rPr>
+        <w:rFonts w:hint="default" w:ascii="Wingdings" w:hAnsi="Wingdings"/>
+      </w:rPr>
+    </w:lvl>
+    <w:lvl w:ilvl="6" w:tplc="08090001" w:tentative="1">
+      <w:start w:val="1"/>
+      <w:numFmt w:val="bullet"/>
+      <w:lvlText w:val=""/>
+      <w:lvlJc w:val="left"/>
+      <w:pPr>
+        <w:ind w:left="5040" w:hanging="360"/>
+      </w:pPr>
+      <w:rPr>
+        <w:rFonts w:hint="default" w:ascii="Symbol" w:hAnsi="Symbol"/>
+      </w:rPr>
+    </w:lvl>
+    <w:lvl w:ilvl="7" w:tplc="08090003" w:tentative="1">
+      <w:start w:val="1"/>
+      <w:numFmt w:val="bullet"/>
+      <w:lvlText w:val="o"/>
+      <w:lvlJc w:val="left"/>
+      <w:pPr>
+        <w:ind w:left="5760" w:hanging="360"/>
+      </w:pPr>
+      <w:rPr>
+        <w:rFonts w:hint="default" w:ascii="Courier New" w:hAnsi="Courier New"/>
+      </w:rPr>
+    </w:lvl>
+    <w:lvl w:ilvl="8" w:tplc="08090005" w:tentative="1">
+      <w:start w:val="1"/>
+      <w:numFmt w:val="bullet"/>
+      <w:lvlText w:val=""/>
+      <w:lvlJc w:val="left"/>
+      <w:pPr>
+        <w:ind w:left="6480" w:hanging="360"/>
+      </w:pPr>
+      <w:rPr>
+        <w:rFonts w:hint="default" w:ascii="Wingdings" w:hAnsi="Wingdings"/>
+      </w:rPr>
+    </w:lvl>
+  </w:abstractNum>
+  <w:abstractNum w:abstractNumId="9" w15:restartNumberingAfterBreak="0">
+    <w:nsid w:val="3EBA38A2"/>
+    <w:multiLevelType w:val="hybridMultilevel"/>
+    <w:tmpl w:val="21401962"/>
+    <w:lvl w:ilvl="0" w:tplc="04060017">
+      <w:start w:val="1"/>
+      <w:numFmt w:val="lowerLetter"/>
+      <w:lvlText w:val="%1)"/>
+      <w:lvlJc w:val="left"/>
+      <w:pPr>
+        <w:ind w:left="1080" w:hanging="360"/>
+      </w:pPr>
+      <w:rPr>
+        <w:rFonts w:hint="default"/>
+      </w:rPr>
+    </w:lvl>
+    <w:lvl w:ilvl="1" w:tplc="FFFFFFFF" w:tentative="1">
+      <w:start w:val="1"/>
+      <w:numFmt w:val="lowerLetter"/>
+      <w:lvlText w:val="%2."/>
+      <w:lvlJc w:val="left"/>
+      <w:pPr>
+        <w:ind w:left="1800" w:hanging="360"/>
+      </w:pPr>
+    </w:lvl>
+    <w:lvl w:ilvl="2" w:tplc="FFFFFFFF" w:tentative="1">
+      <w:start w:val="1"/>
+      <w:numFmt w:val="lowerRoman"/>
+      <w:lvlText w:val="%3."/>
+      <w:lvlJc w:val="right"/>
+      <w:pPr>
+        <w:ind w:left="2520" w:hanging="180"/>
+      </w:pPr>
+    </w:lvl>
+    <w:lvl w:ilvl="3" w:tplc="FFFFFFFF" w:tentative="1">
+      <w:start w:val="1"/>
+      <w:numFmt w:val="decimal"/>
+      <w:lvlText w:val="%4."/>
+      <w:lvlJc w:val="left"/>
+      <w:pPr>
+        <w:ind w:left="3240" w:hanging="360"/>
+      </w:pPr>
+    </w:lvl>
+    <w:lvl w:ilvl="4" w:tplc="FFFFFFFF" w:tentative="1">
+      <w:start w:val="1"/>
+      <w:numFmt w:val="lowerLetter"/>
+      <w:lvlText w:val="%5."/>
+      <w:lvlJc w:val="left"/>
+      <w:pPr>
+        <w:ind w:left="3960" w:hanging="360"/>
+      </w:pPr>
+    </w:lvl>
+    <w:lvl w:ilvl="5" w:tplc="FFFFFFFF" w:tentative="1">
+      <w:start w:val="1"/>
+      <w:numFmt w:val="lowerRoman"/>
+      <w:lvlText w:val="%6."/>
+      <w:lvlJc w:val="right"/>
+      <w:pPr>
+        <w:ind w:left="4680" w:hanging="180"/>
+      </w:pPr>
+    </w:lvl>
+    <w:lvl w:ilvl="6" w:tplc="FFFFFFFF" w:tentative="1">
+      <w:start w:val="1"/>
+      <w:numFmt w:val="decimal"/>
+      <w:lvlText w:val="%7."/>
+      <w:lvlJc w:val="left"/>
+      <w:pPr>
+        <w:ind w:left="5400" w:hanging="360"/>
+      </w:pPr>
+    </w:lvl>
+    <w:lvl w:ilvl="7" w:tplc="FFFFFFFF" w:tentative="1">
+      <w:start w:val="1"/>
+      <w:numFmt w:val="lowerLetter"/>
+      <w:lvlText w:val="%8."/>
+      <w:lvlJc w:val="left"/>
+      <w:pPr>
+        <w:ind w:left="6120" w:hanging="360"/>
+      </w:pPr>
+    </w:lvl>
+    <w:lvl w:ilvl="8" w:tplc="FFFFFFFF" w:tentative="1">
+      <w:start w:val="1"/>
+      <w:numFmt w:val="lowerRoman"/>
+      <w:lvlText w:val="%9."/>
+      <w:lvlJc w:val="right"/>
+      <w:pPr>
+        <w:ind w:left="6840" w:hanging="180"/>
+      </w:pPr>
+    </w:lvl>
+  </w:abstractNum>
+  <w:abstractNum w:abstractNumId="10" w15:restartNumberingAfterBreak="0">
     <w:nsid w:val="60097399"/>
     <w:multiLevelType w:val="hybridMultilevel"/>
     <w:tmpl w:val="E5E4FB86"/>
@@ -1087,13 +7056,224 @@
       </w:pPr>
     </w:lvl>
   </w:abstractNum>
+  <w:abstractNum w:abstractNumId="11" w15:restartNumberingAfterBreak="0">
+    <w:nsid w:val="74605333"/>
+    <w:multiLevelType w:val="hybridMultilevel"/>
+    <w:tmpl w:val="381CF736"/>
+    <w:lvl w:ilvl="0" w:tplc="0406000F">
+      <w:start w:val="1"/>
+      <w:numFmt w:val="decimal"/>
+      <w:lvlText w:val="%1."/>
+      <w:lvlJc w:val="left"/>
+      <w:pPr>
+        <w:ind w:left="720" w:hanging="360"/>
+      </w:pPr>
+      <w:rPr>
+        <w:rFonts w:hint="default"/>
+      </w:rPr>
+    </w:lvl>
+    <w:lvl w:ilvl="1" w:tplc="04060019" w:tentative="1">
+      <w:start w:val="1"/>
+      <w:numFmt w:val="lowerLetter"/>
+      <w:lvlText w:val="%2."/>
+      <w:lvlJc w:val="left"/>
+      <w:pPr>
+        <w:ind w:left="1440" w:hanging="360"/>
+      </w:pPr>
+    </w:lvl>
+    <w:lvl w:ilvl="2" w:tplc="0406001B" w:tentative="1">
+      <w:start w:val="1"/>
+      <w:numFmt w:val="lowerRoman"/>
+      <w:lvlText w:val="%3."/>
+      <w:lvlJc w:val="right"/>
+      <w:pPr>
+        <w:ind w:left="2160" w:hanging="180"/>
+      </w:pPr>
+    </w:lvl>
+    <w:lvl w:ilvl="3" w:tplc="0406000F" w:tentative="1">
+      <w:start w:val="1"/>
+      <w:numFmt w:val="decimal"/>
+      <w:lvlText w:val="%4."/>
+      <w:lvlJc w:val="left"/>
+      <w:pPr>
+        <w:ind w:left="2880" w:hanging="360"/>
+      </w:pPr>
+    </w:lvl>
+    <w:lvl w:ilvl="4" w:tplc="04060019" w:tentative="1">
+      <w:start w:val="1"/>
+      <w:numFmt w:val="lowerLetter"/>
+      <w:lvlText w:val="%5."/>
+      <w:lvlJc w:val="left"/>
+      <w:pPr>
+        <w:ind w:left="3600" w:hanging="360"/>
+      </w:pPr>
+    </w:lvl>
+    <w:lvl w:ilvl="5" w:tplc="0406001B" w:tentative="1">
+      <w:start w:val="1"/>
+      <w:numFmt w:val="lowerRoman"/>
+      <w:lvlText w:val="%6."/>
+      <w:lvlJc w:val="right"/>
+      <w:pPr>
+        <w:ind w:left="4320" w:hanging="180"/>
+      </w:pPr>
+    </w:lvl>
+    <w:lvl w:ilvl="6" w:tplc="0406000F" w:tentative="1">
+      <w:start w:val="1"/>
+      <w:numFmt w:val="decimal"/>
+      <w:lvlText w:val="%7."/>
+      <w:lvlJc w:val="left"/>
+      <w:pPr>
+        <w:ind w:left="5040" w:hanging="360"/>
+      </w:pPr>
+    </w:lvl>
+    <w:lvl w:ilvl="7" w:tplc="04060019" w:tentative="1">
+      <w:start w:val="1"/>
+      <w:numFmt w:val="lowerLetter"/>
+      <w:lvlText w:val="%8."/>
+      <w:lvlJc w:val="left"/>
+      <w:pPr>
+        <w:ind w:left="5760" w:hanging="360"/>
+      </w:pPr>
+    </w:lvl>
+    <w:lvl w:ilvl="8" w:tplc="0406001B" w:tentative="1">
+      <w:start w:val="1"/>
+      <w:numFmt w:val="lowerRoman"/>
+      <w:lvlText w:val="%9."/>
+      <w:lvlJc w:val="right"/>
+      <w:pPr>
+        <w:ind w:left="6480" w:hanging="180"/>
+      </w:pPr>
+    </w:lvl>
+  </w:abstractNum>
+  <w:abstractNum w:abstractNumId="12" w15:restartNumberingAfterBreak="0">
+    <w:nsid w:val="7C0C3E28"/>
+    <w:multiLevelType w:val="hybridMultilevel"/>
+    <w:tmpl w:val="4D62F652"/>
+    <w:lvl w:ilvl="0" w:tplc="0809000F">
+      <w:start w:val="1"/>
+      <w:numFmt w:val="decimal"/>
+      <w:lvlText w:val="%1."/>
+      <w:lvlJc w:val="left"/>
+      <w:pPr>
+        <w:ind w:left="1080" w:hanging="360"/>
+      </w:pPr>
+      <w:rPr>
+        <w:rFonts w:hint="default"/>
+      </w:rPr>
+    </w:lvl>
+    <w:lvl w:ilvl="1" w:tplc="08090019" w:tentative="1">
+      <w:start w:val="1"/>
+      <w:numFmt w:val="lowerLetter"/>
+      <w:lvlText w:val="%2."/>
+      <w:lvlJc w:val="left"/>
+      <w:pPr>
+        <w:ind w:left="1800" w:hanging="360"/>
+      </w:pPr>
+    </w:lvl>
+    <w:lvl w:ilvl="2" w:tplc="0809001B" w:tentative="1">
+      <w:start w:val="1"/>
+      <w:numFmt w:val="lowerRoman"/>
+      <w:lvlText w:val="%3."/>
+      <w:lvlJc w:val="right"/>
+      <w:pPr>
+        <w:ind w:left="2520" w:hanging="180"/>
+      </w:pPr>
+    </w:lvl>
+    <w:lvl w:ilvl="3" w:tplc="0809000F" w:tentative="1">
+      <w:start w:val="1"/>
+      <w:numFmt w:val="decimal"/>
+      <w:lvlText w:val="%4."/>
+      <w:lvlJc w:val="left"/>
+      <w:pPr>
+        <w:ind w:left="3240" w:hanging="360"/>
+      </w:pPr>
+    </w:lvl>
+    <w:lvl w:ilvl="4" w:tplc="08090019" w:tentative="1">
+      <w:start w:val="1"/>
+      <w:numFmt w:val="lowerLetter"/>
+      <w:lvlText w:val="%5."/>
+      <w:lvlJc w:val="left"/>
+      <w:pPr>
+        <w:ind w:left="3960" w:hanging="360"/>
+      </w:pPr>
+    </w:lvl>
+    <w:lvl w:ilvl="5" w:tplc="0809001B" w:tentative="1">
+      <w:start w:val="1"/>
+      <w:numFmt w:val="lowerRoman"/>
+      <w:lvlText w:val="%6."/>
+      <w:lvlJc w:val="right"/>
+      <w:pPr>
+        <w:ind w:left="4680" w:hanging="180"/>
+      </w:pPr>
+    </w:lvl>
+    <w:lvl w:ilvl="6" w:tplc="0809000F" w:tentative="1">
+      <w:start w:val="1"/>
+      <w:numFmt w:val="decimal"/>
+      <w:lvlText w:val="%7."/>
+      <w:lvlJc w:val="left"/>
+      <w:pPr>
+        <w:ind w:left="5400" w:hanging="360"/>
+      </w:pPr>
+    </w:lvl>
+    <w:lvl w:ilvl="7" w:tplc="08090019" w:tentative="1">
+      <w:start w:val="1"/>
+      <w:numFmt w:val="lowerLetter"/>
+      <w:lvlText w:val="%8."/>
+      <w:lvlJc w:val="left"/>
+      <w:pPr>
+        <w:ind w:left="6120" w:hanging="360"/>
+      </w:pPr>
+    </w:lvl>
+    <w:lvl w:ilvl="8" w:tplc="0809001B" w:tentative="1">
+      <w:start w:val="1"/>
+      <w:numFmt w:val="lowerRoman"/>
+      <w:lvlText w:val="%9."/>
+      <w:lvlJc w:val="right"/>
+      <w:pPr>
+        <w:ind w:left="6840" w:hanging="180"/>
+      </w:pPr>
+    </w:lvl>
+  </w:abstractNum>
   <w:num w:numId="1" w16cid:durableId="1138382462">
+    <w:abstractNumId w:val="10"/>
+  </w:num>
+  <w:num w:numId="2" w16cid:durableId="1978219800">
+    <w:abstractNumId w:val="4"/>
+  </w:num>
+  <w:num w:numId="3" w16cid:durableId="1768692126">
+    <w:abstractNumId w:val="1"/>
+  </w:num>
+  <w:num w:numId="4" w16cid:durableId="1550336973">
+    <w:abstractNumId w:val="8"/>
+  </w:num>
+  <w:num w:numId="5" w16cid:durableId="1341812700">
+    <w:abstractNumId w:val="6"/>
+  </w:num>
+  <w:num w:numId="6" w16cid:durableId="89938477">
+    <w:abstractNumId w:val="12"/>
+  </w:num>
+  <w:num w:numId="7" w16cid:durableId="1083796431">
+    <w:abstractNumId w:val="0"/>
+  </w:num>
+  <w:num w:numId="8" w16cid:durableId="1635406063">
+    <w:abstractNumId w:val="11"/>
+  </w:num>
+  <w:num w:numId="9" w16cid:durableId="1092899123">
+    <w:abstractNumId w:val="7"/>
+  </w:num>
+  <w:num w:numId="10" w16cid:durableId="1510757054">
+    <w:abstractNumId w:val="9"/>
+  </w:num>
+  <w:num w:numId="11" w16cid:durableId="172303031">
     <w:abstractNumId w:val="2"/>
   </w:num>
-  <w:num w:numId="2" w16cid:durableId="1978219800">
-    <w:abstractNumId w:val="1"/>
+  <w:num w:numId="12" w16cid:durableId="572471782">
+    <w:abstractNumId w:val="3"/>
   </w:num>
-  <w:num w:numId="3" w16cid:durableId="1768692126">
+  <w:num w:numId="13" w16cid:durableId="33847801">
+    <w:abstractNumId w:val="5"/>
+  </w:num>
+  <w:num w:numId="14" w16cid:durableId="579214939">
     <w:abstractNumId w:val="0"/>
   </w:num>
 </w:numbering>
@@ -1104,7 +7284,7 @@
   <w:docDefaults>
     <w:rPrDefault>
       <w:rPr>
-        <w:rFonts w:asciiTheme="minorHAnsi" w:eastAsiaTheme="minorHAnsi" w:hAnsiTheme="minorHAnsi" w:cstheme="minorBidi"/>
+        <w:rFonts w:asciiTheme="minorHAnsi" w:hAnsiTheme="minorHAnsi" w:eastAsiaTheme="minorHAnsi" w:cstheme="minorBidi"/>
         <w:kern w:val="2"/>
         <w:sz w:val="24"/>
         <w:szCs w:val="24"/>
@@ -1121,14 +7301,14 @@
   <w:latentStyles w:defLockedState="0" w:defUIPriority="99" w:defSemiHidden="0" w:defUnhideWhenUsed="0" w:defQFormat="0" w:count="376">
     <w:lsdException w:name="Normal" w:uiPriority="0" w:qFormat="1"/>
     <w:lsdException w:name="heading 1" w:uiPriority="9" w:qFormat="1"/>
-    <w:lsdException w:name="heading 2" w:semiHidden="1" w:uiPriority="9" w:unhideWhenUsed="1" w:qFormat="1"/>
-    <w:lsdException w:name="heading 3" w:semiHidden="1" w:uiPriority="9" w:unhideWhenUsed="1" w:qFormat="1"/>
-    <w:lsdException w:name="heading 4" w:semiHidden="1" w:uiPriority="9" w:unhideWhenUsed="1" w:qFormat="1"/>
-    <w:lsdException w:name="heading 5" w:semiHidden="1" w:uiPriority="9" w:unhideWhenUsed="1" w:qFormat="1"/>
-    <w:lsdException w:name="heading 6" w:semiHidden="1" w:uiPriority="9" w:unhideWhenUsed="1" w:qFormat="1"/>
-    <w:lsdException w:name="heading 7" w:semiHidden="1" w:uiPriority="9" w:unhideWhenUsed="1" w:qFormat="1"/>
-    <w:lsdException w:name="heading 8" w:semiHidden="1" w:uiPriority="9" w:unhideWhenUsed="1" w:qFormat="1"/>
-    <w:lsdException w:name="heading 9" w:semiHidden="1" w:uiPriority="9" w:unhideWhenUsed="1" w:qFormat="1"/>
+    <w:lsdException w:name="heading 2" w:uiPriority="9" w:semiHidden="1" w:unhideWhenUsed="1" w:qFormat="1"/>
+    <w:lsdException w:name="heading 3" w:uiPriority="9" w:semiHidden="1" w:unhideWhenUsed="1" w:qFormat="1"/>
+    <w:lsdException w:name="heading 4" w:uiPriority="9" w:semiHidden="1" w:unhideWhenUsed="1" w:qFormat="1"/>
+    <w:lsdException w:name="heading 5" w:uiPriority="9" w:semiHidden="1" w:unhideWhenUsed="1" w:qFormat="1"/>
+    <w:lsdException w:name="heading 6" w:uiPriority="9" w:semiHidden="1" w:unhideWhenUsed="1" w:qFormat="1"/>
+    <w:lsdException w:name="heading 7" w:uiPriority="9" w:semiHidden="1" w:unhideWhenUsed="1" w:qFormat="1"/>
+    <w:lsdException w:name="heading 8" w:uiPriority="9" w:semiHidden="1" w:unhideWhenUsed="1" w:qFormat="1"/>
+    <w:lsdException w:name="heading 9" w:uiPriority="9" w:semiHidden="1" w:unhideWhenUsed="1" w:qFormat="1"/>
     <w:lsdException w:name="index 1" w:semiHidden="1" w:unhideWhenUsed="1"/>
     <w:lsdException w:name="index 2" w:semiHidden="1" w:unhideWhenUsed="1"/>
     <w:lsdException w:name="index 3" w:semiHidden="1" w:unhideWhenUsed="1"/>
@@ -1138,22 +7318,22 @@
     <w:lsdException w:name="index 7" w:semiHidden="1" w:unhideWhenUsed="1"/>
     <w:lsdException w:name="index 8" w:semiHidden="1" w:unhideWhenUsed="1"/>
     <w:lsdException w:name="index 9" w:semiHidden="1" w:unhideWhenUsed="1"/>
-    <w:lsdException w:name="toc 1" w:semiHidden="1" w:uiPriority="39" w:unhideWhenUsed="1"/>
-    <w:lsdException w:name="toc 2" w:semiHidden="1" w:uiPriority="39" w:unhideWhenUsed="1"/>
-    <w:lsdException w:name="toc 3" w:semiHidden="1" w:uiPriority="39" w:unhideWhenUsed="1"/>
-    <w:lsdException w:name="toc 4" w:semiHidden="1" w:uiPriority="39" w:unhideWhenUsed="1"/>
-    <w:lsdException w:name="toc 5" w:semiHidden="1" w:uiPriority="39" w:unhideWhenUsed="1"/>
-    <w:lsdException w:name="toc 6" w:semiHidden="1" w:uiPriority="39" w:unhideWhenUsed="1"/>
-    <w:lsdException w:name="toc 7" w:semiHidden="1" w:uiPriority="39" w:unhideWhenUsed="1"/>
-    <w:lsdException w:name="toc 8" w:semiHidden="1" w:uiPriority="39" w:unhideWhenUsed="1"/>
-    <w:lsdException w:name="toc 9" w:semiHidden="1" w:uiPriority="39" w:unhideWhenUsed="1"/>
+    <w:lsdException w:name="toc 1" w:uiPriority="39" w:semiHidden="1" w:unhideWhenUsed="1"/>
+    <w:lsdException w:name="toc 2" w:uiPriority="39" w:semiHidden="1" w:unhideWhenUsed="1"/>
+    <w:lsdException w:name="toc 3" w:uiPriority="39" w:semiHidden="1" w:unhideWhenUsed="1"/>
+    <w:lsdException w:name="toc 4" w:uiPriority="39" w:semiHidden="1" w:unhideWhenUsed="1"/>
+    <w:lsdException w:name="toc 5" w:uiPriority="39" w:semiHidden="1" w:unhideWhenUsed="1"/>
+    <w:lsdException w:name="toc 6" w:uiPriority="39" w:semiHidden="1" w:unhideWhenUsed="1"/>
+    <w:lsdException w:name="toc 7" w:uiPriority="39" w:semiHidden="1" w:unhideWhenUsed="1"/>
+    <w:lsdException w:name="toc 8" w:uiPriority="39" w:semiHidden="1" w:unhideWhenUsed="1"/>
+    <w:lsdException w:name="toc 9" w:uiPriority="39" w:semiHidden="1" w:unhideWhenUsed="1"/>
     <w:lsdException w:name="Normal Indent" w:semiHidden="1" w:unhideWhenUsed="1"/>
     <w:lsdException w:name="footnote text" w:semiHidden="1" w:unhideWhenUsed="1"/>
     <w:lsdException w:name="annotation text" w:semiHidden="1" w:unhideWhenUsed="1"/>
     <w:lsdException w:name="header" w:semiHidden="1" w:unhideWhenUsed="1"/>
     <w:lsdException w:name="footer" w:semiHidden="1" w:unhideWhenUsed="1"/>
     <w:lsdException w:name="index heading" w:semiHidden="1" w:unhideWhenUsed="1"/>
-    <w:lsdException w:name="caption" w:semiHidden="1" w:uiPriority="35" w:unhideWhenUsed="1" w:qFormat="1"/>
+    <w:lsdException w:name="caption" w:uiPriority="35" w:semiHidden="1" w:unhideWhenUsed="1" w:qFormat="1"/>
     <w:lsdException w:name="table of figures" w:semiHidden="1" w:unhideWhenUsed="1"/>
     <w:lsdException w:name="envelope address" w:semiHidden="1" w:unhideWhenUsed="1"/>
     <w:lsdException w:name="envelope return" w:semiHidden="1" w:unhideWhenUsed="1"/>
@@ -1184,7 +7364,7 @@
     <w:lsdException w:name="Title" w:uiPriority="10" w:qFormat="1"/>
     <w:lsdException w:name="Closing" w:semiHidden="1" w:unhideWhenUsed="1"/>
     <w:lsdException w:name="Signature" w:semiHidden="1" w:unhideWhenUsed="1"/>
-    <w:lsdException w:name="Default Paragraph Font" w:semiHidden="1" w:uiPriority="1" w:unhideWhenUsed="1"/>
+    <w:lsdException w:name="Default Paragraph Font" w:uiPriority="1" w:semiHidden="1" w:unhideWhenUsed="1"/>
     <w:lsdException w:name="Body Text" w:semiHidden="1" w:unhideWhenUsed="1"/>
     <w:lsdException w:name="Body Text Indent" w:semiHidden="1" w:unhideWhenUsed="1"/>
     <w:lsdException w:name="List Continue" w:semiHidden="1" w:unhideWhenUsed="1"/>
@@ -1384,8 +7564,8 @@
     <w:lsdException w:name="Subtle Reference" w:uiPriority="31" w:qFormat="1"/>
     <w:lsdException w:name="Intense Reference" w:uiPriority="32" w:qFormat="1"/>
     <w:lsdException w:name="Book Title" w:uiPriority="33" w:qFormat="1"/>
-    <w:lsdException w:name="Bibliography" w:semiHidden="1" w:uiPriority="37" w:unhideWhenUsed="1"/>
-    <w:lsdException w:name="TOC Heading" w:semiHidden="1" w:uiPriority="39" w:unhideWhenUsed="1" w:qFormat="1"/>
+    <w:lsdException w:name="Bibliography" w:uiPriority="37" w:semiHidden="1" w:unhideWhenUsed="1"/>
+    <w:lsdException w:name="TOC Heading" w:uiPriority="39" w:semiHidden="1" w:unhideWhenUsed="1" w:qFormat="1"/>
     <w:lsdException w:name="Plain Table 1" w:uiPriority="41"/>
     <w:lsdException w:name="Plain Table 2" w:uiPriority="42"/>
     <w:lsdException w:name="Plain Table 3" w:uiPriority="43"/>
@@ -1496,9 +7676,10 @@
     <w:lsdException w:name="Unresolved Mention" w:semiHidden="1" w:unhideWhenUsed="1"/>
     <w:lsdException w:name="Smart Link" w:semiHidden="1" w:unhideWhenUsed="1"/>
   </w:latentStyles>
-  <w:style w:type="paragraph" w:default="1" w:styleId="Normal">
+  <w:style w:type="paragraph" w:styleId="Normal" w:default="1">
     <w:name w:val="Normal"/>
     <w:qFormat/>
+    <w:rsid w:val="003C02FC"/>
   </w:style>
   <w:style w:type="paragraph" w:styleId="Heading1">
     <w:name w:val="heading 1"/>
@@ -1515,7 +7696,7 @@
       <w:outlineLvl w:val="0"/>
     </w:pPr>
     <w:rPr>
-      <w:rFonts w:asciiTheme="majorHAnsi" w:eastAsiaTheme="majorEastAsia" w:hAnsiTheme="majorHAnsi" w:cstheme="majorBidi"/>
+      <w:rFonts w:asciiTheme="majorHAnsi" w:hAnsiTheme="majorHAnsi" w:eastAsiaTheme="majorEastAsia" w:cstheme="majorBidi"/>
       <w:color w:val="0F4761" w:themeColor="accent1" w:themeShade="BF"/>
       <w:sz w:val="40"/>
       <w:szCs w:val="40"/>
@@ -1537,7 +7718,7 @@
       <w:outlineLvl w:val="1"/>
     </w:pPr>
     <w:rPr>
-      <w:rFonts w:asciiTheme="majorHAnsi" w:eastAsiaTheme="majorEastAsia" w:hAnsiTheme="majorHAnsi" w:cstheme="majorBidi"/>
+      <w:rFonts w:asciiTheme="majorHAnsi" w:hAnsiTheme="majorHAnsi" w:eastAsiaTheme="majorEastAsia" w:cstheme="majorBidi"/>
       <w:color w:val="0F4761" w:themeColor="accent1" w:themeShade="BF"/>
       <w:sz w:val="32"/>
       <w:szCs w:val="32"/>
@@ -1549,7 +7730,6 @@
     <w:next w:val="Normal"/>
     <w:link w:val="Heading3Char"/>
     <w:uiPriority w:val="9"/>
-    <w:semiHidden/>
     <w:unhideWhenUsed/>
     <w:qFormat/>
     <w:rsid w:val="00275E17"/>
@@ -1572,7 +7752,6 @@
     <w:next w:val="Normal"/>
     <w:link w:val="Heading4Char"/>
     <w:uiPriority w:val="9"/>
-    <w:semiHidden/>
     <w:unhideWhenUsed/>
     <w:qFormat/>
     <w:rsid w:val="00275E17"/>
@@ -1698,13 +7877,13 @@
       <w:color w:val="272727" w:themeColor="text1" w:themeTint="D8"/>
     </w:rPr>
   </w:style>
-  <w:style w:type="character" w:default="1" w:styleId="DefaultParagraphFont">
+  <w:style w:type="character" w:styleId="DefaultParagraphFont" w:default="1">
     <w:name w:val="Default Paragraph Font"/>
     <w:uiPriority w:val="1"/>
     <w:semiHidden/>
     <w:unhideWhenUsed/>
   </w:style>
-  <w:style w:type="table" w:default="1" w:styleId="TableNormal">
+  <w:style w:type="table" w:styleId="TableNormal" w:default="1">
     <w:name w:val="Normal Table"/>
     <w:uiPriority w:val="99"/>
     <w:semiHidden/>
@@ -1719,44 +7898,43 @@
       </w:tblCellMar>
     </w:tblPr>
   </w:style>
-  <w:style w:type="numbering" w:default="1" w:styleId="NoList">
+  <w:style w:type="numbering" w:styleId="NoList" w:default="1">
     <w:name w:val="No List"/>
     <w:uiPriority w:val="99"/>
     <w:semiHidden/>
     <w:unhideWhenUsed/>
   </w:style>
-  <w:style w:type="character" w:customStyle="1" w:styleId="Heading1Char">
+  <w:style w:type="character" w:styleId="Heading1Char" w:customStyle="1">
     <w:name w:val="Heading 1 Char"/>
     <w:basedOn w:val="DefaultParagraphFont"/>
     <w:link w:val="Heading1"/>
     <w:uiPriority w:val="9"/>
     <w:rsid w:val="00275E17"/>
     <w:rPr>
-      <w:rFonts w:asciiTheme="majorHAnsi" w:eastAsiaTheme="majorEastAsia" w:hAnsiTheme="majorHAnsi" w:cstheme="majorBidi"/>
+      <w:rFonts w:asciiTheme="majorHAnsi" w:hAnsiTheme="majorHAnsi" w:eastAsiaTheme="majorEastAsia" w:cstheme="majorBidi"/>
       <w:color w:val="0F4761" w:themeColor="accent1" w:themeShade="BF"/>
       <w:sz w:val="40"/>
       <w:szCs w:val="40"/>
     </w:rPr>
   </w:style>
-  <w:style w:type="character" w:customStyle="1" w:styleId="Heading2Char">
+  <w:style w:type="character" w:styleId="Heading2Char" w:customStyle="1">
     <w:name w:val="Heading 2 Char"/>
     <w:basedOn w:val="DefaultParagraphFont"/>
     <w:link w:val="Heading2"/>
     <w:uiPriority w:val="9"/>
     <w:rsid w:val="00275E17"/>
     <w:rPr>
-      <w:rFonts w:asciiTheme="majorHAnsi" w:eastAsiaTheme="majorEastAsia" w:hAnsiTheme="majorHAnsi" w:cstheme="majorBidi"/>
+      <w:rFonts w:asciiTheme="majorHAnsi" w:hAnsiTheme="majorHAnsi" w:eastAsiaTheme="majorEastAsia" w:cstheme="majorBidi"/>
       <w:color w:val="0F4761" w:themeColor="accent1" w:themeShade="BF"/>
       <w:sz w:val="32"/>
       <w:szCs w:val="32"/>
     </w:rPr>
   </w:style>
-  <w:style w:type="character" w:customStyle="1" w:styleId="Heading3Char">
+  <w:style w:type="character" w:styleId="Heading3Char" w:customStyle="1">
     <w:name w:val="Heading 3 Char"/>
     <w:basedOn w:val="DefaultParagraphFont"/>
     <w:link w:val="Heading3"/>
     <w:uiPriority w:val="9"/>
-    <w:semiHidden/>
     <w:rsid w:val="00275E17"/>
     <w:rPr>
       <w:rFonts w:eastAsiaTheme="majorEastAsia" w:cstheme="majorBidi"/>
@@ -1765,12 +7943,11 @@
       <w:szCs w:val="28"/>
     </w:rPr>
   </w:style>
-  <w:style w:type="character" w:customStyle="1" w:styleId="Heading4Char">
+  <w:style w:type="character" w:styleId="Heading4Char" w:customStyle="1">
     <w:name w:val="Heading 4 Char"/>
     <w:basedOn w:val="DefaultParagraphFont"/>
     <w:link w:val="Heading4"/>
     <w:uiPriority w:val="9"/>
-    <w:semiHidden/>
     <w:rsid w:val="00275E17"/>
     <w:rPr>
       <w:rFonts w:eastAsiaTheme="majorEastAsia" w:cstheme="majorBidi"/>
@@ -1779,7 +7956,7 @@
       <w:color w:val="0F4761" w:themeColor="accent1" w:themeShade="BF"/>
     </w:rPr>
   </w:style>
-  <w:style w:type="character" w:customStyle="1" w:styleId="Heading5Char">
+  <w:style w:type="character" w:styleId="Heading5Char" w:customStyle="1">
     <w:name w:val="Heading 5 Char"/>
     <w:basedOn w:val="DefaultParagraphFont"/>
     <w:link w:val="Heading5"/>
@@ -1791,7 +7968,7 @@
       <w:color w:val="0F4761" w:themeColor="accent1" w:themeShade="BF"/>
     </w:rPr>
   </w:style>
-  <w:style w:type="character" w:customStyle="1" w:styleId="Heading6Char">
+  <w:style w:type="character" w:styleId="Heading6Char" w:customStyle="1">
     <w:name w:val="Heading 6 Char"/>
     <w:basedOn w:val="DefaultParagraphFont"/>
     <w:link w:val="Heading6"/>
@@ -1805,7 +7982,7 @@
       <w:color w:val="595959" w:themeColor="text1" w:themeTint="A6"/>
     </w:rPr>
   </w:style>
-  <w:style w:type="character" w:customStyle="1" w:styleId="Heading7Char">
+  <w:style w:type="character" w:styleId="Heading7Char" w:customStyle="1">
     <w:name w:val="Heading 7 Char"/>
     <w:basedOn w:val="DefaultParagraphFont"/>
     <w:link w:val="Heading7"/>
@@ -1817,7 +7994,7 @@
       <w:color w:val="595959" w:themeColor="text1" w:themeTint="A6"/>
     </w:rPr>
   </w:style>
-  <w:style w:type="character" w:customStyle="1" w:styleId="Heading8Char">
+  <w:style w:type="character" w:styleId="Heading8Char" w:customStyle="1">
     <w:name w:val="Heading 8 Char"/>
     <w:basedOn w:val="DefaultParagraphFont"/>
     <w:link w:val="Heading8"/>
@@ -1831,7 +8008,7 @@
       <w:color w:val="272727" w:themeColor="text1" w:themeTint="D8"/>
     </w:rPr>
   </w:style>
-  <w:style w:type="character" w:customStyle="1" w:styleId="Heading9Char">
+  <w:style w:type="character" w:styleId="Heading9Char" w:customStyle="1">
     <w:name w:val="Heading 9 Char"/>
     <w:basedOn w:val="DefaultParagraphFont"/>
     <w:link w:val="Heading9"/>
@@ -1856,21 +8033,21 @@
       <w:contextualSpacing/>
     </w:pPr>
     <w:rPr>
-      <w:rFonts w:asciiTheme="majorHAnsi" w:eastAsiaTheme="majorEastAsia" w:hAnsiTheme="majorHAnsi" w:cstheme="majorBidi"/>
+      <w:rFonts w:asciiTheme="majorHAnsi" w:hAnsiTheme="majorHAnsi" w:eastAsiaTheme="majorEastAsia" w:cstheme="majorBidi"/>
       <w:spacing w:val="-10"/>
       <w:kern w:val="28"/>
       <w:sz w:val="56"/>
       <w:szCs w:val="56"/>
     </w:rPr>
   </w:style>
-  <w:style w:type="character" w:customStyle="1" w:styleId="TitleChar">
+  <w:style w:type="character" w:styleId="TitleChar" w:customStyle="1">
     <w:name w:val="Title Char"/>
     <w:basedOn w:val="DefaultParagraphFont"/>
     <w:link w:val="Title"/>
     <w:uiPriority w:val="10"/>
     <w:rsid w:val="00275E17"/>
     <w:rPr>
-      <w:rFonts w:asciiTheme="majorHAnsi" w:eastAsiaTheme="majorEastAsia" w:hAnsiTheme="majorHAnsi" w:cstheme="majorBidi"/>
+      <w:rFonts w:asciiTheme="majorHAnsi" w:hAnsiTheme="majorHAnsi" w:eastAsiaTheme="majorEastAsia" w:cstheme="majorBidi"/>
       <w:spacing w:val="-10"/>
       <w:kern w:val="28"/>
       <w:sz w:val="56"/>
@@ -1898,7 +8075,7 @@
       <w:szCs w:val="28"/>
     </w:rPr>
   </w:style>
-  <w:style w:type="character" w:customStyle="1" w:styleId="SubtitleChar">
+  <w:style w:type="character" w:styleId="SubtitleChar" w:customStyle="1">
     <w:name w:val="Subtitle Char"/>
     <w:basedOn w:val="DefaultParagraphFont"/>
     <w:link w:val="Subtitle"/>
@@ -1930,7 +8107,7 @@
       <w:color w:val="404040" w:themeColor="text1" w:themeTint="BF"/>
     </w:rPr>
   </w:style>
-  <w:style w:type="character" w:customStyle="1" w:styleId="QuoteChar">
+  <w:style w:type="character" w:styleId="QuoteChar" w:customStyle="1">
     <w:name w:val="Quote Char"/>
     <w:basedOn w:val="DefaultParagraphFont"/>
     <w:link w:val="Quote"/>
@@ -1975,8 +8152,8 @@
     <w:rsid w:val="00275E17"/>
     <w:pPr>
       <w:pBdr>
-        <w:top w:val="single" w:sz="4" w:space="10" w:color="0F4761" w:themeColor="accent1" w:themeShade="BF"/>
-        <w:bottom w:val="single" w:sz="4" w:space="10" w:color="0F4761" w:themeColor="accent1" w:themeShade="BF"/>
+        <w:top w:val="single" w:color="0F4761" w:themeColor="accent1" w:themeShade="BF" w:sz="4" w:space="10"/>
+        <w:bottom w:val="single" w:color="0F4761" w:themeColor="accent1" w:themeShade="BF" w:sz="4" w:space="10"/>
       </w:pBdr>
       <w:spacing w:before="360" w:after="360"/>
       <w:ind w:left="864" w:right="864"/>
@@ -1988,7 +8165,7 @@
       <w:color w:val="0F4761" w:themeColor="accent1" w:themeShade="BF"/>
     </w:rPr>
   </w:style>
-  <w:style w:type="character" w:customStyle="1" w:styleId="IntenseQuoteChar">
+  <w:style w:type="character" w:styleId="IntenseQuoteChar" w:customStyle="1">
     <w:name w:val="Intense Quote Char"/>
     <w:basedOn w:val="DefaultParagraphFont"/>
     <w:link w:val="IntenseQuote"/>
@@ -2027,11 +8204,123 @@
       <w:contextualSpacing/>
     </w:pPr>
   </w:style>
+  <w:style w:type="character" w:styleId="Hyperlink">
+    <w:name w:val="Hyperlink"/>
+    <w:basedOn w:val="DefaultParagraphFont"/>
+    <w:uiPriority w:val="99"/>
+    <w:unhideWhenUsed/>
+    <w:rsid w:val="008D787F"/>
+    <w:rPr>
+      <w:color w:val="467886" w:themeColor="hyperlink"/>
+      <w:u w:val="single"/>
+    </w:rPr>
+  </w:style>
+  <w:style w:type="character" w:styleId="UnresolvedMention">
+    <w:name w:val="Unresolved Mention"/>
+    <w:basedOn w:val="DefaultParagraphFont"/>
+    <w:uiPriority w:val="99"/>
+    <w:semiHidden/>
+    <w:unhideWhenUsed/>
+    <w:rsid w:val="008D787F"/>
+    <w:rPr>
+      <w:color w:val="605E5C"/>
+      <w:shd w:val="clear" w:color="auto" w:fill="E1DFDD"/>
+    </w:rPr>
+  </w:style>
+  <w:style w:type="character" w:styleId="FollowedHyperlink">
+    <w:name w:val="FollowedHyperlink"/>
+    <w:basedOn w:val="DefaultParagraphFont"/>
+    <w:uiPriority w:val="99"/>
+    <w:semiHidden/>
+    <w:unhideWhenUsed/>
+    <w:rsid w:val="00E84339"/>
+    <w:rPr>
+      <w:color w:val="96607D" w:themeColor="followedHyperlink"/>
+      <w:u w:val="single"/>
+    </w:rPr>
+  </w:style>
+  <w:style w:type="table" w:styleId="TableGrid">
+    <w:name w:val="Table Grid"/>
+    <w:basedOn w:val="TableNormal"/>
+    <w:uiPriority w:val="39"/>
+    <w:rsid w:val="003A57B4"/>
+    <w:pPr>
+      <w:spacing w:after="0" w:line="240" w:lineRule="auto"/>
+    </w:pPr>
+    <w:tblPr>
+      <w:tblBorders>
+        <w:top w:val="single" w:color="auto" w:sz="4" w:space="0"/>
+        <w:left w:val="single" w:color="auto" w:sz="4" w:space="0"/>
+        <w:bottom w:val="single" w:color="auto" w:sz="4" w:space="0"/>
+        <w:right w:val="single" w:color="auto" w:sz="4" w:space="0"/>
+        <w:insideH w:val="single" w:color="auto" w:sz="4" w:space="0"/>
+        <w:insideV w:val="single" w:color="auto" w:sz="4" w:space="0"/>
+      </w:tblBorders>
+    </w:tblPr>
+  </w:style>
+  <w:style w:type="paragraph" w:styleId="ListNumber">
+    <w:name w:val="List Number"/>
+    <w:basedOn w:val="Normal"/>
+    <w:uiPriority w:val="99"/>
+    <w:unhideWhenUsed/>
+    <w:rsid w:val="003E4ABA"/>
+    <w:pPr>
+      <w:numPr>
+        <w:numId w:val="7"/>
+      </w:numPr>
+      <w:contextualSpacing/>
+    </w:pPr>
+  </w:style>
+  <w:style w:type="paragraph" w:styleId="TOCHeading">
+    <w:name w:val="TOC Heading"/>
+    <w:basedOn w:val="Heading1"/>
+    <w:next w:val="Normal"/>
+    <w:uiPriority w:val="39"/>
+    <w:unhideWhenUsed/>
+    <w:qFormat/>
+    <w:rsid w:val="00C17692"/>
+    <w:pPr>
+      <w:spacing w:before="240" w:after="0" w:line="259" w:lineRule="auto"/>
+      <w:outlineLvl w:val="9"/>
+    </w:pPr>
+    <w:rPr>
+      <w:kern w:val="0"/>
+      <w:sz w:val="32"/>
+      <w:szCs w:val="32"/>
+      <w:lang w:val="en-US"/>
+      <w14:ligatures w14:val="none"/>
+    </w:rPr>
+  </w:style>
+  <w:style w:type="paragraph" w:styleId="TOC1">
+    <w:name w:val="toc 1"/>
+    <w:basedOn w:val="Normal"/>
+    <w:next w:val="Normal"/>
+    <w:autoRedefine/>
+    <w:uiPriority w:val="39"/>
+    <w:unhideWhenUsed/>
+    <w:rsid w:val="00C17692"/>
+    <w:pPr>
+      <w:spacing w:after="100"/>
+    </w:pPr>
+  </w:style>
+  <w:style w:type="paragraph" w:styleId="TOC3">
+    <w:name w:val="toc 3"/>
+    <w:basedOn w:val="Normal"/>
+    <w:next w:val="Normal"/>
+    <w:autoRedefine/>
+    <w:uiPriority w:val="39"/>
+    <w:unhideWhenUsed/>
+    <w:rsid w:val="00C17692"/>
+    <w:pPr>
+      <w:spacing w:after="100"/>
+      <w:ind w:left="480"/>
+    </w:pPr>
+  </w:style>
 </w:styles>
 </file>
 
 <file path=word/theme/theme1.xml><?xml version="1.0" encoding="utf-8"?>
-<a:theme xmlns:a="http://schemas.openxmlformats.org/drawingml/2006/main" name="Office Theme">
+<a:theme xmlns:a="http://schemas.openxmlformats.org/drawingml/2006/main" xmlns:thm15="http://schemas.microsoft.com/office/thememl/2012/main" name="Office Theme">
   <a:themeElements>
     <a:clrScheme name="Office">
       <a:dk1>
@@ -2325,6 +8614,18 @@
 </a:theme>
 </file>
 
+<file path=customXml/item1.xml><?xml version="1.0" encoding="utf-8"?>
+<b:Sources xmlns:b="http://schemas.openxmlformats.org/officeDocument/2006/bibliography" xmlns="http://schemas.openxmlformats.org/officeDocument/2006/bibliography" SelectedStyle="\APASixthEditionOfficeOnline.xsl" StyleName="APA" Version="6"/>
+</file>
+
+<file path=customXml/itemProps1.xml><?xml version="1.0" encoding="utf-8"?>
+<ds:datastoreItem xmlns:ds="http://schemas.openxmlformats.org/officeDocument/2006/customXml" ds:itemID="{3E20A358-1D42-4C3B-A47A-51BEE150AE7D}">
+  <ds:schemaRefs>
+    <ds:schemaRef ds:uri="http://schemas.openxmlformats.org/officeDocument/2006/bibliography"/>
+  </ds:schemaRefs>
+</ds:datastoreItem>
+</file>
+
 <file path=docMetadata/LabelInfo.xml><?xml version="1.0" encoding="utf-8"?>
 <clbl:labelList xmlns:clbl="http://schemas.microsoft.com/office/2020/mipLabelMetadata">
   <clbl:label id="{a3927f91-cda1-4696-af89-8c9f1ceffa91}" enabled="0" method="" siteId="{a3927f91-cda1-4696-af89-8c9f1ceffa91}" removed="1"/>
